--- a/SecureCode_Project_Report.docx
+++ b/SecureCode_Project_Report.docx
@@ -4,44 +4,44 @@
   <w:body>
     <w:p>
       <w:pPr>
-        <w:spacing w:before="720" w:after="160"/>
+        <w:spacing w:before="720" w:after="120"/>
         <w:jc w:val="center"/>
       </w:pPr>
       <w:r>
         <w:rPr>
           <w:rFonts w:ascii="Arial" w:hAnsi="Arial"/>
           <w:b/>
-          <w:color w:val="1E3A8A"/>
-          <w:sz w:val="64"/>
+          <w:color w:val="1B365D"/>
+          <w:sz w:val="52"/>
         </w:rPr>
         <w:t>SecureCode</w:t>
       </w:r>
     </w:p>
     <w:p>
       <w:pPr>
-        <w:spacing w:before="0" w:after="360"/>
+        <w:spacing w:before="0" w:after="480"/>
         <w:jc w:val="center"/>
       </w:pPr>
       <w:r>
         <w:rPr>
           <w:rFonts w:ascii="Arial" w:hAnsi="Arial"/>
           <w:i/>
-          <w:color w:val="3B82F6"/>
-          <w:sz w:val="26"/>
+          <w:color w:val="334155"/>
+          <w:sz w:val="24"/>
         </w:rPr>
-        <w:t>Zero-Hosting Automated CI/CD Security Scanner &amp; AI Remediation Platform</w:t>
+        <w:t>Zero-Hosting Automated CI/CD Security Scanner &amp; AI-Powered Remediation Platform</w:t>
       </w:r>
     </w:p>
     <w:p>
       <w:pPr>
-        <w:spacing w:after="480"/>
+        <w:spacing w:after="360"/>
         <w:jc w:val="center"/>
       </w:pPr>
       <w:r>
         <w:rPr>
-          <w:color w:val="3B82F6"/>
+          <w:color w:val="334155"/>
         </w:rPr>
-        <w:t>—————————————————————————————————————————————</w:t>
+        <w:t>-----------------------------------------------------------------</w:t>
       </w:r>
     </w:p>
     <w:tbl>
@@ -58,13 +58,13 @@
       <w:tr>
         <w:tc>
           <w:tcPr>
-            <w:tcW w:type="dxa" w:w="3168"/>
-            <w:shd w:fill="1E3A8A"/>
+            <w:tcW w:type="dxa" w:w="3024"/>
+            <w:shd w:fill="1B365D"/>
             <w:tcMar>
-              <w:top w:w="180" w:type="dxa"/>
-              <w:bottom w:w="180" w:type="dxa"/>
-              <w:left w:w="180" w:type="dxa"/>
-              <w:right w:w="180" w:type="dxa"/>
+              <w:top w:w="140" w:type="dxa"/>
+              <w:bottom w:w="140" w:type="dxa"/>
+              <w:left w:w="140" w:type="dxa"/>
+              <w:right w:w="140" w:type="dxa"/>
             </w:tcMar>
           </w:tcPr>
           <w:p>
@@ -77,21 +77,21 @@
                 <w:rFonts w:ascii="Arial" w:hAnsi="Arial"/>
                 <w:b/>
                 <w:color w:val="FFFFFF"/>
-                <w:sz w:val="20"/>
+                <w:sz w:val="19"/>
               </w:rPr>
-              <w:t>Project Contributor</w:t>
+              <w:t>Team Member</w:t>
             </w:r>
           </w:p>
         </w:tc>
         <w:tc>
           <w:tcPr>
-            <w:tcW w:type="dxa" w:w="3024"/>
-            <w:shd w:fill="1E3A8A"/>
+            <w:tcW w:type="dxa" w:w="2880"/>
+            <w:shd w:fill="1B365D"/>
             <w:tcMar>
-              <w:top w:w="180" w:type="dxa"/>
-              <w:bottom w:w="180" w:type="dxa"/>
-              <w:left w:w="180" w:type="dxa"/>
-              <w:right w:w="180" w:type="dxa"/>
+              <w:top w:w="140" w:type="dxa"/>
+              <w:bottom w:w="140" w:type="dxa"/>
+              <w:left w:w="140" w:type="dxa"/>
+              <w:right w:w="140" w:type="dxa"/>
             </w:tcMar>
           </w:tcPr>
           <w:p>
@@ -104,21 +104,21 @@
                 <w:rFonts w:ascii="Arial" w:hAnsi="Arial"/>
                 <w:b/>
                 <w:color w:val="FFFFFF"/>
-                <w:sz w:val="20"/>
+                <w:sz w:val="19"/>
               </w:rPr>
-              <w:t>Student PRN</w:t>
+              <w:t>PRN Number</w:t>
             </w:r>
           </w:p>
         </w:tc>
         <w:tc>
           <w:tcPr>
-            <w:tcW w:type="dxa" w:w="3168"/>
-            <w:shd w:fill="1E3A8A"/>
+            <w:tcW w:type="dxa" w:w="3456"/>
+            <w:shd w:fill="1B365D"/>
             <w:tcMar>
-              <w:top w:w="180" w:type="dxa"/>
-              <w:bottom w:w="180" w:type="dxa"/>
-              <w:left w:w="180" w:type="dxa"/>
-              <w:right w:w="180" w:type="dxa"/>
+              <w:top w:w="140" w:type="dxa"/>
+              <w:bottom w:w="140" w:type="dxa"/>
+              <w:left w:w="140" w:type="dxa"/>
+              <w:right w:w="140" w:type="dxa"/>
             </w:tcMar>
           </w:tcPr>
           <w:p>
@@ -131,9 +131,9 @@
                 <w:rFonts w:ascii="Arial" w:hAnsi="Arial"/>
                 <w:b/>
                 <w:color w:val="FFFFFF"/>
-                <w:sz w:val="20"/>
+                <w:sz w:val="19"/>
               </w:rPr>
-              <w:t>Key Architectural Focus</w:t>
+              <w:t>Core Area of Ownership</w:t>
             </w:r>
           </w:p>
         </w:tc>
@@ -201,13 +201,13 @@
       <w:tr>
         <w:tc>
           <w:tcPr>
-            <w:tcW w:type="dxa" w:w="3168"/>
+            <w:tcW w:type="dxa" w:w="3024"/>
             <w:shd w:fill="FFFFFF"/>
             <w:tcMar>
-              <w:top w:w="140" w:type="dxa"/>
-              <w:bottom w:w="140" w:type="dxa"/>
-              <w:left w:w="180" w:type="dxa"/>
-              <w:right w:w="180" w:type="dxa"/>
+              <w:top w:w="100" w:type="dxa"/>
+              <w:bottom w:w="100" w:type="dxa"/>
+              <w:left w:w="140" w:type="dxa"/>
+              <w:right w:w="140" w:type="dxa"/>
             </w:tcMar>
             <w:tcBorders>
               <w:top w:val="none"/>
@@ -225,8 +225,8 @@
               <w:rPr>
                 <w:rFonts w:ascii="Arial" w:hAnsi="Arial"/>
                 <w:b/>
-                <w:color w:val="1F2937"/>
-                <w:sz w:val="19"/>
+                <w:color w:val="1E293B"/>
+                <w:sz w:val="18"/>
               </w:rPr>
               <w:t>Shlok Garg</w:t>
             </w:r>
@@ -234,13 +234,13 @@
         </w:tc>
         <w:tc>
           <w:tcPr>
-            <w:tcW w:type="dxa" w:w="3024"/>
+            <w:tcW w:type="dxa" w:w="2880"/>
             <w:shd w:fill="FFFFFF"/>
             <w:tcMar>
-              <w:top w:w="140" w:type="dxa"/>
-              <w:bottom w:w="140" w:type="dxa"/>
-              <w:left w:w="180" w:type="dxa"/>
-              <w:right w:w="180" w:type="dxa"/>
+              <w:top w:w="100" w:type="dxa"/>
+              <w:bottom w:w="100" w:type="dxa"/>
+              <w:left w:w="140" w:type="dxa"/>
+              <w:right w:w="140" w:type="dxa"/>
             </w:tcMar>
             <w:tcBorders>
               <w:top w:val="none"/>
@@ -257,8 +257,8 @@
             <w:r>
               <w:rPr>
                 <w:rFonts w:ascii="Arial" w:hAnsi="Arial"/>
-                <w:color w:val="1F2937"/>
-                <w:sz w:val="19"/>
+                <w:color w:val="1E293B"/>
+                <w:sz w:val="18"/>
               </w:rPr>
               <w:t>24070122187</w:t>
             </w:r>
@@ -266,13 +266,13 @@
         </w:tc>
         <w:tc>
           <w:tcPr>
-            <w:tcW w:type="dxa" w:w="3168"/>
+            <w:tcW w:type="dxa" w:w="3456"/>
             <w:shd w:fill="FFFFFF"/>
             <w:tcMar>
-              <w:top w:w="140" w:type="dxa"/>
-              <w:bottom w:w="140" w:type="dxa"/>
-              <w:left w:w="180" w:type="dxa"/>
-              <w:right w:w="180" w:type="dxa"/>
+              <w:top w:w="100" w:type="dxa"/>
+              <w:bottom w:w="100" w:type="dxa"/>
+              <w:left w:w="140" w:type="dxa"/>
+              <w:right w:w="140" w:type="dxa"/>
             </w:tcMar>
             <w:tcBorders>
               <w:top w:val="none"/>
@@ -289,8 +289,8 @@
             <w:r>
               <w:rPr>
                 <w:rFonts w:ascii="Arial" w:hAnsi="Arial"/>
-                <w:color w:val="1F2937"/>
-                <w:sz w:val="19"/>
+                <w:color w:val="1E293B"/>
+                <w:sz w:val="18"/>
               </w:rPr>
               <w:t>CI/CD Action, SARIF &amp; GitHub UI</w:t>
             </w:r>
@@ -300,13 +300,13 @@
       <w:tr>
         <w:tc>
           <w:tcPr>
-            <w:tcW w:type="dxa" w:w="3168"/>
+            <w:tcW w:type="dxa" w:w="3024"/>
             <w:shd w:fill="F8FAFC"/>
             <w:tcMar>
-              <w:top w:w="140" w:type="dxa"/>
-              <w:bottom w:w="140" w:type="dxa"/>
-              <w:left w:w="180" w:type="dxa"/>
-              <w:right w:w="180" w:type="dxa"/>
+              <w:top w:w="100" w:type="dxa"/>
+              <w:bottom w:w="100" w:type="dxa"/>
+              <w:left w:w="140" w:type="dxa"/>
+              <w:right w:w="140" w:type="dxa"/>
             </w:tcMar>
             <w:tcBorders>
               <w:top w:val="none"/>
@@ -324,8 +324,8 @@
               <w:rPr>
                 <w:rFonts w:ascii="Arial" w:hAnsi="Arial"/>
                 <w:b/>
-                <w:color w:val="1F2937"/>
-                <w:sz w:val="19"/>
+                <w:color w:val="1E293B"/>
+                <w:sz w:val="18"/>
               </w:rPr>
               <w:t>Shashank Tai</w:t>
             </w:r>
@@ -333,13 +333,13 @@
         </w:tc>
         <w:tc>
           <w:tcPr>
-            <w:tcW w:type="dxa" w:w="3024"/>
+            <w:tcW w:type="dxa" w:w="2880"/>
             <w:shd w:fill="F8FAFC"/>
             <w:tcMar>
-              <w:top w:w="140" w:type="dxa"/>
-              <w:bottom w:w="140" w:type="dxa"/>
-              <w:left w:w="180" w:type="dxa"/>
-              <w:right w:w="180" w:type="dxa"/>
+              <w:top w:w="100" w:type="dxa"/>
+              <w:bottom w:w="100" w:type="dxa"/>
+              <w:left w:w="140" w:type="dxa"/>
+              <w:right w:w="140" w:type="dxa"/>
             </w:tcMar>
             <w:tcBorders>
               <w:top w:val="none"/>
@@ -356,8 +356,8 @@
             <w:r>
               <w:rPr>
                 <w:rFonts w:ascii="Arial" w:hAnsi="Arial"/>
-                <w:color w:val="1F2937"/>
-                <w:sz w:val="19"/>
+                <w:color w:val="1E293B"/>
+                <w:sz w:val="18"/>
               </w:rPr>
               <w:t>24070122181</w:t>
             </w:r>
@@ -365,13 +365,13 @@
         </w:tc>
         <w:tc>
           <w:tcPr>
-            <w:tcW w:type="dxa" w:w="3168"/>
+            <w:tcW w:type="dxa" w:w="3456"/>
             <w:shd w:fill="F8FAFC"/>
             <w:tcMar>
-              <w:top w:w="140" w:type="dxa"/>
-              <w:bottom w:w="140" w:type="dxa"/>
-              <w:left w:w="180" w:type="dxa"/>
-              <w:right w:w="180" w:type="dxa"/>
+              <w:top w:w="100" w:type="dxa"/>
+              <w:bottom w:w="100" w:type="dxa"/>
+              <w:left w:w="140" w:type="dxa"/>
+              <w:right w:w="140" w:type="dxa"/>
             </w:tcMar>
             <w:tcBorders>
               <w:top w:val="none"/>
@@ -388,8 +388,8 @@
             <w:r>
               <w:rPr>
                 <w:rFonts w:ascii="Arial" w:hAnsi="Arial"/>
-                <w:color w:val="1F2937"/>
-                <w:sz w:val="19"/>
+                <w:color w:val="1E293B"/>
+                <w:sz w:val="18"/>
               </w:rPr>
               <w:t>Static Analysis, Rules &amp; Secret Engine</w:t>
             </w:r>
@@ -399,13 +399,13 @@
       <w:tr>
         <w:tc>
           <w:tcPr>
-            <w:tcW w:type="dxa" w:w="3168"/>
+            <w:tcW w:type="dxa" w:w="3024"/>
             <w:shd w:fill="FFFFFF"/>
             <w:tcMar>
-              <w:top w:w="140" w:type="dxa"/>
-              <w:bottom w:w="140" w:type="dxa"/>
-              <w:left w:w="180" w:type="dxa"/>
-              <w:right w:w="180" w:type="dxa"/>
+              <w:top w:w="100" w:type="dxa"/>
+              <w:bottom w:w="100" w:type="dxa"/>
+              <w:left w:w="140" w:type="dxa"/>
+              <w:right w:w="140" w:type="dxa"/>
             </w:tcMar>
             <w:tcBorders>
               <w:top w:val="none"/>
@@ -423,8 +423,8 @@
               <w:rPr>
                 <w:rFonts w:ascii="Arial" w:hAnsi="Arial"/>
                 <w:b/>
-                <w:color w:val="1F2937"/>
-                <w:sz w:val="19"/>
+                <w:color w:val="1E293B"/>
+                <w:sz w:val="18"/>
               </w:rPr>
               <w:t>Sayantan Nandi</w:t>
             </w:r>
@@ -432,13 +432,13 @@
         </w:tc>
         <w:tc>
           <w:tcPr>
-            <w:tcW w:type="dxa" w:w="3024"/>
+            <w:tcW w:type="dxa" w:w="2880"/>
             <w:shd w:fill="FFFFFF"/>
             <w:tcMar>
-              <w:top w:w="140" w:type="dxa"/>
-              <w:bottom w:w="140" w:type="dxa"/>
-              <w:left w:w="180" w:type="dxa"/>
-              <w:right w:w="180" w:type="dxa"/>
+              <w:top w:w="100" w:type="dxa"/>
+              <w:bottom w:w="100" w:type="dxa"/>
+              <w:left w:w="140" w:type="dxa"/>
+              <w:right w:w="140" w:type="dxa"/>
             </w:tcMar>
             <w:tcBorders>
               <w:top w:val="none"/>
@@ -455,8 +455,8 @@
             <w:r>
               <w:rPr>
                 <w:rFonts w:ascii="Arial" w:hAnsi="Arial"/>
-                <w:color w:val="1F2937"/>
-                <w:sz w:val="19"/>
+                <w:color w:val="1E293B"/>
+                <w:sz w:val="18"/>
               </w:rPr>
               <w:t>24070122176</w:t>
             </w:r>
@@ -464,13 +464,13 @@
         </w:tc>
         <w:tc>
           <w:tcPr>
-            <w:tcW w:type="dxa" w:w="3168"/>
+            <w:tcW w:type="dxa" w:w="3456"/>
             <w:shd w:fill="FFFFFF"/>
             <w:tcMar>
-              <w:top w:w="140" w:type="dxa"/>
-              <w:bottom w:w="140" w:type="dxa"/>
-              <w:left w:w="180" w:type="dxa"/>
-              <w:right w:w="180" w:type="dxa"/>
+              <w:top w:w="100" w:type="dxa"/>
+              <w:bottom w:w="100" w:type="dxa"/>
+              <w:left w:w="140" w:type="dxa"/>
+              <w:right w:w="140" w:type="dxa"/>
             </w:tcMar>
             <w:tcBorders>
               <w:top w:val="none"/>
@@ -487,8 +487,8 @@
             <w:r>
               <w:rPr>
                 <w:rFonts w:ascii="Arial" w:hAnsi="Arial"/>
-                <w:color w:val="1F2937"/>
-                <w:sz w:val="19"/>
+                <w:color w:val="1E293B"/>
+                <w:sz w:val="18"/>
               </w:rPr>
               <w:t>Hybrid AI Engine, Redaction &amp; Git Patch</w:t>
             </w:r>
@@ -498,66 +498,21 @@
     </w:tbl>
     <w:p>
       <w:pPr>
-        <w:spacing w:before="240" w:after="360"/>
+        <w:spacing w:before="240" w:after="240"/>
       </w:pPr>
     </w:p>
-    <w:tbl>
-      <w:tblPr>
-        <w:tblW w:type="auto" w:w="0"/>
-        <w:jc w:val="center"/>
-        <w:tblLook w:firstColumn="1" w:firstRow="1" w:lastColumn="0" w:lastRow="0" w:noHBand="0" w:noVBand="1" w:val="04A0"/>
-      </w:tblPr>
-      <w:tblGrid>
-        <w:gridCol w:w="9360"/>
-      </w:tblGrid>
-      <w:tr>
-        <w:tc>
-          <w:tcPr>
-            <w:tcW w:type="dxa" w:w="9360"/>
-            <w:shd w:fill="F1F5F9"/>
-            <w:tcMar>
-              <w:top w:w="180" w:type="dxa"/>
-              <w:bottom w:w="180" w:type="dxa"/>
-              <w:left w:w="240" w:type="dxa"/>
-              <w:right w:w="200" w:type="dxa"/>
-            </w:tcMar>
-            <w:tcBorders>
-              <w:top w:val="none"/>
-              <w:bottom w:val="none"/>
-              <w:left w:val="single" w:sz="36" w:space="0" w:color="1E3A8A"/>
-              <w:right w:val="none"/>
-            </w:tcBorders>
-          </w:tcPr>
-          <w:p>
-            <w:pPr>
-              <w:spacing w:before="0" w:after="80"/>
-            </w:pPr>
-            <w:r>
-              <w:rPr>
-                <w:rFonts w:ascii="Arial" w:hAnsi="Arial"/>
-                <w:b/>
-                <w:color w:val="1E3A8A"/>
-                <w:sz w:val="21"/>
-              </w:rPr>
-              <w:t>🛡️ Project Executive Mission</w:t>
-              <w:br/>
-            </w:r>
-            <w:r>
-              <w:rPr>
-                <w:rFonts w:ascii="Arial" w:hAnsi="Arial"/>
-                <w:color w:val="1F2937"/>
-                <w:sz w:val="19"/>
-              </w:rPr>
-              <w:t>SecureCode bridges the gap between static code security and developer developer velocity. By leveraging zero-hosting GitHub Actions composite architecture, privacy-preserving secret redaction, and Groq LPU-accelerated AI models, SecureCode automatically scans code on every push, maps native security alerts in GitHub Code Scanning, and delivers ready-to-apply unified Git patch artifacts.</w:t>
-            </w:r>
-          </w:p>
-        </w:tc>
-      </w:tr>
-    </w:tbl>
     <w:p>
       <w:pPr>
-        <w:spacing w:before="0" w:after="120"/>
+        <w:spacing w:before="0" w:after="120" w:line="276" w:lineRule="auto"/>
       </w:pPr>
+      <w:r>
+        <w:rPr>
+          <w:rFonts w:ascii="Arial" w:hAnsi="Arial"/>
+          <w:color w:val="1E293B"/>
+          <w:sz w:val="19"/>
+        </w:rPr>
+        <w:t>Abstract: SecureCode is an automated application security platform designed to address the high hosting costs, complex configuration, and developer burnout associated with traditional static analysis tools. Built as a lightweight GitHub Actions composite action, SecureCode scans code repositories on every commit and pull request with zero dedicated server infrastructure. It unites Semgrep Abstract Syntax Tree (AST) static analysis, Gitleaks high-entropy secret detection, privacy-preserving credential redaction, and Groq Language Processing Unit (LPU) artificial intelligence. The platform delivers three actionable outputs: an OASIS SARIF v2.1.0 report uploaded directly to GitHub's native Security tab, an executive dashboard inside GitHub Actions Step Summary, and a downloadable, unified Git remediation patch ('remediation.patch') that developers can apply instantly using 'git apply'.</w:t>
+      </w:r>
     </w:p>
     <w:p>
       <w:r>
@@ -573,38 +528,51 @@
         <w:rPr>
           <w:rFonts w:ascii="Arial" w:hAnsi="Arial"/>
           <w:b/>
-          <w:color w:val="1E3A8A"/>
-          <w:sz w:val="32"/>
+          <w:color w:val="1B365D"/>
+          <w:sz w:val="28"/>
         </w:rPr>
-        <w:t>1. Executive Summary &amp; Problem Statement</w:t>
+        <w:t>1. Introduction and Problem Background</w:t>
       </w:r>
     </w:p>
     <w:p>
       <w:pPr>
-        <w:spacing w:before="0" w:after="120" w:line="288" w:lineRule="auto"/>
+        <w:spacing w:before="0" w:after="120" w:line="276" w:lineRule="auto"/>
       </w:pPr>
       <w:r>
         <w:rPr>
           <w:rFonts w:ascii="Arial" w:hAnsi="Arial"/>
-          <w:color w:val="1F2937"/>
-          <w:sz w:val="20"/>
+          <w:color w:val="1E293B"/>
+          <w:sz w:val="19"/>
         </w:rPr>
-        <w:t>In modern agile software engineering, security cannot remain a manual afterthought checked once a quarter. The concept of 'Shift-Left Security' promises to catch security flaws, exposed passwords, and vulnerabilities early in the development cycle—right when a developer pushes code. However, existing enterprise solutions suffer from severe pain points that make adoption impractical for individuals, students, and agile teams.</w:t>
+        <w:t>Modern software development moves at a rapid pace. Continuous Integration and Continuous Deployment (CI/CD) pipelines build, test, and release code multiple times a day. In this fast-moving environment, security testing can no longer be treated as an isolated audit performed by an external team right before a product launch. When security flaws are discovered late, fixing them requires expensive architecture rewrites, delays release schedules, and risks severe data breaches. This reality gave rise to the philosophy of 'Shift-Left Security'—the practice of integrating security checks directly into the earliest stages of software development.</w:t>
       </w:r>
     </w:p>
     <w:p>
       <w:pPr>
         <w:keepNext/>
-        <w:spacing w:before="280" w:after="80"/>
+        <w:spacing w:before="240" w:after="80"/>
       </w:pPr>
       <w:r>
         <w:rPr>
           <w:rFonts w:ascii="Arial" w:hAnsi="Arial"/>
           <w:b/>
-          <w:color w:val="3B82F6"/>
-          <w:sz w:val="25"/>
+          <w:color w:val="334155"/>
+          <w:sz w:val="23"/>
         </w:rPr>
-        <w:t>1.1 The Real-World Problems with Existing Tools</w:t>
+        <w:t>1.1 The Practical Problems with Existing Security Tools</w:t>
+      </w:r>
+    </w:p>
+    <w:p>
+      <w:pPr>
+        <w:spacing w:before="0" w:after="120" w:line="276" w:lineRule="auto"/>
+      </w:pPr>
+      <w:r>
+        <w:rPr>
+          <w:rFonts w:ascii="Arial" w:hAnsi="Arial"/>
+          <w:color w:val="1E293B"/>
+          <w:sz w:val="19"/>
+        </w:rPr>
+        <w:t>While the benefits of Shift-Left security are widely acknowledged, the tools currently available to teams suffer from severe practical limitations that prevent widespread adoption by students, open-source projects, and resource-constrained development teams:</w:t>
       </w:r>
     </w:p>
     <w:p>
@@ -616,18 +584,18 @@
         <w:rPr>
           <w:rFonts w:ascii="Arial" w:hAnsi="Arial"/>
           <w:b/>
-          <w:color w:val="1F2937"/>
-          <w:sz w:val="20"/>
+          <w:color w:val="1E293B"/>
+          <w:sz w:val="19"/>
         </w:rPr>
-        <w:t xml:space="preserve">High Hosting &amp; Infrastructure Costs: </w:t>
+        <w:t xml:space="preserve">Persistent Hosting and Infrastructure Costs: </w:t>
       </w:r>
       <w:r>
         <w:rPr>
           <w:rFonts w:ascii="Arial" w:hAnsi="Arial"/>
-          <w:color w:val="1F2937"/>
-          <w:sz w:val="20"/>
+          <w:color w:val="1E293B"/>
+          <w:sz w:val="19"/>
         </w:rPr>
-        <w:t>Legacy static analysis tools (e.g., SonarQube, Veracode) require dedicated backend servers, persistent relational databases, and background worker daemons that cost anywhere from $50 to hundreds of dollars a month. Students and startups simply cannot afford persistent cloud infrastructure just to run code scans.</w:t>
+        <w:t>Established enterprise static analysis tools, such as SonarQube, Veracode, and Checkmarx, require persistent dedicated servers, background worker processes, and relational databases. Maintaining this dedicated cloud infrastructure costs anywhere from $50 to hundreds of dollars each month, which is prohibitive for small teams and individual developers.</w:t>
       </w:r>
     </w:p>
     <w:p>
@@ -639,18 +607,18 @@
         <w:rPr>
           <w:rFonts w:ascii="Arial" w:hAnsi="Arial"/>
           <w:b/>
-          <w:color w:val="1F2937"/>
-          <w:sz w:val="20"/>
+          <w:color w:val="1E293B"/>
+          <w:sz w:val="19"/>
         </w:rPr>
-        <w:t xml:space="preserve">Cryptic Warnings and Developer Burnout: </w:t>
+        <w:t xml:space="preserve">Cryptic Jargon and Developer Fatigue: </w:t>
       </w:r>
       <w:r>
         <w:rPr>
           <w:rFonts w:ascii="Arial" w:hAnsi="Arial"/>
-          <w:color w:val="1F2937"/>
-          <w:sz w:val="20"/>
+          <w:color w:val="1E293B"/>
+          <w:sz w:val="19"/>
         </w:rPr>
-        <w:t>Traditional scanners output cryptic rule identifiers such as 'CWE-89' or 'B301' buried inside thousands of lines of raw build console logs. Developers are given alarms without any plain-English explanation of why the vulnerability matters or how an attacker could actually exploit it in the wild.</w:t>
+        <w:t>Traditional scanners output cryptic rule identifiers such as 'CWE-89' or 'B301' buried inside thousands of lines of raw terminal logs. Developers are presented with a list of alarms without any clear explanation of why the pattern is dangerous, what realistic attack vector an adversary could use, or how to write an effective fix.</w:t>
       </w:r>
     </w:p>
     <w:p>
@@ -662,18 +630,18 @@
         <w:rPr>
           <w:rFonts w:ascii="Arial" w:hAnsi="Arial"/>
           <w:b/>
-          <w:color w:val="1F2937"/>
-          <w:sz w:val="20"/>
+          <w:color w:val="1E293B"/>
+          <w:sz w:val="19"/>
         </w:rPr>
-        <w:t xml:space="preserve">Lack of Automated Actionable Fixes: </w:t>
+        <w:t xml:space="preserve">Absence of Ready-to-Apply Remediations: </w:t>
       </w:r>
       <w:r>
         <w:rPr>
           <w:rFonts w:ascii="Arial" w:hAnsi="Arial"/>
-          <w:color w:val="1F2937"/>
-          <w:sz w:val="20"/>
+          <w:color w:val="1E293B"/>
+          <w:sz w:val="19"/>
         </w:rPr>
-        <w:t>When an issue is flagged, existing tools leave the remediation entirely to the developer. The developer must spend hours researching documentation to write a patch. No major platform provides an immediate, verified, downloadable Git patch that can be applied with a single terminal command.</w:t>
+        <w:t>When a security alert is triggered, developers must spend substantial time reading external documentation and drafting safe replacements manually. Existing CI tools do not provide a downloadable, pre-computed Git patch that can be reviewed and applied with a single command.</w:t>
       </w:r>
     </w:p>
     <w:p>
@@ -685,111 +653,47 @@
         <w:rPr>
           <w:rFonts w:ascii="Arial" w:hAnsi="Arial"/>
           <w:b/>
-          <w:color w:val="1F2937"/>
-          <w:sz w:val="20"/>
+          <w:color w:val="1E293B"/>
+          <w:sz w:val="19"/>
         </w:rPr>
-        <w:t xml:space="preserve">Privacy and Secret Leaks to AI Cloud Providers: </w:t>
+        <w:t xml:space="preserve">Privacy and Secret Exposure Risks with Third-Party AI: </w:t>
       </w:r>
       <w:r>
         <w:rPr>
           <w:rFonts w:ascii="Arial" w:hAnsi="Arial"/>
-          <w:color w:val="1F2937"/>
-          <w:sz w:val="20"/>
+          <w:color w:val="1E293B"/>
+          <w:sz w:val="19"/>
         </w:rPr>
-        <w:t>While modern developers try pasting code into public AI chatbots for explanations, doing so poses massive risks: hardcoded Stripe keys, AWS credentials, and proprietary proprietary secrets get inadvertently sent to third-party cloud models, violating compliance and triggering security breaches.</w:t>
+        <w:t>Many developers currently resort to copying vulnerable code snippets into public AI chatbots for explanations. However, code often contains hardcoded API keys, database credentials, or private proprietary logic. Sending raw code to third-party language models without prior sanitization leads to severe confidentiality breaches and compliance violations.</w:t>
       </w:r>
     </w:p>
     <w:p>
       <w:pPr>
         <w:keepNext/>
-        <w:spacing w:before="280" w:after="80"/>
+        <w:spacing w:before="240" w:after="80"/>
       </w:pPr>
       <w:r>
         <w:rPr>
           <w:rFonts w:ascii="Arial" w:hAnsi="Arial"/>
           <w:b/>
-          <w:color w:val="3B82F6"/>
-          <w:sz w:val="25"/>
+          <w:color w:val="334155"/>
+          <w:sz w:val="23"/>
         </w:rPr>
         <w:t>1.2 The SecureCode Solution</w:t>
       </w:r>
     </w:p>
     <w:p>
       <w:pPr>
-        <w:spacing w:before="0" w:after="120" w:line="288" w:lineRule="auto"/>
+        <w:spacing w:before="0" w:after="120" w:line="276" w:lineRule="auto"/>
       </w:pPr>
       <w:r>
         <w:rPr>
           <w:rFonts w:ascii="Arial" w:hAnsi="Arial"/>
-          <w:color w:val="1F2937"/>
-          <w:sz w:val="20"/>
+          <w:color w:val="1E293B"/>
+          <w:sz w:val="19"/>
         </w:rPr>
-        <w:t>SecureCode was designed and engineered from the ground up to solve all four of these fundamental limitations. It is a zero-hosting, developer-first DevSecOps security suite that runs directly inside GitHub Actions with zero persistent server footprint, completely eliminating hosting costs.</w:t>
+        <w:t>SecureCode was conceived and built to eliminate each of these barriers. The project delivers an enterprise-grade security pipeline with zero server footprint, running entirely inside the ephemeral containers of GitHub Actions. It combines AST-based code analysis, secret detection, regex-based privacy redaction, and fast Groq LPU inference to give developers clear explanations and automated Git patches right where they already work.</w:t>
       </w:r>
-    </w:p>
-    <w:tbl>
-      <w:tblPr>
-        <w:tblW w:type="auto" w:w="0"/>
-        <w:jc w:val="center"/>
-        <w:tblLook w:firstColumn="1" w:firstRow="1" w:lastColumn="0" w:lastRow="0" w:noHBand="0" w:noVBand="1" w:val="04A0"/>
-      </w:tblPr>
-      <w:tblGrid>
-        <w:gridCol w:w="9360"/>
-      </w:tblGrid>
-      <w:tr>
-        <w:tc>
-          <w:tcPr>
-            <w:tcW w:type="dxa" w:w="9360"/>
-            <w:shd w:fill="F1F5F9"/>
-            <w:tcMar>
-              <w:top w:w="180" w:type="dxa"/>
-              <w:bottom w:w="180" w:type="dxa"/>
-              <w:left w:w="240" w:type="dxa"/>
-              <w:right w:w="200" w:type="dxa"/>
-            </w:tcMar>
-            <w:tcBorders>
-              <w:top w:val="none"/>
-              <w:bottom w:val="none"/>
-              <w:left w:val="single" w:sz="36" w:space="0" w:color="1E3A8A"/>
-              <w:right w:val="none"/>
-            </w:tcBorders>
-          </w:tcPr>
-          <w:p>
-            <w:pPr>
-              <w:spacing w:before="0" w:after="80"/>
-            </w:pPr>
-            <w:r>
-              <w:rPr>
-                <w:rFonts w:ascii="Arial" w:hAnsi="Arial"/>
-                <w:b/>
-                <w:color w:val="1E3A8A"/>
-                <w:sz w:val="21"/>
-              </w:rPr>
-              <w:t>🚀 Core Value Proposition</w:t>
-              <w:br/>
-            </w:r>
-            <w:r>
-              <w:rPr>
-                <w:rFonts w:ascii="Arial" w:hAnsi="Arial"/>
-                <w:color w:val="1F2937"/>
-                <w:sz w:val="19"/>
-              </w:rPr>
-              <w:t>1. Zero Server Cost: Runs entirely in ephemeral GitHub runner environments ($0 hosting).</w:t>
-              <w:br/>
-              <w:t>2. Automated Unified Git Patch: Every run produces a downloadable 'remediation.patch' ready to execute via 'git apply'.</w:t>
-              <w:br/>
-              <w:t>3. Humanized AI Explanations: Plain-English explanations, real-world attack scenarios, and clean diff previews.</w:t>
-              <w:br/>
-              <w:t>4. Native GitHub Security Integration: OASIS SARIF v2.1.0 report uploaded directly to GitHub's Code Scanning tab.</w:t>
-            </w:r>
-          </w:p>
-        </w:tc>
-      </w:tr>
-    </w:tbl>
-    <w:p>
-      <w:pPr>
-        <w:spacing w:before="0" w:after="120"/>
-      </w:pPr>
     </w:p>
     <w:p>
       <w:pPr>
@@ -800,23 +704,106 @@
         <w:rPr>
           <w:rFonts w:ascii="Arial" w:hAnsi="Arial"/>
           <w:b/>
-          <w:color w:val="1E3A8A"/>
-          <w:sz w:val="32"/>
+          <w:color w:val="1B365D"/>
+          <w:sz w:val="28"/>
         </w:rPr>
-        <w:t>2. System Architecture &amp; End-to-End Pipeline</w:t>
+        <w:t>2. System Architecture and End-to-End Workflow</w:t>
       </w:r>
     </w:p>
     <w:p>
       <w:pPr>
-        <w:spacing w:before="0" w:after="120" w:line="288" w:lineRule="auto"/>
+        <w:spacing w:before="0" w:after="120" w:line="276" w:lineRule="auto"/>
       </w:pPr>
       <w:r>
         <w:rPr>
           <w:rFonts w:ascii="Arial" w:hAnsi="Arial"/>
-          <w:color w:val="1F2937"/>
-          <w:sz w:val="20"/>
+          <w:color w:val="1E293B"/>
+          <w:sz w:val="19"/>
         </w:rPr>
-        <w:t>SecureCode operates on an autonomous 6-stage pipeline. The entire system is architected as a lightweight composite GitHub Action, enabling any repository in the world to adopt full static analysis and AI remediation in fewer than 10 lines of YAML configuration.</w:t>
+        <w:t>SecureCode is architected as an autonomous composite GitHub Action. When a developer pushes code or opens a pull request, GitHub Actions provisions a clean Ubuntu container, initializes the SecureCode engine, executes the analysis, and publishes the security artifacts. The complete architecture is illustrated in Figure 1 below.</w:t>
+      </w:r>
+    </w:p>
+    <w:p>
+      <w:pPr>
+        <w:spacing w:before="200" w:after="40"/>
+        <w:jc w:val="center"/>
+      </w:pPr>
+      <w:r>
+        <w:drawing>
+          <wp:inline xmlns:a="http://schemas.openxmlformats.org/drawingml/2006/main" xmlns:pic="http://schemas.openxmlformats.org/drawingml/2006/picture">
+            <wp:extent cx="5669280" cy="2915630"/>
+            <wp:docPr id="1" name="Picture 1"/>
+            <wp:cNvGraphicFramePr>
+              <a:graphicFrameLocks noChangeAspect="1"/>
+            </wp:cNvGraphicFramePr>
+            <a:graphic>
+              <a:graphicData uri="http://schemas.openxmlformats.org/drawingml/2006/picture">
+                <pic:pic>
+                  <pic:nvPicPr>
+                    <pic:cNvPr id="0" name="system_architecture.png"/>
+                    <pic:cNvPicPr/>
+                  </pic:nvPicPr>
+                  <pic:blipFill>
+                    <a:blip r:embed="rId10"/>
+                    <a:stretch>
+                      <a:fillRect/>
+                    </a:stretch>
+                  </pic:blipFill>
+                  <pic:spPr>
+                    <a:xfrm>
+                      <a:off x="0" y="0"/>
+                      <a:ext cx="5669280" cy="2915630"/>
+                    </a:xfrm>
+                    <a:prstGeom prst="rect"/>
+                  </pic:spPr>
+                </pic:pic>
+              </a:graphicData>
+            </a:graphic>
+          </wp:inline>
+        </w:drawing>
+      </w:r>
+    </w:p>
+    <w:p>
+      <w:pPr>
+        <w:spacing w:before="40" w:after="200"/>
+        <w:jc w:val="center"/>
+      </w:pPr>
+      <w:r>
+        <w:rPr>
+          <w:rFonts w:ascii="Arial" w:hAnsi="Arial"/>
+          <w:i/>
+          <w:color w:val="64748B"/>
+          <w:sz w:val="17"/>
+        </w:rPr>
+        <w:t>Figure 1: High-Level System Architecture of SecureCode showing trigger, runner engines, and deliverable artifacts.</w:t>
+      </w:r>
+    </w:p>
+    <w:p>
+      <w:pPr>
+        <w:keepNext/>
+        <w:spacing w:before="240" w:after="80"/>
+      </w:pPr>
+      <w:r>
+        <w:rPr>
+          <w:rFonts w:ascii="Arial" w:hAnsi="Arial"/>
+          <w:b/>
+          <w:color w:val="334155"/>
+          <w:sz w:val="23"/>
+        </w:rPr>
+        <w:t>2.1 Pipeline Stages Walkthrough</w:t>
+      </w:r>
+    </w:p>
+    <w:p>
+      <w:pPr>
+        <w:spacing w:before="0" w:after="120" w:line="276" w:lineRule="auto"/>
+      </w:pPr>
+      <w:r>
+        <w:rPr>
+          <w:rFonts w:ascii="Arial" w:hAnsi="Arial"/>
+          <w:color w:val="1E293B"/>
+          <w:sz w:val="19"/>
+        </w:rPr>
+        <w:t>The end-to-end execution of SecureCode progresses through six structured stages:</w:t>
       </w:r>
     </w:p>
     <w:tbl>
@@ -834,12 +821,12 @@
         <w:tc>
           <w:tcPr>
             <w:tcW w:type="dxa" w:w="1728"/>
-            <w:shd w:fill="1E3A8A"/>
+            <w:shd w:fill="1B365D"/>
             <w:tcMar>
-              <w:top w:w="180" w:type="dxa"/>
-              <w:bottom w:w="180" w:type="dxa"/>
-              <w:left w:w="180" w:type="dxa"/>
-              <w:right w:w="180" w:type="dxa"/>
+              <w:top w:w="140" w:type="dxa"/>
+              <w:bottom w:w="140" w:type="dxa"/>
+              <w:left w:w="140" w:type="dxa"/>
+              <w:right w:w="140" w:type="dxa"/>
             </w:tcMar>
           </w:tcPr>
           <w:p>
@@ -852,7 +839,7 @@
                 <w:rFonts w:ascii="Arial" w:hAnsi="Arial"/>
                 <w:b/>
                 <w:color w:val="FFFFFF"/>
-                <w:sz w:val="20"/>
+                <w:sz w:val="19"/>
               </w:rPr>
               <w:t>Stage</w:t>
             </w:r>
@@ -860,13 +847,13 @@
         </w:tc>
         <w:tc>
           <w:tcPr>
-            <w:tcW w:type="dxa" w:w="3168"/>
-            <w:shd w:fill="1E3A8A"/>
+            <w:tcW w:type="dxa" w:w="2592"/>
+            <w:shd w:fill="1B365D"/>
             <w:tcMar>
-              <w:top w:w="180" w:type="dxa"/>
-              <w:bottom w:w="180" w:type="dxa"/>
-              <w:left w:w="180" w:type="dxa"/>
-              <w:right w:w="180" w:type="dxa"/>
+              <w:top w:w="140" w:type="dxa"/>
+              <w:bottom w:w="140" w:type="dxa"/>
+              <w:left w:w="140" w:type="dxa"/>
+              <w:right w:w="140" w:type="dxa"/>
             </w:tcMar>
           </w:tcPr>
           <w:p>
@@ -879,21 +866,21 @@
                 <w:rFonts w:ascii="Arial" w:hAnsi="Arial"/>
                 <w:b/>
                 <w:color w:val="FFFFFF"/>
-                <w:sz w:val="20"/>
+                <w:sz w:val="19"/>
               </w:rPr>
-              <w:t>Component</w:t>
+              <w:t>Engine / Component</w:t>
             </w:r>
           </w:p>
         </w:tc>
         <w:tc>
           <w:tcPr>
-            <w:tcW w:type="dxa" w:w="4464"/>
-            <w:shd w:fill="1E3A8A"/>
+            <w:tcW w:type="dxa" w:w="5040"/>
+            <w:shd w:fill="1B365D"/>
             <w:tcMar>
-              <w:top w:w="180" w:type="dxa"/>
-              <w:bottom w:w="180" w:type="dxa"/>
-              <w:left w:w="180" w:type="dxa"/>
-              <w:right w:w="180" w:type="dxa"/>
+              <w:top w:w="140" w:type="dxa"/>
+              <w:bottom w:w="140" w:type="dxa"/>
+              <w:left w:w="140" w:type="dxa"/>
+              <w:right w:w="140" w:type="dxa"/>
             </w:tcMar>
           </w:tcPr>
           <w:p>
@@ -906,9 +893,9 @@
                 <w:rFonts w:ascii="Arial" w:hAnsi="Arial"/>
                 <w:b/>
                 <w:color w:val="FFFFFF"/>
-                <w:sz w:val="20"/>
+                <w:sz w:val="19"/>
               </w:rPr>
-              <w:t>Operational Role &amp; Data Transformation</w:t>
+              <w:t>Operational Responsibilities</w:t>
             </w:r>
           </w:p>
         </w:tc>
@@ -1039,10 +1026,10 @@
             <w:tcW w:type="dxa" w:w="1728"/>
             <w:shd w:fill="FFFFFF"/>
             <w:tcMar>
-              <w:top w:w="140" w:type="dxa"/>
-              <w:bottom w:w="140" w:type="dxa"/>
-              <w:left w:w="180" w:type="dxa"/>
-              <w:right w:w="180" w:type="dxa"/>
+              <w:top w:w="100" w:type="dxa"/>
+              <w:bottom w:w="100" w:type="dxa"/>
+              <w:left w:w="140" w:type="dxa"/>
+              <w:right w:w="140" w:type="dxa"/>
             </w:tcMar>
             <w:tcBorders>
               <w:top w:val="none"/>
@@ -1060,22 +1047,22 @@
               <w:rPr>
                 <w:rFonts w:ascii="Arial" w:hAnsi="Arial"/>
                 <w:b/>
-                <w:color w:val="1F2937"/>
-                <w:sz w:val="19"/>
+                <w:color w:val="1E293B"/>
+                <w:sz w:val="18"/>
               </w:rPr>
-              <w:t>Stage 1</w:t>
+              <w:t>1. Ingestion</w:t>
             </w:r>
           </w:p>
         </w:tc>
         <w:tc>
           <w:tcPr>
-            <w:tcW w:type="dxa" w:w="3168"/>
+            <w:tcW w:type="dxa" w:w="2592"/>
             <w:shd w:fill="FFFFFF"/>
             <w:tcMar>
-              <w:top w:w="140" w:type="dxa"/>
-              <w:bottom w:w="140" w:type="dxa"/>
-              <w:left w:w="180" w:type="dxa"/>
-              <w:right w:w="180" w:type="dxa"/>
+              <w:top w:w="100" w:type="dxa"/>
+              <w:bottom w:w="100" w:type="dxa"/>
+              <w:left w:w="140" w:type="dxa"/>
+              <w:right w:w="140" w:type="dxa"/>
             </w:tcMar>
             <w:tcBorders>
               <w:top w:val="none"/>
@@ -1092,22 +1079,22 @@
             <w:r>
               <w:rPr>
                 <w:rFonts w:ascii="Arial" w:hAnsi="Arial"/>
-                <w:color w:val="1F2937"/>
-                <w:sz w:val="19"/>
+                <w:color w:val="1E293B"/>
+                <w:sz w:val="18"/>
               </w:rPr>
-              <w:t>Workflow Trigger</w:t>
+              <w:t>GitHub Actions Runner</w:t>
             </w:r>
           </w:p>
         </w:tc>
         <w:tc>
           <w:tcPr>
-            <w:tcW w:type="dxa" w:w="4464"/>
+            <w:tcW w:type="dxa" w:w="5040"/>
             <w:shd w:fill="FFFFFF"/>
             <w:tcMar>
-              <w:top w:w="140" w:type="dxa"/>
-              <w:bottom w:w="140" w:type="dxa"/>
-              <w:left w:w="180" w:type="dxa"/>
-              <w:right w:w="180" w:type="dxa"/>
+              <w:top w:w="100" w:type="dxa"/>
+              <w:bottom w:w="100" w:type="dxa"/>
+              <w:left w:w="140" w:type="dxa"/>
+              <w:right w:w="140" w:type="dxa"/>
             </w:tcMar>
             <w:tcBorders>
               <w:top w:val="none"/>
@@ -1124,10 +1111,10 @@
             <w:r>
               <w:rPr>
                 <w:rFonts w:ascii="Arial" w:hAnsi="Arial"/>
-                <w:color w:val="1F2937"/>
-                <w:sz w:val="19"/>
+                <w:color w:val="1E293B"/>
+                <w:sz w:val="18"/>
               </w:rPr>
-              <w:t>Monitors Git push / PR events; activates GitHub Action composite runner.</w:t>
+              <w:t>Pulls caller repository, installs Python 3.11, and downloads standalone Gitleaks binary in under 15 seconds.</w:t>
             </w:r>
           </w:p>
         </w:tc>
@@ -1138,10 +1125,10 @@
             <w:tcW w:type="dxa" w:w="1728"/>
             <w:shd w:fill="F8FAFC"/>
             <w:tcMar>
-              <w:top w:w="140" w:type="dxa"/>
-              <w:bottom w:w="140" w:type="dxa"/>
-              <w:left w:w="180" w:type="dxa"/>
-              <w:right w:w="180" w:type="dxa"/>
+              <w:top w:w="100" w:type="dxa"/>
+              <w:bottom w:w="100" w:type="dxa"/>
+              <w:left w:w="140" w:type="dxa"/>
+              <w:right w:w="140" w:type="dxa"/>
             </w:tcMar>
             <w:tcBorders>
               <w:top w:val="none"/>
@@ -1159,22 +1146,22 @@
               <w:rPr>
                 <w:rFonts w:ascii="Arial" w:hAnsi="Arial"/>
                 <w:b/>
-                <w:color w:val="1F2937"/>
-                <w:sz w:val="19"/>
+                <w:color w:val="1E293B"/>
+                <w:sz w:val="18"/>
               </w:rPr>
-              <w:t>Stage 2</w:t>
+              <w:t>2. Static Scan</w:t>
             </w:r>
           </w:p>
         </w:tc>
         <w:tc>
           <w:tcPr>
-            <w:tcW w:type="dxa" w:w="3168"/>
+            <w:tcW w:type="dxa" w:w="2592"/>
             <w:shd w:fill="F8FAFC"/>
             <w:tcMar>
-              <w:top w:w="140" w:type="dxa"/>
-              <w:bottom w:w="140" w:type="dxa"/>
-              <w:left w:w="180" w:type="dxa"/>
-              <w:right w:w="180" w:type="dxa"/>
+              <w:top w:w="100" w:type="dxa"/>
+              <w:bottom w:w="100" w:type="dxa"/>
+              <w:left w:w="140" w:type="dxa"/>
+              <w:right w:w="140" w:type="dxa"/>
             </w:tcMar>
             <w:tcBorders>
               <w:top w:val="none"/>
@@ -1191,22 +1178,22 @@
             <w:r>
               <w:rPr>
                 <w:rFonts w:ascii="Arial" w:hAnsi="Arial"/>
-                <w:color w:val="1F2937"/>
-                <w:sz w:val="19"/>
+                <w:color w:val="1E293B"/>
+                <w:sz w:val="18"/>
               </w:rPr>
-              <w:t>Dual Scanner Execution</w:t>
+              <w:t>Semgrep &amp; Gitleaks</w:t>
             </w:r>
           </w:p>
         </w:tc>
         <w:tc>
           <w:tcPr>
-            <w:tcW w:type="dxa" w:w="4464"/>
+            <w:tcW w:type="dxa" w:w="5040"/>
             <w:shd w:fill="F8FAFC"/>
             <w:tcMar>
-              <w:top w:w="140" w:type="dxa"/>
-              <w:bottom w:w="140" w:type="dxa"/>
-              <w:left w:w="180" w:type="dxa"/>
-              <w:right w:w="180" w:type="dxa"/>
+              <w:top w:w="100" w:type="dxa"/>
+              <w:bottom w:w="100" w:type="dxa"/>
+              <w:left w:w="140" w:type="dxa"/>
+              <w:right w:w="140" w:type="dxa"/>
             </w:tcMar>
             <w:tcBorders>
               <w:top w:val="none"/>
@@ -1223,10 +1210,10 @@
             <w:r>
               <w:rPr>
                 <w:rFonts w:ascii="Arial" w:hAnsi="Arial"/>
-                <w:color w:val="1F2937"/>
-                <w:sz w:val="19"/>
+                <w:color w:val="1E293B"/>
+                <w:sz w:val="18"/>
               </w:rPr>
-              <w:t>Runs Semgrep (AST code rules) &amp; Gitleaks (high-entropy secrets) in parallel.</w:t>
+              <w:t>Semgrep evaluates AST syntax rules; Gitleaks scans git history and files for leaked tokens.</w:t>
             </w:r>
           </w:p>
         </w:tc>
@@ -1237,10 +1224,10 @@
             <w:tcW w:type="dxa" w:w="1728"/>
             <w:shd w:fill="FFFFFF"/>
             <w:tcMar>
-              <w:top w:w="140" w:type="dxa"/>
-              <w:bottom w:w="140" w:type="dxa"/>
-              <w:left w:w="180" w:type="dxa"/>
-              <w:right w:w="180" w:type="dxa"/>
+              <w:top w:w="100" w:type="dxa"/>
+              <w:bottom w:w="100" w:type="dxa"/>
+              <w:left w:w="140" w:type="dxa"/>
+              <w:right w:w="140" w:type="dxa"/>
             </w:tcMar>
             <w:tcBorders>
               <w:top w:val="none"/>
@@ -1258,22 +1245,22 @@
               <w:rPr>
                 <w:rFonts w:ascii="Arial" w:hAnsi="Arial"/>
                 <w:b/>
-                <w:color w:val="1F2937"/>
-                <w:sz w:val="19"/>
+                <w:color w:val="1E293B"/>
+                <w:sz w:val="18"/>
               </w:rPr>
-              <w:t>Stage 3</w:t>
+              <w:t>3. Normalization</w:t>
             </w:r>
           </w:p>
         </w:tc>
         <w:tc>
           <w:tcPr>
-            <w:tcW w:type="dxa" w:w="3168"/>
+            <w:tcW w:type="dxa" w:w="2592"/>
             <w:shd w:fill="FFFFFF"/>
             <w:tcMar>
-              <w:top w:w="140" w:type="dxa"/>
-              <w:bottom w:w="140" w:type="dxa"/>
-              <w:left w:w="180" w:type="dxa"/>
-              <w:right w:w="180" w:type="dxa"/>
+              <w:top w:w="100" w:type="dxa"/>
+              <w:bottom w:w="100" w:type="dxa"/>
+              <w:left w:w="140" w:type="dxa"/>
+              <w:right w:w="140" w:type="dxa"/>
             </w:tcMar>
             <w:tcBorders>
               <w:top w:val="none"/>
@@ -1290,22 +1277,22 @@
             <w:r>
               <w:rPr>
                 <w:rFonts w:ascii="Arial" w:hAnsi="Arial"/>
-                <w:color w:val="1F2937"/>
-                <w:sz w:val="19"/>
+                <w:color w:val="1E293B"/>
+                <w:sz w:val="18"/>
               </w:rPr>
-              <w:t>Normalization &amp; Deduplication</w:t>
+              <w:t>Finding Normalizer</w:t>
             </w:r>
           </w:p>
         </w:tc>
         <w:tc>
           <w:tcPr>
-            <w:tcW w:type="dxa" w:w="4464"/>
+            <w:tcW w:type="dxa" w:w="5040"/>
             <w:shd w:fill="FFFFFF"/>
             <w:tcMar>
-              <w:top w:w="140" w:type="dxa"/>
-              <w:bottom w:w="140" w:type="dxa"/>
-              <w:left w:w="180" w:type="dxa"/>
-              <w:right w:w="180" w:type="dxa"/>
+              <w:top w:w="100" w:type="dxa"/>
+              <w:bottom w:w="100" w:type="dxa"/>
+              <w:left w:w="140" w:type="dxa"/>
+              <w:right w:w="140" w:type="dxa"/>
             </w:tcMar>
             <w:tcBorders>
               <w:top w:val="none"/>
@@ -1322,10 +1309,10 @@
             <w:r>
               <w:rPr>
                 <w:rFonts w:ascii="Arial" w:hAnsi="Arial"/>
-                <w:color w:val="1F2937"/>
-                <w:sz w:val="19"/>
+                <w:color w:val="1E293B"/>
+                <w:sz w:val="18"/>
               </w:rPr>
-              <w:t>Cleans raw tool outputs, strips runner paths, creates stable cryptographic fingerprints.</w:t>
+              <w:t>Strips system paths, maps clean human titles, calculates SHA-256 fingerprints, tallies severities.</w:t>
             </w:r>
           </w:p>
         </w:tc>
@@ -1336,10 +1323,10 @@
             <w:tcW w:type="dxa" w:w="1728"/>
             <w:shd w:fill="F8FAFC"/>
             <w:tcMar>
-              <w:top w:w="140" w:type="dxa"/>
-              <w:bottom w:w="140" w:type="dxa"/>
-              <w:left w:w="180" w:type="dxa"/>
-              <w:right w:w="180" w:type="dxa"/>
+              <w:top w:w="100" w:type="dxa"/>
+              <w:bottom w:w="100" w:type="dxa"/>
+              <w:left w:w="140" w:type="dxa"/>
+              <w:right w:w="140" w:type="dxa"/>
             </w:tcMar>
             <w:tcBorders>
               <w:top w:val="none"/>
@@ -1357,22 +1344,22 @@
               <w:rPr>
                 <w:rFonts w:ascii="Arial" w:hAnsi="Arial"/>
                 <w:b/>
-                <w:color w:val="1F2937"/>
-                <w:sz w:val="19"/>
+                <w:color w:val="1E293B"/>
+                <w:sz w:val="18"/>
               </w:rPr>
-              <w:t>Stage 4</w:t>
+              <w:t>4. Sanitization</w:t>
             </w:r>
           </w:p>
         </w:tc>
         <w:tc>
           <w:tcPr>
-            <w:tcW w:type="dxa" w:w="3168"/>
+            <w:tcW w:type="dxa" w:w="2592"/>
             <w:shd w:fill="F8FAFC"/>
             <w:tcMar>
-              <w:top w:w="140" w:type="dxa"/>
-              <w:bottom w:w="140" w:type="dxa"/>
-              <w:left w:w="180" w:type="dxa"/>
-              <w:right w:w="180" w:type="dxa"/>
+              <w:top w:w="100" w:type="dxa"/>
+              <w:bottom w:w="100" w:type="dxa"/>
+              <w:left w:w="140" w:type="dxa"/>
+              <w:right w:w="140" w:type="dxa"/>
             </w:tcMar>
             <w:tcBorders>
               <w:top w:val="none"/>
@@ -1389,22 +1376,22 @@
             <w:r>
               <w:rPr>
                 <w:rFonts w:ascii="Arial" w:hAnsi="Arial"/>
-                <w:color w:val="1F2937"/>
-                <w:sz w:val="19"/>
+                <w:color w:val="1E293B"/>
+                <w:sz w:val="18"/>
               </w:rPr>
-              <w:t>Privacy Sanitization</w:t>
+              <w:t>Privacy Redaction</w:t>
             </w:r>
           </w:p>
         </w:tc>
         <w:tc>
           <w:tcPr>
-            <w:tcW w:type="dxa" w:w="4464"/>
+            <w:tcW w:type="dxa" w:w="5040"/>
             <w:shd w:fill="F8FAFC"/>
             <w:tcMar>
-              <w:top w:w="140" w:type="dxa"/>
-              <w:bottom w:w="140" w:type="dxa"/>
-              <w:left w:w="180" w:type="dxa"/>
-              <w:right w:w="180" w:type="dxa"/>
+              <w:top w:w="100" w:type="dxa"/>
+              <w:bottom w:w="100" w:type="dxa"/>
+              <w:left w:w="140" w:type="dxa"/>
+              <w:right w:w="140" w:type="dxa"/>
             </w:tcMar>
             <w:tcBorders>
               <w:top w:val="none"/>
@@ -1421,10 +1408,10 @@
             <w:r>
               <w:rPr>
                 <w:rFonts w:ascii="Arial" w:hAnsi="Arial"/>
-                <w:color w:val="1F2937"/>
-                <w:sz w:val="19"/>
+                <w:color w:val="1E293B"/>
+                <w:sz w:val="18"/>
               </w:rPr>
-              <w:t>Redacts high-entropy keys, JWTs, and AWS tokens from code snippets before AI ingestion.</w:t>
+              <w:t>Slices surrounding code context (+/- 12 lines) and redacts secrets via regex before LLM prompt assembly.</w:t>
             </w:r>
           </w:p>
         </w:tc>
@@ -1435,10 +1422,10 @@
             <w:tcW w:type="dxa" w:w="1728"/>
             <w:shd w:fill="FFFFFF"/>
             <w:tcMar>
-              <w:top w:w="140" w:type="dxa"/>
-              <w:bottom w:w="140" w:type="dxa"/>
-              <w:left w:w="180" w:type="dxa"/>
-              <w:right w:w="180" w:type="dxa"/>
+              <w:top w:w="100" w:type="dxa"/>
+              <w:bottom w:w="100" w:type="dxa"/>
+              <w:left w:w="140" w:type="dxa"/>
+              <w:right w:w="140" w:type="dxa"/>
             </w:tcMar>
             <w:tcBorders>
               <w:top w:val="none"/>
@@ -1456,22 +1443,22 @@
               <w:rPr>
                 <w:rFonts w:ascii="Arial" w:hAnsi="Arial"/>
                 <w:b/>
-                <w:color w:val="1F2937"/>
-                <w:sz w:val="19"/>
+                <w:color w:val="1E293B"/>
+                <w:sz w:val="18"/>
               </w:rPr>
-              <w:t>Stage 5</w:t>
+              <w:t>5. Remediation</w:t>
             </w:r>
           </w:p>
         </w:tc>
         <w:tc>
           <w:tcPr>
-            <w:tcW w:type="dxa" w:w="3168"/>
+            <w:tcW w:type="dxa" w:w="2592"/>
             <w:shd w:fill="FFFFFF"/>
             <w:tcMar>
-              <w:top w:w="140" w:type="dxa"/>
-              <w:bottom w:w="140" w:type="dxa"/>
-              <w:left w:w="180" w:type="dxa"/>
-              <w:right w:w="180" w:type="dxa"/>
+              <w:top w:w="100" w:type="dxa"/>
+              <w:bottom w:w="100" w:type="dxa"/>
+              <w:left w:w="140" w:type="dxa"/>
+              <w:right w:w="140" w:type="dxa"/>
             </w:tcMar>
             <w:tcBorders>
               <w:top w:val="none"/>
@@ -1488,22 +1475,22 @@
             <w:r>
               <w:rPr>
                 <w:rFonts w:ascii="Arial" w:hAnsi="Arial"/>
-                <w:color w:val="1F2937"/>
-                <w:sz w:val="19"/>
+                <w:color w:val="1E293B"/>
+                <w:sz w:val="18"/>
               </w:rPr>
-              <w:t>Hybrid AI Remediation</w:t>
+              <w:t>Hybrid AI Engine</w:t>
             </w:r>
           </w:p>
         </w:tc>
         <w:tc>
           <w:tcPr>
-            <w:tcW w:type="dxa" w:w="4464"/>
+            <w:tcW w:type="dxa" w:w="5040"/>
             <w:shd w:fill="FFFFFF"/>
             <w:tcMar>
-              <w:top w:w="140" w:type="dxa"/>
-              <w:bottom w:w="140" w:type="dxa"/>
-              <w:left w:w="180" w:type="dxa"/>
-              <w:right w:w="180" w:type="dxa"/>
+              <w:top w:w="100" w:type="dxa"/>
+              <w:bottom w:w="100" w:type="dxa"/>
+              <w:left w:w="140" w:type="dxa"/>
+              <w:right w:w="140" w:type="dxa"/>
             </w:tcMar>
             <w:tcBorders>
               <w:top w:val="none"/>
@@ -1520,10 +1507,10 @@
             <w:r>
               <w:rPr>
                 <w:rFonts w:ascii="Arial" w:hAnsi="Arial"/>
-                <w:color w:val="1F2937"/>
-                <w:sz w:val="19"/>
+                <w:color w:val="1E293B"/>
+                <w:sz w:val="18"/>
               </w:rPr>
-              <w:t>Live Groq LPU inference (openai/gpt-oss-120b) with context; fallback to deterministic engine.</w:t>
+              <w:t>Queries Groq LPU (openai/gpt-oss-120b) for structured JSON diffs; cascades to offline knowledge base if needed.</w:t>
             </w:r>
           </w:p>
         </w:tc>
@@ -1534,10 +1521,10 @@
             <w:tcW w:type="dxa" w:w="1728"/>
             <w:shd w:fill="F8FAFC"/>
             <w:tcMar>
-              <w:top w:w="140" w:type="dxa"/>
-              <w:bottom w:w="140" w:type="dxa"/>
-              <w:left w:w="180" w:type="dxa"/>
-              <w:right w:w="180" w:type="dxa"/>
+              <w:top w:w="100" w:type="dxa"/>
+              <w:bottom w:w="100" w:type="dxa"/>
+              <w:left w:w="140" w:type="dxa"/>
+              <w:right w:w="140" w:type="dxa"/>
             </w:tcMar>
             <w:tcBorders>
               <w:top w:val="none"/>
@@ -1555,22 +1542,22 @@
               <w:rPr>
                 <w:rFonts w:ascii="Arial" w:hAnsi="Arial"/>
                 <w:b/>
-                <w:color w:val="1F2937"/>
-                <w:sz w:val="19"/>
+                <w:color w:val="1E293B"/>
+                <w:sz w:val="18"/>
               </w:rPr>
-              <w:t>Stage 6</w:t>
+              <w:t>6. Deliverables</w:t>
             </w:r>
           </w:p>
         </w:tc>
         <w:tc>
           <w:tcPr>
-            <w:tcW w:type="dxa" w:w="3168"/>
+            <w:tcW w:type="dxa" w:w="2592"/>
             <w:shd w:fill="F8FAFC"/>
             <w:tcMar>
-              <w:top w:w="140" w:type="dxa"/>
-              <w:bottom w:w="140" w:type="dxa"/>
-              <w:left w:w="180" w:type="dxa"/>
-              <w:right w:w="180" w:type="dxa"/>
+              <w:top w:w="100" w:type="dxa"/>
+              <w:bottom w:w="100" w:type="dxa"/>
+              <w:left w:w="140" w:type="dxa"/>
+              <w:right w:w="140" w:type="dxa"/>
             </w:tcMar>
             <w:tcBorders>
               <w:top w:val="none"/>
@@ -1587,22 +1574,22 @@
             <w:r>
               <w:rPr>
                 <w:rFonts w:ascii="Arial" w:hAnsi="Arial"/>
-                <w:color w:val="1F2937"/>
-                <w:sz w:val="19"/>
+                <w:color w:val="1E293B"/>
+                <w:sz w:val="18"/>
               </w:rPr>
-              <w:t>Multi-Artifact Dispatch</w:t>
+              <w:t>Artifact Exporter</w:t>
             </w:r>
           </w:p>
         </w:tc>
         <w:tc>
           <w:tcPr>
-            <w:tcW w:type="dxa" w:w="4464"/>
+            <w:tcW w:type="dxa" w:w="5040"/>
             <w:shd w:fill="F8FAFC"/>
             <w:tcMar>
-              <w:top w:w="140" w:type="dxa"/>
-              <w:bottom w:w="140" w:type="dxa"/>
-              <w:left w:w="180" w:type="dxa"/>
-              <w:right w:w="180" w:type="dxa"/>
+              <w:top w:w="100" w:type="dxa"/>
+              <w:bottom w:w="100" w:type="dxa"/>
+              <w:left w:w="140" w:type="dxa"/>
+              <w:right w:w="140" w:type="dxa"/>
             </w:tcMar>
             <w:tcBorders>
               <w:top w:val="none"/>
@@ -1619,10 +1606,10 @@
             <w:r>
               <w:rPr>
                 <w:rFonts w:ascii="Arial" w:hAnsi="Arial"/>
-                <w:color w:val="1F2937"/>
-                <w:sz w:val="19"/>
+                <w:color w:val="1E293B"/>
+                <w:sz w:val="18"/>
               </w:rPr>
-              <w:t>Writes GitHub Step Summary dashboard, SARIF v2.1.0 report, and unified remediation.patch.</w:t>
+              <w:t>Generates Step Summary markdown dashboard, results.sarif (v2.1.0), and unified remediation.patch.</w:t>
             </w:r>
           </w:p>
         </w:tc>
@@ -1630,35 +1617,284 @@
     </w:tbl>
     <w:p>
       <w:pPr>
-        <w:spacing w:before="160"/>
+        <w:spacing w:before="120"/>
       </w:pPr>
     </w:p>
     <w:p>
       <w:pPr>
         <w:keepNext/>
-        <w:spacing w:before="280" w:after="80"/>
+        <w:spacing w:before="240" w:after="80"/>
       </w:pPr>
       <w:r>
         <w:rPr>
           <w:rFonts w:ascii="Arial" w:hAnsi="Arial"/>
           <w:b/>
-          <w:color w:val="3B82F6"/>
-          <w:sz w:val="25"/>
+          <w:color w:val="334155"/>
+          <w:sz w:val="23"/>
         </w:rPr>
-        <w:t>2.1 End-to-End Execution Flow</w:t>
+        <w:t>2.2 The Vulnerability Remediation Lifecycle</w:t>
       </w:r>
     </w:p>
     <w:p>
       <w:pPr>
-        <w:spacing w:before="0" w:after="120" w:line="288" w:lineRule="auto"/>
+        <w:spacing w:before="0" w:after="120" w:line="276" w:lineRule="auto"/>
       </w:pPr>
       <w:r>
         <w:rPr>
           <w:rFonts w:ascii="Arial" w:hAnsi="Arial"/>
-          <w:color w:val="1F2937"/>
-          <w:sz w:val="20"/>
+          <w:color w:val="1E293B"/>
+          <w:sz w:val="19"/>
         </w:rPr>
-        <w:t>When a developer pushes a commit to a repository configured with SecureCode, the following sequence occurs:</w:t>
+        <w:t>Figure 2 illustrates the detailed lifecycle of a single finding from its initial identification in source code to its compilation into the final patch file.</w:t>
+      </w:r>
+    </w:p>
+    <w:p>
+      <w:pPr>
+        <w:spacing w:before="200" w:after="40"/>
+        <w:jc w:val="center"/>
+      </w:pPr>
+      <w:r>
+        <w:drawing>
+          <wp:inline xmlns:a="http://schemas.openxmlformats.org/drawingml/2006/main" xmlns:pic="http://schemas.openxmlformats.org/drawingml/2006/picture">
+            <wp:extent cx="5669280" cy="2105733"/>
+            <wp:docPr id="2" name="Picture 2"/>
+            <wp:cNvGraphicFramePr>
+              <a:graphicFrameLocks noChangeAspect="1"/>
+            </wp:cNvGraphicFramePr>
+            <a:graphic>
+              <a:graphicData uri="http://schemas.openxmlformats.org/drawingml/2006/picture">
+                <pic:pic>
+                  <pic:nvPicPr>
+                    <pic:cNvPr id="0" name="data_flow_pipeline.png"/>
+                    <pic:cNvPicPr/>
+                  </pic:nvPicPr>
+                  <pic:blipFill>
+                    <a:blip r:embed="rId11"/>
+                    <a:stretch>
+                      <a:fillRect/>
+                    </a:stretch>
+                  </pic:blipFill>
+                  <pic:spPr>
+                    <a:xfrm>
+                      <a:off x="0" y="0"/>
+                      <a:ext cx="5669280" cy="2105733"/>
+                    </a:xfrm>
+                    <a:prstGeom prst="rect"/>
+                  </pic:spPr>
+                </pic:pic>
+              </a:graphicData>
+            </a:graphic>
+          </wp:inline>
+        </w:drawing>
+      </w:r>
+    </w:p>
+    <w:p>
+      <w:pPr>
+        <w:spacing w:before="40" w:after="200"/>
+        <w:jc w:val="center"/>
+      </w:pPr>
+      <w:r>
+        <w:rPr>
+          <w:rFonts w:ascii="Arial" w:hAnsi="Arial"/>
+          <w:i/>
+          <w:color w:val="64748B"/>
+          <w:sz w:val="17"/>
+        </w:rPr>
+        <w:t>Figure 2: Vulnerability Analysis &amp; AI Patch Generation Pipeline showing context extraction and diff compilation.</w:t>
+      </w:r>
+    </w:p>
+    <w:p>
+      <w:pPr>
+        <w:keepNext/>
+        <w:spacing w:before="360" w:after="120"/>
+      </w:pPr>
+      <w:r>
+        <w:rPr>
+          <w:rFonts w:ascii="Arial" w:hAnsi="Arial"/>
+          <w:b/>
+          <w:color w:val="1B365D"/>
+          <w:sz w:val="28"/>
+        </w:rPr>
+        <w:t>3. Technical Deep-Dive: Core Engineering Modules</w:t>
+      </w:r>
+    </w:p>
+    <w:p>
+      <w:pPr>
+        <w:spacing w:before="0" w:after="120" w:line="276" w:lineRule="auto"/>
+      </w:pPr>
+      <w:r>
+        <w:rPr>
+          <w:rFonts w:ascii="Arial" w:hAnsi="Arial"/>
+          <w:color w:val="1E293B"/>
+          <w:sz w:val="19"/>
+        </w:rPr>
+        <w:t>To provide a complete understanding of how SecureCode works under the hood, this chapter breaks down each of the seven internal software engines that make up the platform.</w:t>
+      </w:r>
+    </w:p>
+    <w:p>
+      <w:pPr>
+        <w:keepNext/>
+        <w:spacing w:before="240" w:after="80"/>
+      </w:pPr>
+      <w:r>
+        <w:rPr>
+          <w:rFonts w:ascii="Arial" w:hAnsi="Arial"/>
+          <w:b/>
+          <w:color w:val="334155"/>
+          <w:sz w:val="23"/>
+        </w:rPr>
+        <w:t>3.1 Engine 1: Semgrep AST Rule Engine</w:t>
+      </w:r>
+    </w:p>
+    <w:p>
+      <w:pPr>
+        <w:spacing w:before="0" w:after="120" w:line="276" w:lineRule="auto"/>
+      </w:pPr>
+      <w:r>
+        <w:rPr>
+          <w:rFonts w:ascii="Arial" w:hAnsi="Arial"/>
+          <w:color w:val="1E293B"/>
+          <w:sz w:val="19"/>
+        </w:rPr>
+        <w:t>Unlike naive scanners that rely on simple regular expressions (which produce overwhelming false positives on comments or benign string mentions), SecureCode utilizes Semgrep's Abstract Syntax Tree (AST) engine. When source code is scanned, Semgrep parses the text into a structural syntax tree representing function calls, variable assignments, and data flows. This allows SecureCode to enforce semantic security checks, such as identifying when user-controlled input reaches an operating system execution sink (e.g., os.system) or an insecure deserializer (pickle.loads), regardless of how the code is formatted.</w:t>
+      </w:r>
+    </w:p>
+    <w:p>
+      <w:pPr>
+        <w:spacing w:before="0" w:after="120" w:line="276" w:lineRule="auto"/>
+      </w:pPr>
+      <w:r>
+        <w:rPr>
+          <w:rFonts w:ascii="Arial" w:hAnsi="Arial"/>
+          <w:color w:val="1E293B"/>
+          <w:sz w:val="19"/>
+        </w:rPr>
+        <w:t>The engine operates in bundled mode by default, loading pre-compiled, verified YAML rule packs stored in backend/rules. To maximize scan speed and prevent noise, the Semgrep runner automatically excludes third-party dependency directories including node_modules, venv, .git, and cache directories.</w:t>
+      </w:r>
+    </w:p>
+    <w:p>
+      <w:pPr>
+        <w:keepNext/>
+        <w:spacing w:before="240" w:after="80"/>
+      </w:pPr>
+      <w:r>
+        <w:rPr>
+          <w:rFonts w:ascii="Arial" w:hAnsi="Arial"/>
+          <w:b/>
+          <w:color w:val="334155"/>
+          <w:sz w:val="23"/>
+        </w:rPr>
+        <w:t>3.2 Engine 2: Gitleaks Secret Detection Engine</w:t>
+      </w:r>
+    </w:p>
+    <w:p>
+      <w:pPr>
+        <w:spacing w:before="0" w:after="120" w:line="276" w:lineRule="auto"/>
+      </w:pPr>
+      <w:r>
+        <w:rPr>
+          <w:rFonts w:ascii="Arial" w:hAnsi="Arial"/>
+          <w:color w:val="1E293B"/>
+          <w:sz w:val="19"/>
+        </w:rPr>
+        <w:t>Hardcoded credentials, API keys, and database passwords committed to version control represent an immediate security threat. SecureCode incorporates Gitleaks as a specialized secret hunter. Gitleaks combines regex signature matching with Shannon entropy analysis. High-entropy strings (random alphanumeric strings typical of cryptographic keys, JWT tokens, and cloud access keys) are flagged immediately. The Gitleaks runner executes with process isolation (shell=False) and writes structured JSON reports that are parsed into unified Finding models.</w:t>
+      </w:r>
+    </w:p>
+    <w:p>
+      <w:pPr>
+        <w:keepNext/>
+        <w:spacing w:before="240" w:after="80"/>
+      </w:pPr>
+      <w:r>
+        <w:rPr>
+          <w:rFonts w:ascii="Arial" w:hAnsi="Arial"/>
+          <w:b/>
+          <w:color w:val="334155"/>
+          <w:sz w:val="23"/>
+        </w:rPr>
+        <w:t>3.3 Engine 3: Unified Normalizer and Deduplication Pipeline</w:t>
+      </w:r>
+    </w:p>
+    <w:p>
+      <w:pPr>
+        <w:spacing w:before="0" w:after="120" w:line="276" w:lineRule="auto"/>
+      </w:pPr>
+      <w:r>
+        <w:rPr>
+          <w:rFonts w:ascii="Arial" w:hAnsi="Arial"/>
+          <w:color w:val="1E293B"/>
+          <w:sz w:val="19"/>
+        </w:rPr>
+        <w:t>A critical engineering hurdle in multi-scanner architectures is reconciling the raw outputs of different tools. Raw Semgrep outputs contain machine-specific path prefixes that look like: 'home.runner.work._actions.ShlokGarg22.SecureCode.main.backend.rules.python-command-injection'. If displayed directly, this clutters the interface and confuses developers.</w:t>
+      </w:r>
+    </w:p>
+    <w:p>
+      <w:pPr>
+        <w:spacing w:before="0" w:after="120" w:line="276" w:lineRule="auto"/>
+      </w:pPr>
+      <w:r>
+        <w:rPr>
+          <w:rFonts w:ascii="Arial" w:hAnsi="Arial"/>
+          <w:color w:val="1E293B"/>
+          <w:sz w:val="19"/>
+        </w:rPr>
+        <w:t>SecureCode addresses this in normalizer.py through the clean_rule_id_and_title() function. It strips path prefixes and maps each check to a clean, standardized title such as 'Command Injection via Shell (os.system)'. Furthermore, the normalizer computes a stable SHA-256 fingerprint from the rule ID, normalized file path, and code snippet. This fingerprint allows SecureCode to deduplicate recurring findings across scans and maintain a clean audit history.</w:t>
+      </w:r>
+    </w:p>
+    <w:p>
+      <w:pPr>
+        <w:keepNext/>
+        <w:spacing w:before="240" w:after="80"/>
+      </w:pPr>
+      <w:r>
+        <w:rPr>
+          <w:rFonts w:ascii="Arial" w:hAnsi="Arial"/>
+          <w:b/>
+          <w:color w:val="334155"/>
+          <w:sz w:val="23"/>
+        </w:rPr>
+        <w:t>3.4 Engine 4: Automated Privacy Redaction Shield</w:t>
+      </w:r>
+    </w:p>
+    <w:p>
+      <w:pPr>
+        <w:spacing w:before="0" w:after="120" w:line="276" w:lineRule="auto"/>
+      </w:pPr>
+      <w:r>
+        <w:rPr>
+          <w:rFonts w:ascii="Arial" w:hAnsi="Arial"/>
+          <w:color w:val="1E293B"/>
+          <w:sz w:val="19"/>
+        </w:rPr>
+        <w:t>Before sending any code to an external language model for explanation, SecureCode runs the snippet through redact_secrets_enhanced(). This privacy filter uses regular expression patterns to identify sensitive data: Stripe keys, AWS access keys, GitHub tokens, Slack webhooks, JWT tokens, and database connection strings with passwords. These strings are replaced with safe placeholder tokens (e.g., [REDACTED_AWS_KEY]). This ensures that proprietary credentials are never transmitted over the network to cloud AI providers.</w:t>
+      </w:r>
+    </w:p>
+    <w:p>
+      <w:pPr>
+        <w:keepNext/>
+        <w:spacing w:before="240" w:after="80"/>
+      </w:pPr>
+      <w:r>
+        <w:rPr>
+          <w:rFonts w:ascii="Arial" w:hAnsi="Arial"/>
+          <w:b/>
+          <w:color w:val="334155"/>
+          <w:sz w:val="23"/>
+        </w:rPr>
+        <w:t>3.5 Engine 5: Hybrid AI Remediation Engine with Multi-Model Fallback</w:t>
+      </w:r>
+    </w:p>
+    <w:p>
+      <w:pPr>
+        <w:spacing w:before="0" w:after="120" w:line="276" w:lineRule="auto"/>
+      </w:pPr>
+      <w:r>
+        <w:rPr>
+          <w:rFonts w:ascii="Arial" w:hAnsi="Arial"/>
+          <w:color w:val="1E293B"/>
+          <w:sz w:val="19"/>
+        </w:rPr>
+        <w:t>SecureCode features a dual-engine architecture designed for high availability and intelligence:</w:t>
       </w:r>
     </w:p>
     <w:p>
@@ -1670,18 +1906,18 @@
         <w:rPr>
           <w:rFonts w:ascii="Arial" w:hAnsi="Arial"/>
           <w:b/>
-          <w:color w:val="1F2937"/>
-          <w:sz w:val="20"/>
+          <w:color w:val="1E293B"/>
+          <w:sz w:val="19"/>
         </w:rPr>
-        <w:t xml:space="preserve">1. Environment Setup: </w:t>
+        <w:t xml:space="preserve">Surrounding Source Context Extraction: </w:t>
       </w:r>
       <w:r>
         <w:rPr>
           <w:rFonts w:ascii="Arial" w:hAnsi="Arial"/>
-          <w:color w:val="1F2937"/>
-          <w:sz w:val="20"/>
+          <w:color w:val="1E293B"/>
+          <w:sz w:val="19"/>
         </w:rPr>
-        <w:t>GitHub Actions spins up a clean Ubuntu container, installs Python 3.11, downloads the standalone Gitleaks binary, and installs lightweight scanning dependencies in under 15 seconds.</w:t>
+        <w:t>Instead of sending only a disconnected 1-line snippet, SecureCode reads the target file and extracts 25 surrounding lines (+/- 12 lines). This provides the language model with essential context regarding variable definitions, function signatures, and imports, enabling it to write accurate, syntactically correct code replacements.</w:t>
       </w:r>
     </w:p>
     <w:p>
@@ -1693,18 +1929,18 @@
         <w:rPr>
           <w:rFonts w:ascii="Arial" w:hAnsi="Arial"/>
           <w:b/>
-          <w:color w:val="1F2937"/>
-          <w:sz w:val="20"/>
+          <w:color w:val="1E293B"/>
+          <w:sz w:val="19"/>
         </w:rPr>
-        <w:t xml:space="preserve">2. Abstract Syntax Tree (AST) Analysis: </w:t>
+        <w:t xml:space="preserve">Live Groq LPU Inference (openai/gpt-oss-120b): </w:t>
       </w:r>
       <w:r>
         <w:rPr>
           <w:rFonts w:ascii="Arial" w:hAnsi="Arial"/>
-          <w:color w:val="1F2937"/>
-          <w:sz w:val="20"/>
+          <w:color w:val="1E293B"/>
+          <w:sz w:val="19"/>
         </w:rPr>
-        <w:t>Semgrep scans the repository against bundled high-precision security rules, bypassing third-party library clutter (node_modules, venv, .git).</w:t>
+        <w:t>When an API key is provided, SecureCode connects to Groq's high-speed Language Processing Unit (LPU) cloud. It uses the verified 'openai/gpt-oss-120b' model with a 131,072 token context window. At a low temperature setting (0.1), the model analyzes the code and returns structured JSON containing plain explanations, realistic attack scenarios, and git diffs in ~1.2 seconds.</w:t>
       </w:r>
     </w:p>
     <w:p>
@@ -1716,18 +1952,18 @@
         <w:rPr>
           <w:rFonts w:ascii="Arial" w:hAnsi="Arial"/>
           <w:b/>
-          <w:color w:val="1F2937"/>
-          <w:sz w:val="20"/>
+          <w:color w:val="1E293B"/>
+          <w:sz w:val="19"/>
         </w:rPr>
-        <w:t xml:space="preserve">3. Secret &amp; Credential Hunting: </w:t>
+        <w:t xml:space="preserve">Autonomous Multi-Model Fallback Cascade: </w:t>
       </w:r>
       <w:r>
         <w:rPr>
           <w:rFonts w:ascii="Arial" w:hAnsi="Arial"/>
-          <w:color w:val="1F2937"/>
-          <w:sz w:val="20"/>
+          <w:color w:val="1E293B"/>
+          <w:sz w:val="19"/>
         </w:rPr>
-        <w:t>Gitleaks scans git commits and local filesystem buffers for leaked API keys, database credentials, and private tokens.</w:t>
+        <w:t>If a specific model is rate-limited (due to Groq TPM thresholds) or unavailable, the engine automatically attempts alternative candidate models in sequence: openai/gpt-oss-120b -&gt; openai/gpt-oss-20b -&gt; openai/gpt-oss-safeguard-20b -&gt; allam-2-7b. This ensures that temporary cloud quotas never block a developer's CI build.</w:t>
       </w:r>
     </w:p>
     <w:p>
@@ -1739,344 +1975,129 @@
         <w:rPr>
           <w:rFonts w:ascii="Arial" w:hAnsi="Arial"/>
           <w:b/>
-          <w:color w:val="1F2937"/>
-          <w:sz w:val="20"/>
+          <w:color w:val="1E293B"/>
+          <w:sz w:val="19"/>
         </w:rPr>
-        <w:t xml:space="preserve">4. Normalization &amp; Severity Tally: </w:t>
+        <w:t xml:space="preserve">Offline Deterministic Fallback: </w:t>
       </w:r>
       <w:r>
         <w:rPr>
           <w:rFonts w:ascii="Arial" w:hAnsi="Arial"/>
-          <w:color w:val="1F2937"/>
-          <w:sz w:val="20"/>
+          <w:color w:val="1E293B"/>
+          <w:sz w:val="19"/>
         </w:rPr>
-        <w:t>Findings from both engines are parsed into unified Finding data models, assigning standardized severities (Critical, High, Medium, Low) and calculating stable hash fingerprints.</w:t>
+        <w:t>If no API key is configured or the runner is operating in an air-gapped environment, SecureCode falls back to its built-in deterministic security knowledge base. Pre-computed, verified remediations are generated locally without network access.</w:t>
       </w:r>
     </w:p>
     <w:p>
       <w:pPr>
-        <w:pStyle w:val="ListBullet"/>
-        <w:spacing w:before="0" w:after="60" w:line="276" w:lineRule="auto"/>
+        <w:keepNext/>
+        <w:spacing w:before="240" w:after="80"/>
       </w:pPr>
       <w:r>
         <w:rPr>
           <w:rFonts w:ascii="Arial" w:hAnsi="Arial"/>
           <w:b/>
-          <w:color w:val="1F2937"/>
-          <w:sz w:val="20"/>
-        </w:rPr>
-        <w:t xml:space="preserve">5. AI Context Extraction &amp; Prompting: </w:t>
-      </w:r>
-      <w:r>
-        <w:rPr>
-          <w:rFonts w:ascii="Arial" w:hAnsi="Arial"/>
-          <w:color w:val="1F2937"/>
-          <w:sz w:val="20"/>
-        </w:rPr>
-        <w:t>For each finding, SecureCode extracts 25 surrounding lines of real source code from the target file, strips all credentials via regex sanitization, and prompts the Groq LPU engine for a tailored, context-aware fix.</w:t>
-      </w:r>
-    </w:p>
-    <w:p>
-      <w:pPr>
-        <w:pStyle w:val="ListBullet"/>
-        <w:spacing w:before="0" w:after="60" w:line="276" w:lineRule="auto"/>
-      </w:pPr>
-      <w:r>
-        <w:rPr>
-          <w:rFonts w:ascii="Arial" w:hAnsi="Arial"/>
-          <w:b/>
-          <w:color w:val="1F2937"/>
-          <w:sz w:val="20"/>
-        </w:rPr>
-        <w:t xml:space="preserve">6. Multi-Format Output Generation: </w:t>
-      </w:r>
-      <w:r>
-        <w:rPr>
-          <w:rFonts w:ascii="Arial" w:hAnsi="Arial"/>
-          <w:color w:val="1F2937"/>
-          <w:sz w:val="20"/>
-        </w:rPr>
-        <w:t>Outputs the visual executive dashboard directly to $GITHUB_STEP_SUMMARY, exports an OASIS SARIF v2.1.0 document to results.sarif, and compiles all code diffs into remediation.patch.</w:t>
-      </w:r>
-    </w:p>
-    <w:p>
-      <w:pPr>
-        <w:keepNext/>
-        <w:spacing w:before="360" w:after="120"/>
-      </w:pPr>
-      <w:r>
-        <w:rPr>
-          <w:rFonts w:ascii="Arial" w:hAnsi="Arial"/>
-          <w:b/>
-          <w:color w:val="1E3A8A"/>
-          <w:sz w:val="32"/>
-        </w:rPr>
-        <w:t>3. Technical Deep-Dive: Core Engineering Modules</w:t>
-      </w:r>
-    </w:p>
-    <w:p>
-      <w:pPr>
-        <w:keepNext/>
-        <w:spacing w:before="280" w:after="80"/>
-      </w:pPr>
-      <w:r>
-        <w:rPr>
-          <w:rFonts w:ascii="Arial" w:hAnsi="Arial"/>
-          <w:b/>
-          <w:color w:val="3B82F6"/>
-          <w:sz w:val="25"/>
-        </w:rPr>
-        <w:t>3.1 Engine 1: Semgrep AST Rule Engine</w:t>
-      </w:r>
-    </w:p>
-    <w:p>
-      <w:pPr>
-        <w:spacing w:before="0" w:after="120" w:line="288" w:lineRule="auto"/>
-      </w:pPr>
-      <w:r>
-        <w:rPr>
-          <w:rFonts w:ascii="Arial" w:hAnsi="Arial"/>
-          <w:color w:val="1F2937"/>
-          <w:sz w:val="20"/>
-        </w:rPr>
-        <w:t>Unlike naive regex scanners that throw thousands of false alarms, SecureCode utilizes Semgrep's Abstract Syntax Tree (AST) engine. It understands code semantics, data-flow, and variable assignment scopes. Bundled rules target high-impact vulnerability classes including Command Injection (os.system, subprocess shell=True), Path Traversal (open, pathlib), Insecure Deserialization (pickle.loads), Dynamic Code Evaluation (eval, exec), and SQL Injection.</w:t>
-      </w:r>
-    </w:p>
-    <w:p>
-      <w:pPr>
-        <w:keepNext/>
-        <w:spacing w:before="280" w:after="80"/>
-      </w:pPr>
-      <w:r>
-        <w:rPr>
-          <w:rFonts w:ascii="Arial" w:hAnsi="Arial"/>
-          <w:b/>
-          <w:color w:val="3B82F6"/>
-          <w:sz w:val="25"/>
-        </w:rPr>
-        <w:t>3.2 Engine 2: Gitleaks Secret &amp; Token Detection</w:t>
-      </w:r>
-    </w:p>
-    <w:p>
-      <w:pPr>
-        <w:spacing w:before="0" w:after="120" w:line="288" w:lineRule="auto"/>
-      </w:pPr>
-      <w:r>
-        <w:rPr>
-          <w:rFonts w:ascii="Arial" w:hAnsi="Arial"/>
-          <w:color w:val="1F2937"/>
-          <w:sz w:val="20"/>
-        </w:rPr>
-        <w:t>Hardcoded credentials represent one of the fastest paths to complete cloud infrastructure compromise. SecureCode incorporates a standalone Gitleaks runner that evaluates high-entropy strings and known credential signatures (Stripe API keys, AWS Access Keys, GitHub Personal Access Tokens, Slack Webhooks, and JWT tokens). Findings are isolated, normalized, and categorized under 'hardcoded-secret' with High severity.</w:t>
-      </w:r>
-    </w:p>
-    <w:p>
-      <w:pPr>
-        <w:keepNext/>
-        <w:spacing w:before="280" w:after="80"/>
-      </w:pPr>
-      <w:r>
-        <w:rPr>
-          <w:rFonts w:ascii="Arial" w:hAnsi="Arial"/>
-          <w:b/>
-          <w:color w:val="3B82F6"/>
-          <w:sz w:val="25"/>
-        </w:rPr>
-        <w:t>3.3 Engine 3: Normalization &amp; Path Cleaning</w:t>
-      </w:r>
-    </w:p>
-    <w:p>
-      <w:pPr>
-        <w:spacing w:before="0" w:after="120" w:line="288" w:lineRule="auto"/>
-      </w:pPr>
-      <w:r>
-        <w:rPr>
-          <w:rFonts w:ascii="Arial" w:hAnsi="Arial"/>
-          <w:color w:val="1F2937"/>
-          <w:sz w:val="20"/>
-        </w:rPr>
-        <w:t>A major challenge in multi-tool integration is reconciling disparate outputs. Raw Semgrep checks contain long, ugly runner directory prefixes (e.g., home.runner.work._actions.ShlokGarg22.SecureCode...rules.python-command-injection). SecureCode implements clean_rule_id_and_title() in normalizer.py, stripping system paths and transforming cryptic IDs into clear, professional titles like 'Command Injection via Shell (os.system)'.</w:t>
-      </w:r>
-    </w:p>
-    <w:p>
-      <w:pPr>
-        <w:keepNext/>
-        <w:spacing w:before="280" w:after="80"/>
-      </w:pPr>
-      <w:r>
-        <w:rPr>
-          <w:rFonts w:ascii="Arial" w:hAnsi="Arial"/>
-          <w:b/>
-          <w:color w:val="3B82F6"/>
-          <w:sz w:val="25"/>
-        </w:rPr>
-        <w:t>3.4 Engine 4: Automated Secret Redaction &amp; Privacy Shield</w:t>
-      </w:r>
-    </w:p>
-    <w:p>
-      <w:pPr>
-        <w:spacing w:before="0" w:after="120" w:line="288" w:lineRule="auto"/>
-      </w:pPr>
-      <w:r>
-        <w:rPr>
-          <w:rFonts w:ascii="Arial" w:hAnsi="Arial"/>
-          <w:color w:val="1F2937"/>
-          <w:sz w:val="20"/>
-        </w:rPr>
-        <w:t>Sending proprietary code containing secret keys to third-party AI models violates enterprise security standards. Before any prompt is dispatched to Groq or Gemini, SecureCode's redact_secrets_enhanced() pipeline intercepts the code. It uses multi-pattern regex matching to redact credentials into safe tokens (e.g., [REDACTED_STRIPE_KEY], [REDACTED_AWS_KEY], [REDACTED_PASSWORD]), ensuring zero sensitive credentials ever leave the runner environment.</w:t>
-      </w:r>
-    </w:p>
-    <w:p>
-      <w:pPr>
-        <w:keepNext/>
-        <w:spacing w:before="280" w:after="80"/>
-      </w:pPr>
-      <w:r>
-        <w:rPr>
-          <w:rFonts w:ascii="Arial" w:hAnsi="Arial"/>
-          <w:b/>
-          <w:color w:val="3B82F6"/>
-          <w:sz w:val="25"/>
-        </w:rPr>
-        <w:t>3.5 Engine 5: The Hybrid AI Remediation Engine</w:t>
-      </w:r>
-    </w:p>
-    <w:p>
-      <w:pPr>
-        <w:spacing w:before="0" w:after="120" w:line="288" w:lineRule="auto"/>
-      </w:pPr>
-      <w:r>
-        <w:rPr>
-          <w:rFonts w:ascii="Arial" w:hAnsi="Arial"/>
-          <w:color w:val="1F2937"/>
-          <w:sz w:val="20"/>
-        </w:rPr>
-        <w:t>SecureCode features a state-of-the-art dual AI architecture that combines ultra-fast cloud inference with offline reliability:</w:t>
-      </w:r>
-    </w:p>
-    <w:p>
-      <w:pPr>
-        <w:pStyle w:val="ListBullet"/>
-        <w:spacing w:before="0" w:after="60" w:line="276" w:lineRule="auto"/>
-      </w:pPr>
-      <w:r>
-        <w:rPr>
-          <w:rFonts w:ascii="Arial" w:hAnsi="Arial"/>
-          <w:b/>
-          <w:color w:val="1F2937"/>
-          <w:sz w:val="20"/>
-        </w:rPr>
-        <w:t xml:space="preserve">Live Groq LPU Inference (openai/gpt-oss-120b): </w:t>
-      </w:r>
-      <w:r>
-        <w:rPr>
-          <w:rFonts w:ascii="Arial" w:hAnsi="Arial"/>
-          <w:color w:val="1F2937"/>
-          <w:sz w:val="20"/>
-        </w:rPr>
-        <w:t>When an API key is provided, SecureCode connects to Groq's high-speed Language Processing Unit (LPU) cloud. It utilizes the verified 'openai/gpt-oss-120b' model with a 131,072 context window, analyzing surrounding source code and delivering valid JSON remediation diffs in under 1.2 seconds.</w:t>
-      </w:r>
-    </w:p>
-    <w:p>
-      <w:pPr>
-        <w:pStyle w:val="ListBullet"/>
-        <w:spacing w:before="0" w:after="60" w:line="276" w:lineRule="auto"/>
-      </w:pPr>
-      <w:r>
-        <w:rPr>
-          <w:rFonts w:ascii="Arial" w:hAnsi="Arial"/>
-          <w:b/>
-          <w:color w:val="1F2937"/>
-          <w:sz w:val="20"/>
-        </w:rPr>
-        <w:t xml:space="preserve">Automatic Multi-Model Fallback: </w:t>
-      </w:r>
-      <w:r>
-        <w:rPr>
-          <w:rFonts w:ascii="Arial" w:hAnsi="Arial"/>
-          <w:color w:val="1F2937"/>
-          <w:sz w:val="20"/>
-        </w:rPr>
-        <w:t>If a specific model encounters rate-limiting (TPM limits) or API restrictions, the client automatically cascades through verified alternative models: openai/gpt-oss-120b -&gt; openai/gpt-oss-20b -&gt; openai/gpt-oss-safeguard-20b -&gt; allam-2-7b.</w:t>
-      </w:r>
-    </w:p>
-    <w:p>
-      <w:pPr>
-        <w:pStyle w:val="ListBullet"/>
-        <w:spacing w:before="0" w:after="60" w:line="276" w:lineRule="auto"/>
-      </w:pPr>
-      <w:r>
-        <w:rPr>
-          <w:rFonts w:ascii="Arial" w:hAnsi="Arial"/>
-          <w:b/>
-          <w:color w:val="1F2937"/>
-          <w:sz w:val="20"/>
-        </w:rPr>
-        <w:t xml:space="preserve">Offline Deterministic Knowledge Base: </w:t>
-      </w:r>
-      <w:r>
-        <w:rPr>
-          <w:rFonts w:ascii="Arial" w:hAnsi="Arial"/>
-          <w:color w:val="1F2937"/>
-          <w:sz w:val="20"/>
-        </w:rPr>
-        <w:t>If no API key is provided or the runner is in an air-gapped network, SecureCode seamlessly falls back to its deterministic security knowledge base. It provides pre-computed, verified fixes for common CWE vulnerabilities so CI/CD execution never halts.</w:t>
-      </w:r>
-    </w:p>
-    <w:p>
-      <w:pPr>
-        <w:keepNext/>
-        <w:spacing w:before="280" w:after="80"/>
-      </w:pPr>
-      <w:r>
-        <w:rPr>
-          <w:rFonts w:ascii="Arial" w:hAnsi="Arial"/>
-          <w:b/>
-          <w:color w:val="3B82F6"/>
-          <w:sz w:val="25"/>
+          <w:color w:val="334155"/>
+          <w:sz w:val="23"/>
         </w:rPr>
         <w:t>3.6 Engine 6: OASIS SARIF v2.1.0 Exporter</w:t>
       </w:r>
     </w:p>
     <w:p>
       <w:pPr>
-        <w:spacing w:before="0" w:after="120" w:line="288" w:lineRule="auto"/>
+        <w:spacing w:before="0" w:after="120" w:line="276" w:lineRule="auto"/>
       </w:pPr>
       <w:r>
         <w:rPr>
           <w:rFonts w:ascii="Arial" w:hAnsi="Arial"/>
-          <w:color w:val="1F2937"/>
-          <w:sz w:val="20"/>
+          <w:color w:val="1E293B"/>
+          <w:sz w:val="19"/>
         </w:rPr>
-        <w:t>The Static Analysis Results Interchange Format (SARIF) is the official OASIS standard for security reporting. SecureCode generates a compliant SARIF v2.1.0 document. Crucially, the engine implements the strict 'artifactChanges' schema for automated code replacements, ensuring 100% compatibility with GitHub CodeQL Action and displaying native alerts inside the repository's 'Security' tab.</w:t>
+        <w:t>The Static Analysis Results Interchange Format (SARIF) is the official OASIS standard for security diagnostics. SecureCode's sarif_exporter.py maps internal ScanResult models into SARIF v2.1.0 JSON. Crucially, code replacements are wrapped strictly under 'artifactChanges' as required by the SARIF specification. This allows GitHub's CodeQL action to ingest the file and populate native security alerts inside the repository's 'Security' tab (Figure 3).</w:t>
+      </w:r>
+    </w:p>
+    <w:p>
+      <w:pPr>
+        <w:spacing w:before="200" w:after="40"/>
+        <w:jc w:val="center"/>
+      </w:pPr>
+      <w:r>
+        <w:drawing>
+          <wp:inline xmlns:a="http://schemas.openxmlformats.org/drawingml/2006/main" xmlns:pic="http://schemas.openxmlformats.org/drawingml/2006/picture">
+            <wp:extent cx="5669280" cy="1700784"/>
+            <wp:docPr id="3" name="Picture 3"/>
+            <wp:cNvGraphicFramePr>
+              <a:graphicFrameLocks noChangeAspect="1"/>
+            </wp:cNvGraphicFramePr>
+            <a:graphic>
+              <a:graphicData uri="http://schemas.openxmlformats.org/drawingml/2006/picture">
+                <pic:pic>
+                  <pic:nvPicPr>
+                    <pic:cNvPr id="0" name="github_sarif_integration.png"/>
+                    <pic:cNvPicPr/>
+                  </pic:nvPicPr>
+                  <pic:blipFill>
+                    <a:blip r:embed="rId12"/>
+                    <a:stretch>
+                      <a:fillRect/>
+                    </a:stretch>
+                  </pic:blipFill>
+                  <pic:spPr>
+                    <a:xfrm>
+                      <a:off x="0" y="0"/>
+                      <a:ext cx="5669280" cy="1700784"/>
+                    </a:xfrm>
+                    <a:prstGeom prst="rect"/>
+                  </pic:spPr>
+                </pic:pic>
+              </a:graphicData>
+            </a:graphic>
+          </wp:inline>
+        </w:drawing>
+      </w:r>
+    </w:p>
+    <w:p>
+      <w:pPr>
+        <w:spacing w:before="40" w:after="200"/>
+        <w:jc w:val="center"/>
+      </w:pPr>
+      <w:r>
+        <w:rPr>
+          <w:rFonts w:ascii="Arial" w:hAnsi="Arial"/>
+          <w:i/>
+          <w:color w:val="64748B"/>
+          <w:sz w:val="17"/>
+        </w:rPr>
+        <w:t>Figure 3: OASIS SARIF v2.1.0 GitHub Security Tab Integration mapping scan results to native code scanning alerts.</w:t>
       </w:r>
     </w:p>
     <w:p>
       <w:pPr>
         <w:keepNext/>
-        <w:spacing w:before="280" w:after="80"/>
+        <w:spacing w:before="240" w:after="80"/>
       </w:pPr>
       <w:r>
         <w:rPr>
           <w:rFonts w:ascii="Arial" w:hAnsi="Arial"/>
           <w:b/>
-          <w:color w:val="3B82F6"/>
-          <w:sz w:val="25"/>
+          <w:color w:val="334155"/>
+          <w:sz w:val="23"/>
         </w:rPr>
         <w:t>3.7 Engine 7: Unified Git Patch Generator</w:t>
       </w:r>
     </w:p>
     <w:p>
       <w:pPr>
-        <w:spacing w:before="0" w:after="120" w:line="288" w:lineRule="auto"/>
+        <w:spacing w:before="0" w:after="120" w:line="276" w:lineRule="auto"/>
       </w:pPr>
       <w:r>
         <w:rPr>
           <w:rFonts w:ascii="Arial" w:hAnsi="Arial"/>
-          <w:color w:val="1F2937"/>
-          <w:sz w:val="20"/>
+          <w:color w:val="1E293B"/>
+          <w:sz w:val="19"/>
         </w:rPr>
-        <w:t>Rather than forcing developers to manually retype code, SecureCode compiles every AI-generated diff into a standard unified Git patch file (remediation.patch). The patch includes valid headers (--- a/file, +++ b/file, @@ chunk markers) allowing developers to execute 'git apply remediation.patch' and resolve all vulnerabilities simultaneously.</w:t>
+        <w:t>The final module in the pipeline is patch_generator.py. It collects all validated remediation diffs across all files and formats them into a standard unified Git patch (remediation.patch). The patch includes complete file headers ('--- a/file', '+++ b/file') and chunk coordinates ('@@ -start,len +start,len @@'). A developer can download this artifact and run 'git apply remediation.patch' to resolve all detected vulnerabilities simultaneously.</w:t>
       </w:r>
     </w:p>
     <w:p>
@@ -2093,51 +2114,51 @@
         <w:rPr>
           <w:rFonts w:ascii="Arial" w:hAnsi="Arial"/>
           <w:b/>
-          <w:color w:val="1E3A8A"/>
-          <w:sz w:val="32"/>
+          <w:color w:val="1B365D"/>
+          <w:sz w:val="28"/>
         </w:rPr>
-        <w:t>4. Individual Contributions &amp; Team Work Distribution</w:t>
+        <w:t>4. Team Member Contributions and Work Distribution</w:t>
       </w:r>
     </w:p>
     <w:p>
       <w:pPr>
-        <w:spacing w:before="0" w:after="120" w:line="288" w:lineRule="auto"/>
+        <w:spacing w:before="0" w:after="120" w:line="276" w:lineRule="auto"/>
       </w:pPr>
       <w:r>
         <w:rPr>
           <w:rFonts w:ascii="Arial" w:hAnsi="Arial"/>
-          <w:color w:val="1F2937"/>
-          <w:sz w:val="20"/>
+          <w:color w:val="1E293B"/>
+          <w:sz w:val="19"/>
         </w:rPr>
-        <w:t>SecureCode was designed, developed, and tested collaboratively by all three team members. Each contributor took complete ownership of distinct, critical architectural subsystems, ensuring equal balance between CI/CD infrastructure, static analysis engine internals, and AI-driven remediation services.</w:t>
+        <w:t>SecureCode was designed, built, and tested through equal collaboration among three computer engineering students. To ensure clean modularity and accountability, each team member took primary ownership of specific subsystems spanning CI/CD infrastructure, static analysis engines, and AI remediation services.</w:t>
       </w:r>
     </w:p>
     <w:p>
       <w:pPr>
         <w:keepNext/>
-        <w:spacing w:before="280" w:after="80"/>
+        <w:spacing w:before="240" w:after="80"/>
       </w:pPr>
       <w:r>
         <w:rPr>
           <w:rFonts w:ascii="Arial" w:hAnsi="Arial"/>
           <w:b/>
-          <w:color w:val="3B82F6"/>
-          <w:sz w:val="25"/>
+          <w:color w:val="334155"/>
+          <w:sz w:val="23"/>
         </w:rPr>
         <w:t>4.1 Shlok Garg (PRN: 24070122187)</w:t>
       </w:r>
     </w:p>
     <w:p>
       <w:pPr>
-        <w:spacing w:before="0" w:after="120" w:line="288" w:lineRule="auto"/>
+        <w:spacing w:before="0" w:after="120" w:line="276" w:lineRule="auto"/>
       </w:pPr>
       <w:r>
         <w:rPr>
           <w:rFonts w:ascii="Arial" w:hAnsi="Arial"/>
-          <w:color w:val="1F2937"/>
-          <w:sz w:val="20"/>
+          <w:color w:val="1E293B"/>
+          <w:sz w:val="19"/>
         </w:rPr>
-        <w:t>Lead Architecture: CI/CD Automation, GitHub Actions Composite Engine, SARIF v2.1.0 &amp; Reporting</w:t>
+        <w:t>Primary Ownership: CI/CD Composite Action Architecture, SARIF v2.1.0 Engine &amp; GitHub UI Dashboard</w:t>
       </w:r>
     </w:p>
     <w:p>
@@ -2149,18 +2170,18 @@
         <w:rPr>
           <w:rFonts w:ascii="Arial" w:hAnsi="Arial"/>
           <w:b/>
-          <w:color w:val="1F2937"/>
-          <w:sz w:val="20"/>
+          <w:color w:val="1E293B"/>
+          <w:sz w:val="19"/>
         </w:rPr>
-        <w:t xml:space="preserve">Composite Action Architecture (action.yml): </w:t>
+        <w:t xml:space="preserve">Composite GitHub Action (action.yml): </w:t>
       </w:r>
       <w:r>
         <w:rPr>
           <w:rFonts w:ascii="Arial" w:hAnsi="Arial"/>
-          <w:color w:val="1F2937"/>
-          <w:sz w:val="20"/>
+          <w:color w:val="1E293B"/>
+          <w:sz w:val="19"/>
         </w:rPr>
-        <w:t>Engineered the zero-hosting GitHub Action definition, managing ephemeral environment provisioning, Python 3.11 runtime configuration, standalone Gitleaks binary compilation, and dependency caching.</w:t>
+        <w:t>Designed and implemented the standalone GitHub Action definition. Configured environment setup, Python 3.11 runtime, dependency installation, and automated binary compilation for Gitleaks.</w:t>
       </w:r>
     </w:p>
     <w:p>
@@ -2172,18 +2193,18 @@
         <w:rPr>
           <w:rFonts w:ascii="Arial" w:hAnsi="Arial"/>
           <w:b/>
-          <w:color w:val="1F2937"/>
-          <w:sz w:val="20"/>
+          <w:color w:val="1E293B"/>
+          <w:sz w:val="19"/>
         </w:rPr>
         <w:t xml:space="preserve">OASIS SARIF v2.1.0 Exporter (sarif_exporter.py): </w:t>
       </w:r>
       <w:r>
         <w:rPr>
           <w:rFonts w:ascii="Arial" w:hAnsi="Arial"/>
-          <w:color w:val="1F2937"/>
-          <w:sz w:val="20"/>
+          <w:color w:val="1E293B"/>
+          <w:sz w:val="19"/>
         </w:rPr>
-        <w:t>Implemented the standard SARIF generator. Resolved critical schema validation issues by engineering the 'artifactChanges' replacement structure, enabling seamless ingestion by GitHub's Code Scanning dashboard.</w:t>
+        <w:t>Engineered the SARIF generation module. Identified and resolved a critical GitHub CodeQL schema rejection by implementing the 'artifactChanges' structure, enabling seamless ingestion into GitHub's native Security tab.</w:t>
       </w:r>
     </w:p>
     <w:p>
@@ -2195,18 +2216,18 @@
         <w:rPr>
           <w:rFonts w:ascii="Arial" w:hAnsi="Arial"/>
           <w:b/>
-          <w:color w:val="1F2937"/>
-          <w:sz w:val="20"/>
+          <w:color w:val="1E293B"/>
+          <w:sz w:val="19"/>
         </w:rPr>
-        <w:t xml:space="preserve">CI Lifecycle &amp; Policy Enforcement (scan.py): </w:t>
+        <w:t xml:space="preserve">CI Policy and Return-Code Trapping (scan.py): </w:t>
       </w:r>
       <w:r>
         <w:rPr>
           <w:rFonts w:ascii="Arial" w:hAnsi="Arial"/>
-          <w:color w:val="1F2937"/>
-          <w:sz w:val="20"/>
+          <w:color w:val="1E293B"/>
+          <w:sz w:val="19"/>
         </w:rPr>
-        <w:t>Engineered the policy failure threshold engine (fail-on: high, critical, medium). Designed safe exit code propagation so reports and SARIF artifacts are guaranteed to write before runner termination.</w:t>
+        <w:t>Engineered the threshold policy evaluation logic (fail-on: critical, high, medium). Implemented bash return-code trapping in action.yml so SARIF reports and patches are guaranteed to write before runner termination.</w:t>
       </w:r>
     </w:p>
     <w:p>
@@ -2218,18 +2239,18 @@
         <w:rPr>
           <w:rFonts w:ascii="Arial" w:hAnsi="Arial"/>
           <w:b/>
-          <w:color w:val="1F2937"/>
-          <w:sz w:val="20"/>
+          <w:color w:val="1E293B"/>
+          <w:sz w:val="19"/>
         </w:rPr>
-        <w:t xml:space="preserve">GitHub Step Summary Dashboard (format_github_step_summary): </w:t>
+        <w:t xml:space="preserve">Step Summary Markdown Dashboard (format_github_step_summary): </w:t>
       </w:r>
       <w:r>
         <w:rPr>
           <w:rFonts w:ascii="Arial" w:hAnsi="Arial"/>
-          <w:color w:val="1F2937"/>
-          <w:sz w:val="20"/>
+          <w:color w:val="1E293B"/>
+          <w:sz w:val="19"/>
         </w:rPr>
-        <w:t>Designed the executive markdown dashboard with responsive tables, severity matrix tally, auto-expanded Critical/High cards (&lt;details open&gt;), and syntax-highlighted diffs.</w:t>
+        <w:t>Designed the executive dashboard rendered in GitHub Actions. Structured clean severity breakdown tables, auto-expanded Critical/High finding cards, and multi-line diff blocks.</w:t>
       </w:r>
     </w:p>
     <w:p>
@@ -2241,46 +2262,46 @@
         <w:rPr>
           <w:rFonts w:ascii="Arial" w:hAnsi="Arial"/>
           <w:b/>
-          <w:color w:val="1F2937"/>
-          <w:sz w:val="20"/>
+          <w:color w:val="1E293B"/>
+          <w:sz w:val="19"/>
         </w:rPr>
-        <w:t xml:space="preserve">Integration &amp; Validation Testbed: </w:t>
+        <w:t xml:space="preserve">Integration &amp; Testbed Deployment: </w:t>
       </w:r>
       <w:r>
         <w:rPr>
           <w:rFonts w:ascii="Arial" w:hAnsi="Arial"/>
-          <w:color w:val="1F2937"/>
-          <w:sz w:val="20"/>
+          <w:color w:val="1E293B"/>
+          <w:sz w:val="19"/>
         </w:rPr>
-        <w:t>Configured and maintained the public demo repository (ShlokGarg22/TestingSecureCode) to validate live workflow runs, CodeQL uploads, and artifact retention.</w:t>
+        <w:t>Set up the public target demo repository (ShlokGarg22/TestingSecureCode) and validated continuous workflow execution.</w:t>
       </w:r>
     </w:p>
     <w:p>
       <w:pPr>
         <w:keepNext/>
-        <w:spacing w:before="280" w:after="80"/>
+        <w:spacing w:before="240" w:after="80"/>
       </w:pPr>
       <w:r>
         <w:rPr>
           <w:rFonts w:ascii="Arial" w:hAnsi="Arial"/>
           <w:b/>
-          <w:color w:val="3B82F6"/>
-          <w:sz w:val="25"/>
+          <w:color w:val="334155"/>
+          <w:sz w:val="23"/>
         </w:rPr>
         <w:t>4.2 Shashank Tai (PRN: 24070122181)</w:t>
       </w:r>
     </w:p>
     <w:p>
       <w:pPr>
-        <w:spacing w:before="0" w:after="120" w:line="288" w:lineRule="auto"/>
+        <w:spacing w:before="0" w:after="120" w:line="276" w:lineRule="auto"/>
       </w:pPr>
       <w:r>
         <w:rPr>
           <w:rFonts w:ascii="Arial" w:hAnsi="Arial"/>
-          <w:color w:val="1F2937"/>
-          <w:sz w:val="20"/>
+          <w:color w:val="1E293B"/>
+          <w:sz w:val="19"/>
         </w:rPr>
-        <w:t>Lead Architecture: Static Analysis Core, Security Rule Engineering &amp; Secret Detection</w:t>
+        <w:t>Primary Ownership: Static Analysis Engines, Security Rule Engineering &amp; Secret Detection</w:t>
       </w:r>
     </w:p>
     <w:p>
@@ -2292,18 +2313,18 @@
         <w:rPr>
           <w:rFonts w:ascii="Arial" w:hAnsi="Arial"/>
           <w:b/>
-          <w:color w:val="1F2937"/>
-          <w:sz w:val="20"/>
+          <w:color w:val="1E293B"/>
+          <w:sz w:val="19"/>
         </w:rPr>
-        <w:t xml:space="preserve">Semgrep Runner Engine (semgrep.py): </w:t>
+        <w:t xml:space="preserve">Semgrep AST Runner Engine (semgrep.py): </w:t>
       </w:r>
       <w:r>
         <w:rPr>
           <w:rFonts w:ascii="Arial" w:hAnsi="Arial"/>
-          <w:color w:val="1F2937"/>
-          <w:sz w:val="20"/>
+          <w:color w:val="1E293B"/>
+          <w:sz w:val="19"/>
         </w:rPr>
-        <w:t>Engineered the process execution wrapper for Semgrep, managing AST rule pack resolution (bundled, online, hybrid), process timeouts, and smart directory exclusion (skipping node_modules, venv, and cache folders).</w:t>
+        <w:t>Engineered the process execution wrapper for Semgrep, managing rule mode selection (bundled, online, hybrid), process timeouts, and smart directory exclusion (skipping vendor dependencies and cache folders).</w:t>
       </w:r>
     </w:p>
     <w:p>
@@ -2315,18 +2336,18 @@
         <w:rPr>
           <w:rFonts w:ascii="Arial" w:hAnsi="Arial"/>
           <w:b/>
-          <w:color w:val="1F2937"/>
-          <w:sz w:val="20"/>
+          <w:color w:val="1E293B"/>
+          <w:sz w:val="19"/>
         </w:rPr>
-        <w:t xml:space="preserve">Gitleaks Subsystem (gitleaks.py): </w:t>
+        <w:t xml:space="preserve">Gitleaks Secret Detection Runner (gitleaks.py): </w:t>
       </w:r>
       <w:r>
         <w:rPr>
           <w:rFonts w:ascii="Arial" w:hAnsi="Arial"/>
-          <w:color w:val="1F2937"/>
-          <w:sz w:val="20"/>
+          <w:color w:val="1E293B"/>
+          <w:sz w:val="19"/>
         </w:rPr>
-        <w:t>Developed the high-entropy secret detection runner, configuring JSON report parsing, process isolation with shell=False, and extraction of secret matches across commit history and source trees.</w:t>
+        <w:t>Integrated the Gitleaks binary, configuring command execution with process isolation (shell=False) and parsing raw JSON reports into structured secret finding models.</w:t>
       </w:r>
     </w:p>
     <w:p>
@@ -2338,18 +2359,18 @@
         <w:rPr>
           <w:rFonts w:ascii="Arial" w:hAnsi="Arial"/>
           <w:b/>
-          <w:color w:val="1F2937"/>
-          <w:sz w:val="20"/>
+          <w:color w:val="1E293B"/>
+          <w:sz w:val="19"/>
         </w:rPr>
-        <w:t xml:space="preserve">Security Rule Engineering &amp; Curation (backend/rules): </w:t>
+        <w:t xml:space="preserve">Security Rule Curation (backend/rules): </w:t>
       </w:r>
       <w:r>
         <w:rPr>
           <w:rFonts w:ascii="Arial" w:hAnsi="Arial"/>
-          <w:color w:val="1F2937"/>
-          <w:sz w:val="20"/>
+          <w:color w:val="1E293B"/>
+          <w:sz w:val="19"/>
         </w:rPr>
-        <w:t>Authored and curated AST pattern rules for critical Python vulnerabilities, including arbitrary file reading, OS command injection, unsafe YAML/pickle deserialization, and dangerous eval execution.</w:t>
+        <w:t>Authored and tuned AST pattern rules targeting critical Python vulnerabilities, including OS command injection, pickle deserialization, path traversal, and dangerous eval() expressions.</w:t>
       </w:r>
     </w:p>
     <w:p>
@@ -2361,18 +2382,18 @@
         <w:rPr>
           <w:rFonts w:ascii="Arial" w:hAnsi="Arial"/>
           <w:b/>
-          <w:color w:val="1F2937"/>
-          <w:sz w:val="20"/>
+          <w:color w:val="1E293B"/>
+          <w:sz w:val="19"/>
         </w:rPr>
-        <w:t xml:space="preserve">Normalization &amp; Deduplication Engine (normalizer.py): </w:t>
+        <w:t xml:space="preserve">Finding Normalization Pipeline (normalizer.py): </w:t>
       </w:r>
       <w:r>
         <w:rPr>
           <w:rFonts w:ascii="Arial" w:hAnsi="Arial"/>
-          <w:color w:val="1F2937"/>
-          <w:sz w:val="20"/>
+          <w:color w:val="1E293B"/>
+          <w:sz w:val="19"/>
         </w:rPr>
-        <w:t>Engineered the normalizer that transforms raw Semgrep results into standardized Finding models. Authored clean_rule_id_and_title() to eliminate runner path bloat and compute SHA-256 content fingerprints for deduplication.</w:t>
+        <w:t>Created the normalizer that standardizes tool outputs. Authored clean_rule_id_and_title() to strip path clutter and implemented SHA-256 content fingerprinting to eliminate duplicate alerts across runs.</w:t>
       </w:r>
     </w:p>
     <w:p>
@@ -2384,46 +2405,46 @@
         <w:rPr>
           <w:rFonts w:ascii="Arial" w:hAnsi="Arial"/>
           <w:b/>
-          <w:color w:val="1F2937"/>
-          <w:sz w:val="20"/>
+          <w:color w:val="1E293B"/>
+          <w:sz w:val="19"/>
         </w:rPr>
         <w:t xml:space="preserve">Severity Classification Algorithm: </w:t>
       </w:r>
       <w:r>
         <w:rPr>
           <w:rFonts w:ascii="Arial" w:hAnsi="Arial"/>
-          <w:color w:val="1F2937"/>
-          <w:sz w:val="20"/>
+          <w:color w:val="1E293B"/>
+          <w:sz w:val="19"/>
         </w:rPr>
-        <w:t>Formulated the severity weighting algorithm (Critical, High, Medium, Low, Info) mapping CWE risk categories to actionable policy thresholds.</w:t>
+        <w:t>Formulated the severity weighting matrix (Critical, High, Medium, Low) mapping CWE risk categories to actionable CI thresholds.</w:t>
       </w:r>
     </w:p>
     <w:p>
       <w:pPr>
         <w:keepNext/>
-        <w:spacing w:before="280" w:after="80"/>
+        <w:spacing w:before="240" w:after="80"/>
       </w:pPr>
       <w:r>
         <w:rPr>
           <w:rFonts w:ascii="Arial" w:hAnsi="Arial"/>
           <w:b/>
-          <w:color w:val="3B82F6"/>
-          <w:sz w:val="25"/>
+          <w:color w:val="334155"/>
+          <w:sz w:val="23"/>
         </w:rPr>
         <w:t>4.3 Sayantan Nandi (PRN: 24070122176)</w:t>
       </w:r>
     </w:p>
     <w:p>
       <w:pPr>
-        <w:spacing w:before="0" w:after="120" w:line="288" w:lineRule="auto"/>
+        <w:spacing w:before="0" w:after="120" w:line="276" w:lineRule="auto"/>
       </w:pPr>
       <w:r>
         <w:rPr>
           <w:rFonts w:ascii="Arial" w:hAnsi="Arial"/>
-          <w:color w:val="1F2937"/>
-          <w:sz w:val="20"/>
+          <w:color w:val="1E293B"/>
+          <w:sz w:val="19"/>
         </w:rPr>
-        <w:t>Lead Architecture: Hybrid AI Remediation Engine, Privacy Redaction &amp; Git Patch Generation</w:t>
+        <w:t>Primary Ownership: Hybrid AI Remediation Engine, Privacy Redaction &amp; Unified Git Patch</w:t>
       </w:r>
     </w:p>
     <w:p>
@@ -2435,18 +2456,18 @@
         <w:rPr>
           <w:rFonts w:ascii="Arial" w:hAnsi="Arial"/>
           <w:b/>
-          <w:color w:val="1F2937"/>
-          <w:sz w:val="20"/>
+          <w:color w:val="1E293B"/>
+          <w:sz w:val="19"/>
         </w:rPr>
         <w:t xml:space="preserve">Hybrid AI Explainer Architecture (explainer_enhanced.py): </w:t>
       </w:r>
       <w:r>
         <w:rPr>
           <w:rFonts w:ascii="Arial" w:hAnsi="Arial"/>
-          <w:color w:val="1F2937"/>
-          <w:sz w:val="20"/>
+          <w:color w:val="1E293B"/>
+          <w:sz w:val="19"/>
         </w:rPr>
-        <w:t>Architected the dual AI engine integrating Groq LPU inference (openai/gpt-oss-120b, openai/gpt-oss-20b) and Google Gemini with an offline deterministic knowledge base fallback.</w:t>
+        <w:t>Architected the dual AI engine integrating Groq LPU inference (openai/gpt-oss-120b, openai/gpt-oss-20b) with an offline deterministic knowledge base fallback.</w:t>
       </w:r>
     </w:p>
     <w:p>
@@ -2458,18 +2479,18 @@
         <w:rPr>
           <w:rFonts w:ascii="Arial" w:hAnsi="Arial"/>
           <w:b/>
-          <w:color w:val="1F2937"/>
-          <w:sz w:val="20"/>
+          <w:color w:val="1E293B"/>
+          <w:sz w:val="19"/>
         </w:rPr>
-        <w:t xml:space="preserve">Multi-Model Auto-Fallback Engine: </w:t>
+        <w:t xml:space="preserve">Multi-Model Fallback Cascade: </w:t>
       </w:r>
       <w:r>
         <w:rPr>
           <w:rFonts w:ascii="Arial" w:hAnsi="Arial"/>
-          <w:color w:val="1F2937"/>
-          <w:sz w:val="20"/>
+          <w:color w:val="1E293B"/>
+          <w:sz w:val="19"/>
         </w:rPr>
-        <w:t>Engineered the fault-tolerant model cascade that automatically falls back across verified candidate models when encountering TPM rate limits, preventing CI pipeline failure.</w:t>
+        <w:t>Engineered the fault-tolerant model cascade that dynamically shifts across candidate Groq models upon encountering TPM rate limits, ensuring continuous CI execution.</w:t>
       </w:r>
     </w:p>
     <w:p>
@@ -2481,18 +2502,18 @@
         <w:rPr>
           <w:rFonts w:ascii="Arial" w:hAnsi="Arial"/>
           <w:b/>
-          <w:color w:val="1F2937"/>
-          <w:sz w:val="20"/>
+          <w:color w:val="1E293B"/>
+          <w:sz w:val="19"/>
         </w:rPr>
-        <w:t xml:space="preserve">Automated Privacy &amp; Secret Redaction (redact_secrets_enhanced): </w:t>
+        <w:t xml:space="preserve">Privacy &amp; Secret Redaction Pipeline (redact_secrets_enhanced): </w:t>
       </w:r>
       <w:r>
         <w:rPr>
           <w:rFonts w:ascii="Arial" w:hAnsi="Arial"/>
-          <w:color w:val="1F2937"/>
-          <w:sz w:val="20"/>
+          <w:color w:val="1E293B"/>
+          <w:sz w:val="19"/>
         </w:rPr>
-        <w:t>Designed the high-entropy regex sanitization pipeline that redacts API keys, tokens, and database credentials from code snippets prior to LLM prompt construction.</w:t>
+        <w:t>Designed the regex sanitization filter that intercepts and redacts high-entropy API keys, AWS credentials, and tokens before prompt construction.</w:t>
       </w:r>
     </w:p>
     <w:p>
@@ -2504,18 +2525,18 @@
         <w:rPr>
           <w:rFonts w:ascii="Arial" w:hAnsi="Arial"/>
           <w:b/>
-          <w:color w:val="1F2937"/>
-          <w:sz w:val="20"/>
+          <w:color w:val="1E293B"/>
+          <w:sz w:val="19"/>
         </w:rPr>
         <w:t xml:space="preserve">Unified Git Patch Generator (patch_generator.py): </w:t>
       </w:r>
       <w:r>
         <w:rPr>
           <w:rFonts w:ascii="Arial" w:hAnsi="Arial"/>
-          <w:color w:val="1F2937"/>
-          <w:sz w:val="20"/>
+          <w:color w:val="1E293B"/>
+          <w:sz w:val="19"/>
         </w:rPr>
-        <w:t>Engineered the multi-diff patch compiler that parses AI remediations and outputs standard unified diffs (remediation.patch) compatible with git apply.</w:t>
+        <w:t>Engineered the multi-diff patch compiler that parses AI remediation outputs and formats them into standard unified diffs (remediation.patch) compatible with git apply.</w:t>
       </w:r>
     </w:p>
     <w:p>
@@ -2527,18 +2548,18 @@
         <w:rPr>
           <w:rFonts w:ascii="Arial" w:hAnsi="Arial"/>
           <w:b/>
-          <w:color w:val="1F2937"/>
-          <w:sz w:val="20"/>
+          <w:color w:val="1E293B"/>
+          <w:sz w:val="19"/>
         </w:rPr>
         <w:t xml:space="preserve">Groq Model Diagnostic Tool (check_groq_models.py): </w:t>
       </w:r>
       <w:r>
         <w:rPr>
           <w:rFonts w:ascii="Arial" w:hAnsi="Arial"/>
-          <w:color w:val="1F2937"/>
-          <w:sz w:val="20"/>
+          <w:color w:val="1E293B"/>
+          <w:sz w:val="19"/>
         </w:rPr>
-        <w:t>Developed the standalone CLI tool that queries Groq client.models.list(), benchmarks latency, validates JSON schemas, and identifies active models for user accounts.</w:t>
+        <w:t>Developed the standalone CLI utility that queries Groq client.models.list(), benchmarks latency, and validates JSON schemas.</w:t>
       </w:r>
     </w:p>
     <w:p>
@@ -2550,33 +2571,33 @@
         <w:rPr>
           <w:rFonts w:ascii="Arial" w:hAnsi="Arial"/>
           <w:b/>
-          <w:color w:val="1F2937"/>
-          <w:sz w:val="20"/>
+          <w:color w:val="1E293B"/>
+          <w:sz w:val="19"/>
         </w:rPr>
-        <w:t xml:space="preserve">Full-Stack Web Interface &amp; REST APIs: </w:t>
+        <w:t xml:space="preserve">Full-Stack Web Interface &amp; API Integration: </w:t>
       </w:r>
       <w:r>
         <w:rPr>
           <w:rFonts w:ascii="Arial" w:hAnsi="Arial"/>
-          <w:color w:val="1F2937"/>
-          <w:sz w:val="20"/>
+          <w:color w:val="1E293B"/>
+          <w:sz w:val="19"/>
         </w:rPr>
-        <w:t>Co-developed the FastAPI backend (scans.py) and interactive Next.js web application for manual ZIP uploads and visual side-by-side diff comparisons.</w:t>
+        <w:t>Co-developed the FastAPI backend endpoints and Next.js web application for manual ZIP uploads and side-by-side diff previews.</w:t>
       </w:r>
     </w:p>
     <w:p>
       <w:pPr>
         <w:keepNext/>
-        <w:spacing w:before="280" w:after="80"/>
+        <w:spacing w:before="240" w:after="80"/>
       </w:pPr>
       <w:r>
         <w:rPr>
           <w:rFonts w:ascii="Arial" w:hAnsi="Arial"/>
           <w:b/>
-          <w:color w:val="3B82F6"/>
-          <w:sz w:val="25"/>
+          <w:color w:val="334155"/>
+          <w:sz w:val="23"/>
         </w:rPr>
-        <w:t>4.4 Team Responsibility &amp; Deliverables Matrix</w:t>
+        <w:t>4.4 Responsibility and Deliverables Summary</w:t>
       </w:r>
     </w:p>
     <w:tbl>
@@ -2594,13 +2615,13 @@
       <w:tr>
         <w:tc>
           <w:tcPr>
-            <w:tcW w:type="dxa" w:w="3456"/>
-            <w:shd w:fill="1E3A8A"/>
+            <w:tcW w:type="dxa" w:w="3168"/>
+            <w:shd w:fill="1B365D"/>
             <w:tcMar>
-              <w:top w:w="180" w:type="dxa"/>
-              <w:bottom w:w="180" w:type="dxa"/>
-              <w:left w:w="180" w:type="dxa"/>
-              <w:right w:w="180" w:type="dxa"/>
+              <w:top w:w="140" w:type="dxa"/>
+              <w:bottom w:w="140" w:type="dxa"/>
+              <w:left w:w="140" w:type="dxa"/>
+              <w:right w:w="140" w:type="dxa"/>
             </w:tcMar>
           </w:tcPr>
           <w:p>
@@ -2613,21 +2634,21 @@
                 <w:rFonts w:ascii="Arial" w:hAnsi="Arial"/>
                 <w:b/>
                 <w:color w:val="FFFFFF"/>
-                <w:sz w:val="20"/>
+                <w:sz w:val="19"/>
               </w:rPr>
-              <w:t>Subsystem / Component</w:t>
+              <w:t>Module / Subsystem</w:t>
             </w:r>
           </w:p>
         </w:tc>
         <w:tc>
           <w:tcPr>
-            <w:tcW w:type="dxa" w:w="1872"/>
-            <w:shd w:fill="1E3A8A"/>
+            <w:tcW w:type="dxa" w:w="2016"/>
+            <w:shd w:fill="1B365D"/>
             <w:tcMar>
-              <w:top w:w="180" w:type="dxa"/>
-              <w:bottom w:w="180" w:type="dxa"/>
-              <w:left w:w="180" w:type="dxa"/>
-              <w:right w:w="180" w:type="dxa"/>
+              <w:top w:w="140" w:type="dxa"/>
+              <w:bottom w:w="140" w:type="dxa"/>
+              <w:left w:w="140" w:type="dxa"/>
+              <w:right w:w="140" w:type="dxa"/>
             </w:tcMar>
           </w:tcPr>
           <w:p>
@@ -2640,7 +2661,7 @@
                 <w:rFonts w:ascii="Arial" w:hAnsi="Arial"/>
                 <w:b/>
                 <w:color w:val="FFFFFF"/>
-                <w:sz w:val="20"/>
+                <w:sz w:val="19"/>
               </w:rPr>
               <w:t>Lead Owner</w:t>
             </w:r>
@@ -2648,13 +2669,13 @@
         </w:tc>
         <w:tc>
           <w:tcPr>
-            <w:tcW w:type="dxa" w:w="1872"/>
-            <w:shd w:fill="1E3A8A"/>
+            <w:tcW w:type="dxa" w:w="2016"/>
+            <w:shd w:fill="1B365D"/>
             <w:tcMar>
-              <w:top w:w="180" w:type="dxa"/>
-              <w:bottom w:w="180" w:type="dxa"/>
-              <w:left w:w="180" w:type="dxa"/>
-              <w:right w:w="180" w:type="dxa"/>
+              <w:top w:w="140" w:type="dxa"/>
+              <w:bottom w:w="140" w:type="dxa"/>
+              <w:left w:w="140" w:type="dxa"/>
+              <w:right w:w="140" w:type="dxa"/>
             </w:tcMar>
           </w:tcPr>
           <w:p>
@@ -2667,7 +2688,7 @@
                 <w:rFonts w:ascii="Arial" w:hAnsi="Arial"/>
                 <w:b/>
                 <w:color w:val="FFFFFF"/>
-                <w:sz w:val="20"/>
+                <w:sz w:val="19"/>
               </w:rPr>
               <w:t>Secondary</w:t>
             </w:r>
@@ -2676,12 +2697,12 @@
         <w:tc>
           <w:tcPr>
             <w:tcW w:type="dxa" w:w="2160"/>
-            <w:shd w:fill="1E3A8A"/>
+            <w:shd w:fill="1B365D"/>
             <w:tcMar>
-              <w:top w:w="180" w:type="dxa"/>
-              <w:bottom w:w="180" w:type="dxa"/>
-              <w:left w:w="180" w:type="dxa"/>
-              <w:right w:w="180" w:type="dxa"/>
+              <w:top w:w="140" w:type="dxa"/>
+              <w:bottom w:w="140" w:type="dxa"/>
+              <w:left w:w="140" w:type="dxa"/>
+              <w:right w:w="140" w:type="dxa"/>
             </w:tcMar>
           </w:tcPr>
           <w:p>
@@ -2694,7 +2715,7 @@
                 <w:rFonts w:ascii="Arial" w:hAnsi="Arial"/>
                 <w:b/>
                 <w:color w:val="FFFFFF"/>
-                <w:sz w:val="20"/>
+                <w:sz w:val="19"/>
               </w:rPr>
               <w:t>Deliverable Files</w:t>
             </w:r>
@@ -2834,13 +2855,13 @@
       <w:tr>
         <w:tc>
           <w:tcPr>
-            <w:tcW w:type="dxa" w:w="3456"/>
+            <w:tcW w:type="dxa" w:w="3168"/>
             <w:shd w:fill="FFFFFF"/>
             <w:tcMar>
-              <w:top w:w="140" w:type="dxa"/>
-              <w:bottom w:w="140" w:type="dxa"/>
-              <w:left w:w="180" w:type="dxa"/>
-              <w:right w:w="180" w:type="dxa"/>
+              <w:top w:w="100" w:type="dxa"/>
+              <w:bottom w:w="100" w:type="dxa"/>
+              <w:left w:w="140" w:type="dxa"/>
+              <w:right w:w="140" w:type="dxa"/>
             </w:tcMar>
             <w:tcBorders>
               <w:top w:val="none"/>
@@ -2858,22 +2879,22 @@
               <w:rPr>
                 <w:rFonts w:ascii="Arial" w:hAnsi="Arial"/>
                 <w:b/>
-                <w:color w:val="1F2937"/>
-                <w:sz w:val="19"/>
+                <w:color w:val="1E293B"/>
+                <w:sz w:val="18"/>
               </w:rPr>
-              <w:t>Composite GitHub Action &amp; CI/CD</w:t>
+              <w:t>CI/CD Composite Action</w:t>
             </w:r>
           </w:p>
         </w:tc>
         <w:tc>
           <w:tcPr>
-            <w:tcW w:type="dxa" w:w="1872"/>
+            <w:tcW w:type="dxa" w:w="2016"/>
             <w:shd w:fill="FFFFFF"/>
             <w:tcMar>
-              <w:top w:w="140" w:type="dxa"/>
-              <w:bottom w:w="140" w:type="dxa"/>
-              <w:left w:w="180" w:type="dxa"/>
-              <w:right w:w="180" w:type="dxa"/>
+              <w:top w:w="100" w:type="dxa"/>
+              <w:bottom w:w="100" w:type="dxa"/>
+              <w:left w:w="140" w:type="dxa"/>
+              <w:right w:w="140" w:type="dxa"/>
             </w:tcMar>
             <w:tcBorders>
               <w:top w:val="none"/>
@@ -2890,8 +2911,8 @@
             <w:r>
               <w:rPr>
                 <w:rFonts w:ascii="Arial" w:hAnsi="Arial"/>
-                <w:color w:val="1F2937"/>
-                <w:sz w:val="19"/>
+                <w:color w:val="1E293B"/>
+                <w:sz w:val="18"/>
               </w:rPr>
               <w:t>Shlok Garg</w:t>
             </w:r>
@@ -2899,13 +2920,13 @@
         </w:tc>
         <w:tc>
           <w:tcPr>
-            <w:tcW w:type="dxa" w:w="1872"/>
+            <w:tcW w:type="dxa" w:w="2016"/>
             <w:shd w:fill="FFFFFF"/>
             <w:tcMar>
-              <w:top w:w="140" w:type="dxa"/>
-              <w:bottom w:w="140" w:type="dxa"/>
-              <w:left w:w="180" w:type="dxa"/>
-              <w:right w:w="180" w:type="dxa"/>
+              <w:top w:w="100" w:type="dxa"/>
+              <w:bottom w:w="100" w:type="dxa"/>
+              <w:left w:w="140" w:type="dxa"/>
+              <w:right w:w="140" w:type="dxa"/>
             </w:tcMar>
             <w:tcBorders>
               <w:top w:val="none"/>
@@ -2922,8 +2943,8 @@
             <w:r>
               <w:rPr>
                 <w:rFonts w:ascii="Arial" w:hAnsi="Arial"/>
-                <w:color w:val="1F2937"/>
-                <w:sz w:val="19"/>
+                <w:color w:val="1E293B"/>
+                <w:sz w:val="18"/>
               </w:rPr>
               <w:t>Sayantan Nandi</w:t>
             </w:r>
@@ -2934,10 +2955,10 @@
             <w:tcW w:type="dxa" w:w="2160"/>
             <w:shd w:fill="FFFFFF"/>
             <w:tcMar>
-              <w:top w:w="140" w:type="dxa"/>
-              <w:bottom w:w="140" w:type="dxa"/>
-              <w:left w:w="180" w:type="dxa"/>
-              <w:right w:w="180" w:type="dxa"/>
+              <w:top w:w="100" w:type="dxa"/>
+              <w:bottom w:w="100" w:type="dxa"/>
+              <w:left w:w="140" w:type="dxa"/>
+              <w:right w:w="140" w:type="dxa"/>
             </w:tcMar>
             <w:tcBorders>
               <w:top w:val="none"/>
@@ -2954,8 +2975,8 @@
             <w:r>
               <w:rPr>
                 <w:rFonts w:ascii="Arial" w:hAnsi="Arial"/>
-                <w:color w:val="1F2937"/>
-                <w:sz w:val="19"/>
+                <w:color w:val="1E293B"/>
+                <w:sz w:val="18"/>
               </w:rPr>
               <w:t>action.yml, securecode.yml</w:t>
             </w:r>
@@ -2965,13 +2986,13 @@
       <w:tr>
         <w:tc>
           <w:tcPr>
-            <w:tcW w:type="dxa" w:w="3456"/>
+            <w:tcW w:type="dxa" w:w="3168"/>
             <w:shd w:fill="F8FAFC"/>
             <w:tcMar>
-              <w:top w:w="140" w:type="dxa"/>
-              <w:bottom w:w="140" w:type="dxa"/>
-              <w:left w:w="180" w:type="dxa"/>
-              <w:right w:w="180" w:type="dxa"/>
+              <w:top w:w="100" w:type="dxa"/>
+              <w:bottom w:w="100" w:type="dxa"/>
+              <w:left w:w="140" w:type="dxa"/>
+              <w:right w:w="140" w:type="dxa"/>
             </w:tcMar>
             <w:tcBorders>
               <w:top w:val="none"/>
@@ -2989,22 +3010,22 @@
               <w:rPr>
                 <w:rFonts w:ascii="Arial" w:hAnsi="Arial"/>
                 <w:b/>
-                <w:color w:val="1F2937"/>
-                <w:sz w:val="19"/>
+                <w:color w:val="1E293B"/>
+                <w:sz w:val="18"/>
               </w:rPr>
-              <w:t>Static Analysis &amp; Rule Engine</w:t>
+              <w:t>Static Analysis &amp; Rules</w:t>
             </w:r>
           </w:p>
         </w:tc>
         <w:tc>
           <w:tcPr>
-            <w:tcW w:type="dxa" w:w="1872"/>
+            <w:tcW w:type="dxa" w:w="2016"/>
             <w:shd w:fill="F8FAFC"/>
             <w:tcMar>
-              <w:top w:w="140" w:type="dxa"/>
-              <w:bottom w:w="140" w:type="dxa"/>
-              <w:left w:w="180" w:type="dxa"/>
-              <w:right w:w="180" w:type="dxa"/>
+              <w:top w:w="100" w:type="dxa"/>
+              <w:bottom w:w="100" w:type="dxa"/>
+              <w:left w:w="140" w:type="dxa"/>
+              <w:right w:w="140" w:type="dxa"/>
             </w:tcMar>
             <w:tcBorders>
               <w:top w:val="none"/>
@@ -3021,8 +3042,8 @@
             <w:r>
               <w:rPr>
                 <w:rFonts w:ascii="Arial" w:hAnsi="Arial"/>
-                <w:color w:val="1F2937"/>
-                <w:sz w:val="19"/>
+                <w:color w:val="1E293B"/>
+                <w:sz w:val="18"/>
               </w:rPr>
               <w:t>Shashank Tai</w:t>
             </w:r>
@@ -3030,13 +3051,13 @@
         </w:tc>
         <w:tc>
           <w:tcPr>
-            <w:tcW w:type="dxa" w:w="1872"/>
+            <w:tcW w:type="dxa" w:w="2016"/>
             <w:shd w:fill="F8FAFC"/>
             <w:tcMar>
-              <w:top w:w="140" w:type="dxa"/>
-              <w:bottom w:w="140" w:type="dxa"/>
-              <w:left w:w="180" w:type="dxa"/>
-              <w:right w:w="180" w:type="dxa"/>
+              <w:top w:w="100" w:type="dxa"/>
+              <w:bottom w:w="100" w:type="dxa"/>
+              <w:left w:w="140" w:type="dxa"/>
+              <w:right w:w="140" w:type="dxa"/>
             </w:tcMar>
             <w:tcBorders>
               <w:top w:val="none"/>
@@ -3053,8 +3074,8 @@
             <w:r>
               <w:rPr>
                 <w:rFonts w:ascii="Arial" w:hAnsi="Arial"/>
-                <w:color w:val="1F2937"/>
-                <w:sz w:val="19"/>
+                <w:color w:val="1E293B"/>
+                <w:sz w:val="18"/>
               </w:rPr>
               <w:t>Shlok Garg</w:t>
             </w:r>
@@ -3065,10 +3086,10 @@
             <w:tcW w:type="dxa" w:w="2160"/>
             <w:shd w:fill="F8FAFC"/>
             <w:tcMar>
-              <w:top w:w="140" w:type="dxa"/>
-              <w:bottom w:w="140" w:type="dxa"/>
-              <w:left w:w="180" w:type="dxa"/>
-              <w:right w:w="180" w:type="dxa"/>
+              <w:top w:w="100" w:type="dxa"/>
+              <w:bottom w:w="100" w:type="dxa"/>
+              <w:left w:w="140" w:type="dxa"/>
+              <w:right w:w="140" w:type="dxa"/>
             </w:tcMar>
             <w:tcBorders>
               <w:top w:val="none"/>
@@ -3085,8 +3106,8 @@
             <w:r>
               <w:rPr>
                 <w:rFonts w:ascii="Arial" w:hAnsi="Arial"/>
-                <w:color w:val="1F2937"/>
-                <w:sz w:val="19"/>
+                <w:color w:val="1E293B"/>
+                <w:sz w:val="18"/>
               </w:rPr>
               <w:t>semgrep.py, gitleaks.py, rules/</w:t>
             </w:r>
@@ -3096,13 +3117,13 @@
       <w:tr>
         <w:tc>
           <w:tcPr>
-            <w:tcW w:type="dxa" w:w="3456"/>
+            <w:tcW w:type="dxa" w:w="3168"/>
             <w:shd w:fill="FFFFFF"/>
             <w:tcMar>
-              <w:top w:w="140" w:type="dxa"/>
-              <w:bottom w:w="140" w:type="dxa"/>
-              <w:left w:w="180" w:type="dxa"/>
-              <w:right w:w="180" w:type="dxa"/>
+              <w:top w:w="100" w:type="dxa"/>
+              <w:bottom w:w="100" w:type="dxa"/>
+              <w:left w:w="140" w:type="dxa"/>
+              <w:right w:w="140" w:type="dxa"/>
             </w:tcMar>
             <w:tcBorders>
               <w:top w:val="none"/>
@@ -3120,8 +3141,8 @@
               <w:rPr>
                 <w:rFonts w:ascii="Arial" w:hAnsi="Arial"/>
                 <w:b/>
-                <w:color w:val="1F2937"/>
-                <w:sz w:val="19"/>
+                <w:color w:val="1E293B"/>
+                <w:sz w:val="18"/>
               </w:rPr>
               <w:t>SARIF v2.1.0 &amp; Step Summary</w:t>
             </w:r>
@@ -3129,13 +3150,13 @@
         </w:tc>
         <w:tc>
           <w:tcPr>
-            <w:tcW w:type="dxa" w:w="1872"/>
+            <w:tcW w:type="dxa" w:w="2016"/>
             <w:shd w:fill="FFFFFF"/>
             <w:tcMar>
-              <w:top w:w="140" w:type="dxa"/>
-              <w:bottom w:w="140" w:type="dxa"/>
-              <w:left w:w="180" w:type="dxa"/>
-              <w:right w:w="180" w:type="dxa"/>
+              <w:top w:w="100" w:type="dxa"/>
+              <w:bottom w:w="100" w:type="dxa"/>
+              <w:left w:w="140" w:type="dxa"/>
+              <w:right w:w="140" w:type="dxa"/>
             </w:tcMar>
             <w:tcBorders>
               <w:top w:val="none"/>
@@ -3152,8 +3173,8 @@
             <w:r>
               <w:rPr>
                 <w:rFonts w:ascii="Arial" w:hAnsi="Arial"/>
-                <w:color w:val="1F2937"/>
-                <w:sz w:val="19"/>
+                <w:color w:val="1E293B"/>
+                <w:sz w:val="18"/>
               </w:rPr>
               <w:t>Shlok Garg</w:t>
             </w:r>
@@ -3161,13 +3182,13 @@
         </w:tc>
         <w:tc>
           <w:tcPr>
-            <w:tcW w:type="dxa" w:w="1872"/>
+            <w:tcW w:type="dxa" w:w="2016"/>
             <w:shd w:fill="FFFFFF"/>
             <w:tcMar>
-              <w:top w:w="140" w:type="dxa"/>
-              <w:bottom w:w="140" w:type="dxa"/>
-              <w:left w:w="180" w:type="dxa"/>
-              <w:right w:w="180" w:type="dxa"/>
+              <w:top w:w="100" w:type="dxa"/>
+              <w:bottom w:w="100" w:type="dxa"/>
+              <w:left w:w="140" w:type="dxa"/>
+              <w:right w:w="140" w:type="dxa"/>
             </w:tcMar>
             <w:tcBorders>
               <w:top w:val="none"/>
@@ -3184,8 +3205,8 @@
             <w:r>
               <w:rPr>
                 <w:rFonts w:ascii="Arial" w:hAnsi="Arial"/>
-                <w:color w:val="1F2937"/>
-                <w:sz w:val="19"/>
+                <w:color w:val="1E293B"/>
+                <w:sz w:val="18"/>
               </w:rPr>
               <w:t>Shashank Tai</w:t>
             </w:r>
@@ -3196,10 +3217,10 @@
             <w:tcW w:type="dxa" w:w="2160"/>
             <w:shd w:fill="FFFFFF"/>
             <w:tcMar>
-              <w:top w:w="140" w:type="dxa"/>
-              <w:bottom w:w="140" w:type="dxa"/>
-              <w:left w:w="180" w:type="dxa"/>
-              <w:right w:w="180" w:type="dxa"/>
+              <w:top w:w="100" w:type="dxa"/>
+              <w:bottom w:w="100" w:type="dxa"/>
+              <w:left w:w="140" w:type="dxa"/>
+              <w:right w:w="140" w:type="dxa"/>
             </w:tcMar>
             <w:tcBorders>
               <w:top w:val="none"/>
@@ -3216,8 +3237,8 @@
             <w:r>
               <w:rPr>
                 <w:rFonts w:ascii="Arial" w:hAnsi="Arial"/>
-                <w:color w:val="1F2937"/>
-                <w:sz w:val="19"/>
+                <w:color w:val="1E293B"/>
+                <w:sz w:val="18"/>
               </w:rPr>
               <w:t>sarif_exporter.py, scan.py</w:t>
             </w:r>
@@ -3227,13 +3248,13 @@
       <w:tr>
         <w:tc>
           <w:tcPr>
-            <w:tcW w:type="dxa" w:w="3456"/>
+            <w:tcW w:type="dxa" w:w="3168"/>
             <w:shd w:fill="F8FAFC"/>
             <w:tcMar>
-              <w:top w:w="140" w:type="dxa"/>
-              <w:bottom w:w="140" w:type="dxa"/>
-              <w:left w:w="180" w:type="dxa"/>
-              <w:right w:w="180" w:type="dxa"/>
+              <w:top w:w="100" w:type="dxa"/>
+              <w:bottom w:w="100" w:type="dxa"/>
+              <w:left w:w="140" w:type="dxa"/>
+              <w:right w:w="140" w:type="dxa"/>
             </w:tcMar>
             <w:tcBorders>
               <w:top w:val="none"/>
@@ -3251,22 +3272,22 @@
               <w:rPr>
                 <w:rFonts w:ascii="Arial" w:hAnsi="Arial"/>
                 <w:b/>
-                <w:color w:val="1F2937"/>
-                <w:sz w:val="19"/>
+                <w:color w:val="1E293B"/>
+                <w:sz w:val="18"/>
               </w:rPr>
-              <w:t>Hybrid AI &amp; Model Cascade</w:t>
+              <w:t>Hybrid AI Engine &amp; Fallback</w:t>
             </w:r>
           </w:p>
         </w:tc>
         <w:tc>
           <w:tcPr>
-            <w:tcW w:type="dxa" w:w="1872"/>
+            <w:tcW w:type="dxa" w:w="2016"/>
             <w:shd w:fill="F8FAFC"/>
             <w:tcMar>
-              <w:top w:w="140" w:type="dxa"/>
-              <w:bottom w:w="140" w:type="dxa"/>
-              <w:left w:w="180" w:type="dxa"/>
-              <w:right w:w="180" w:type="dxa"/>
+              <w:top w:w="100" w:type="dxa"/>
+              <w:bottom w:w="100" w:type="dxa"/>
+              <w:left w:w="140" w:type="dxa"/>
+              <w:right w:w="140" w:type="dxa"/>
             </w:tcMar>
             <w:tcBorders>
               <w:top w:val="none"/>
@@ -3283,8 +3304,8 @@
             <w:r>
               <w:rPr>
                 <w:rFonts w:ascii="Arial" w:hAnsi="Arial"/>
-                <w:color w:val="1F2937"/>
-                <w:sz w:val="19"/>
+                <w:color w:val="1E293B"/>
+                <w:sz w:val="18"/>
               </w:rPr>
               <w:t>Sayantan Nandi</w:t>
             </w:r>
@@ -3292,13 +3313,13 @@
         </w:tc>
         <w:tc>
           <w:tcPr>
-            <w:tcW w:type="dxa" w:w="1872"/>
+            <w:tcW w:type="dxa" w:w="2016"/>
             <w:shd w:fill="F8FAFC"/>
             <w:tcMar>
-              <w:top w:w="140" w:type="dxa"/>
-              <w:bottom w:w="140" w:type="dxa"/>
-              <w:left w:w="180" w:type="dxa"/>
-              <w:right w:w="180" w:type="dxa"/>
+              <w:top w:w="100" w:type="dxa"/>
+              <w:bottom w:w="100" w:type="dxa"/>
+              <w:left w:w="140" w:type="dxa"/>
+              <w:right w:w="140" w:type="dxa"/>
             </w:tcMar>
             <w:tcBorders>
               <w:top w:val="none"/>
@@ -3315,8 +3336,8 @@
             <w:r>
               <w:rPr>
                 <w:rFonts w:ascii="Arial" w:hAnsi="Arial"/>
-                <w:color w:val="1F2937"/>
-                <w:sz w:val="19"/>
+                <w:color w:val="1E293B"/>
+                <w:sz w:val="18"/>
               </w:rPr>
               <w:t>Shashank Tai</w:t>
             </w:r>
@@ -3327,10 +3348,10 @@
             <w:tcW w:type="dxa" w:w="2160"/>
             <w:shd w:fill="F8FAFC"/>
             <w:tcMar>
-              <w:top w:w="140" w:type="dxa"/>
-              <w:bottom w:w="140" w:type="dxa"/>
-              <w:left w:w="180" w:type="dxa"/>
-              <w:right w:w="180" w:type="dxa"/>
+              <w:top w:w="100" w:type="dxa"/>
+              <w:bottom w:w="100" w:type="dxa"/>
+              <w:left w:w="140" w:type="dxa"/>
+              <w:right w:w="140" w:type="dxa"/>
             </w:tcMar>
             <w:tcBorders>
               <w:top w:val="none"/>
@@ -3347,10 +3368,10 @@
             <w:r>
               <w:rPr>
                 <w:rFonts w:ascii="Arial" w:hAnsi="Arial"/>
-                <w:color w:val="1F2937"/>
-                <w:sz w:val="19"/>
+                <w:color w:val="1E293B"/>
+                <w:sz w:val="18"/>
               </w:rPr>
-              <w:t>explainer_enhanced.py, explainer.py</w:t>
+              <w:t>explainer_enhanced.py</w:t>
             </w:r>
           </w:p>
         </w:tc>
@@ -3358,13 +3379,13 @@
       <w:tr>
         <w:tc>
           <w:tcPr>
-            <w:tcW w:type="dxa" w:w="3456"/>
+            <w:tcW w:type="dxa" w:w="3168"/>
             <w:shd w:fill="FFFFFF"/>
             <w:tcMar>
-              <w:top w:w="140" w:type="dxa"/>
-              <w:bottom w:w="140" w:type="dxa"/>
-              <w:left w:w="180" w:type="dxa"/>
-              <w:right w:w="180" w:type="dxa"/>
+              <w:top w:w="100" w:type="dxa"/>
+              <w:bottom w:w="100" w:type="dxa"/>
+              <w:left w:w="140" w:type="dxa"/>
+              <w:right w:w="140" w:type="dxa"/>
             </w:tcMar>
             <w:tcBorders>
               <w:top w:val="none"/>
@@ -3382,22 +3403,22 @@
               <w:rPr>
                 <w:rFonts w:ascii="Arial" w:hAnsi="Arial"/>
                 <w:b/>
-                <w:color w:val="1F2937"/>
-                <w:sz w:val="19"/>
+                <w:color w:val="1E293B"/>
+                <w:sz w:val="18"/>
               </w:rPr>
-              <w:t>Git Patch &amp; Privacy Redaction</w:t>
+              <w:t>Git Patch &amp; Privacy Shield</w:t>
             </w:r>
           </w:p>
         </w:tc>
         <w:tc>
           <w:tcPr>
-            <w:tcW w:type="dxa" w:w="1872"/>
+            <w:tcW w:type="dxa" w:w="2016"/>
             <w:shd w:fill="FFFFFF"/>
             <w:tcMar>
-              <w:top w:w="140" w:type="dxa"/>
-              <w:bottom w:w="140" w:type="dxa"/>
-              <w:left w:w="180" w:type="dxa"/>
-              <w:right w:w="180" w:type="dxa"/>
+              <w:top w:w="100" w:type="dxa"/>
+              <w:bottom w:w="100" w:type="dxa"/>
+              <w:left w:w="140" w:type="dxa"/>
+              <w:right w:w="140" w:type="dxa"/>
             </w:tcMar>
             <w:tcBorders>
               <w:top w:val="none"/>
@@ -3414,8 +3435,8 @@
             <w:r>
               <w:rPr>
                 <w:rFonts w:ascii="Arial" w:hAnsi="Arial"/>
-                <w:color w:val="1F2937"/>
-                <w:sz w:val="19"/>
+                <w:color w:val="1E293B"/>
+                <w:sz w:val="18"/>
               </w:rPr>
               <w:t>Sayantan Nandi</w:t>
             </w:r>
@@ -3423,13 +3444,13 @@
         </w:tc>
         <w:tc>
           <w:tcPr>
-            <w:tcW w:type="dxa" w:w="1872"/>
+            <w:tcW w:type="dxa" w:w="2016"/>
             <w:shd w:fill="FFFFFF"/>
             <w:tcMar>
-              <w:top w:w="140" w:type="dxa"/>
-              <w:bottom w:w="140" w:type="dxa"/>
-              <w:left w:w="180" w:type="dxa"/>
-              <w:right w:w="180" w:type="dxa"/>
+              <w:top w:w="100" w:type="dxa"/>
+              <w:bottom w:w="100" w:type="dxa"/>
+              <w:left w:w="140" w:type="dxa"/>
+              <w:right w:w="140" w:type="dxa"/>
             </w:tcMar>
             <w:tcBorders>
               <w:top w:val="none"/>
@@ -3446,8 +3467,8 @@
             <w:r>
               <w:rPr>
                 <w:rFonts w:ascii="Arial" w:hAnsi="Arial"/>
-                <w:color w:val="1F2937"/>
-                <w:sz w:val="19"/>
+                <w:color w:val="1E293B"/>
+                <w:sz w:val="18"/>
               </w:rPr>
               <w:t>Shlok Garg</w:t>
             </w:r>
@@ -3458,10 +3479,10 @@
             <w:tcW w:type="dxa" w:w="2160"/>
             <w:shd w:fill="FFFFFF"/>
             <w:tcMar>
-              <w:top w:w="140" w:type="dxa"/>
-              <w:bottom w:w="140" w:type="dxa"/>
-              <w:left w:w="180" w:type="dxa"/>
-              <w:right w:w="180" w:type="dxa"/>
+              <w:top w:w="100" w:type="dxa"/>
+              <w:bottom w:w="100" w:type="dxa"/>
+              <w:left w:w="140" w:type="dxa"/>
+              <w:right w:w="140" w:type="dxa"/>
             </w:tcMar>
             <w:tcBorders>
               <w:top w:val="none"/>
@@ -3478,8 +3499,8 @@
             <w:r>
               <w:rPr>
                 <w:rFonts w:ascii="Arial" w:hAnsi="Arial"/>
-                <w:color w:val="1F2937"/>
-                <w:sz w:val="19"/>
+                <w:color w:val="1E293B"/>
+                <w:sz w:val="18"/>
               </w:rPr>
               <w:t>patch_generator.py, check_groq_models.py</w:t>
             </w:r>
@@ -3501,38 +3522,38 @@
         <w:rPr>
           <w:rFonts w:ascii="Arial" w:hAnsi="Arial"/>
           <w:b/>
-          <w:color w:val="1E3A8A"/>
-          <w:sz w:val="32"/>
+          <w:color w:val="1B365D"/>
+          <w:sz w:val="28"/>
         </w:rPr>
-        <w:t>5. Real-World Testing &amp; Demonstration Results</w:t>
+        <w:t>5. Real-World Testing and Demonstration Results</w:t>
       </w:r>
     </w:p>
     <w:p>
       <w:pPr>
-        <w:spacing w:before="0" w:after="120" w:line="288" w:lineRule="auto"/>
+        <w:spacing w:before="0" w:after="120" w:line="276" w:lineRule="auto"/>
       </w:pPr>
       <w:r>
         <w:rPr>
           <w:rFonts w:ascii="Arial" w:hAnsi="Arial"/>
-          <w:color w:val="1F2937"/>
-          <w:sz w:val="20"/>
+          <w:color w:val="1E293B"/>
+          <w:sz w:val="19"/>
         </w:rPr>
-        <w:t>To rigorously evaluate SecureCode in an authentic production environment, we constructed a dedicated target repository (TestingSecureCode) containing deliberate security vulnerabilities across multiple categories. The repository was connected to GitHub Actions using SecureCode@main.</w:t>
+        <w:t>To validate SecureCode in a realistic production scenario, we created a test repository named 'TestingSecureCode' containing representative code vulnerabilities in a Python application (app.py). The repository was configured with GitHub Actions to run SecureCode on every commit.</w:t>
       </w:r>
     </w:p>
     <w:p>
       <w:pPr>
         <w:keepNext/>
-        <w:spacing w:before="280" w:after="80"/>
+        <w:spacing w:before="240" w:after="80"/>
       </w:pPr>
       <w:r>
         <w:rPr>
           <w:rFonts w:ascii="Arial" w:hAnsi="Arial"/>
           <w:b/>
-          <w:color w:val="3B82F6"/>
-          <w:sz w:val="25"/>
+          <w:color w:val="334155"/>
+          <w:sz w:val="23"/>
         </w:rPr>
-        <w:t>5.1 Target Vulnerabilities in app.py</w:t>
+        <w:t>5.1 Evaluated Vulnerabilities in app.py</w:t>
       </w:r>
     </w:p>
     <w:tbl>
@@ -3550,13 +3571,13 @@
       <w:tr>
         <w:tc>
           <w:tcPr>
-            <w:tcW w:type="dxa" w:w="1152"/>
-            <w:shd w:fill="1E3A8A"/>
+            <w:tcW w:type="dxa" w:w="864"/>
+            <w:shd w:fill="1B365D"/>
             <w:tcMar>
-              <w:top w:w="180" w:type="dxa"/>
-              <w:bottom w:w="180" w:type="dxa"/>
-              <w:left w:w="180" w:type="dxa"/>
-              <w:right w:w="180" w:type="dxa"/>
+              <w:top w:w="140" w:type="dxa"/>
+              <w:bottom w:w="140" w:type="dxa"/>
+              <w:left w:w="140" w:type="dxa"/>
+              <w:right w:w="140" w:type="dxa"/>
             </w:tcMar>
           </w:tcPr>
           <w:p>
@@ -3569,7 +3590,7 @@
                 <w:rFonts w:ascii="Arial" w:hAnsi="Arial"/>
                 <w:b/>
                 <w:color w:val="FFFFFF"/>
-                <w:sz w:val="20"/>
+                <w:sz w:val="19"/>
               </w:rPr>
               <w:t>#</w:t>
             </w:r>
@@ -3577,13 +3598,13 @@
         </w:tc>
         <w:tc>
           <w:tcPr>
-            <w:tcW w:type="dxa" w:w="2160"/>
-            <w:shd w:fill="1E3A8A"/>
+            <w:tcW w:type="dxa" w:w="1728"/>
+            <w:shd w:fill="1B365D"/>
             <w:tcMar>
-              <w:top w:w="180" w:type="dxa"/>
-              <w:bottom w:w="180" w:type="dxa"/>
-              <w:left w:w="180" w:type="dxa"/>
-              <w:right w:w="180" w:type="dxa"/>
+              <w:top w:w="140" w:type="dxa"/>
+              <w:bottom w:w="140" w:type="dxa"/>
+              <w:left w:w="140" w:type="dxa"/>
+              <w:right w:w="140" w:type="dxa"/>
             </w:tcMar>
           </w:tcPr>
           <w:p>
@@ -3596,7 +3617,7 @@
                 <w:rFonts w:ascii="Arial" w:hAnsi="Arial"/>
                 <w:b/>
                 <w:color w:val="FFFFFF"/>
-                <w:sz w:val="20"/>
+                <w:sz w:val="19"/>
               </w:rPr>
               <w:t>Severity</w:t>
             </w:r>
@@ -3605,12 +3626,12 @@
         <w:tc>
           <w:tcPr>
             <w:tcW w:type="dxa" w:w="3168"/>
-            <w:shd w:fill="1E3A8A"/>
+            <w:shd w:fill="1B365D"/>
             <w:tcMar>
-              <w:top w:w="180" w:type="dxa"/>
-              <w:bottom w:w="180" w:type="dxa"/>
-              <w:left w:w="180" w:type="dxa"/>
-              <w:right w:w="180" w:type="dxa"/>
+              <w:top w:w="140" w:type="dxa"/>
+              <w:bottom w:w="140" w:type="dxa"/>
+              <w:left w:w="140" w:type="dxa"/>
+              <w:right w:w="140" w:type="dxa"/>
             </w:tcMar>
           </w:tcPr>
           <w:p>
@@ -3623,21 +3644,21 @@
                 <w:rFonts w:ascii="Arial" w:hAnsi="Arial"/>
                 <w:b/>
                 <w:color w:val="FFFFFF"/>
-                <w:sz w:val="20"/>
+                <w:sz w:val="19"/>
               </w:rPr>
-              <w:t>Vulnerability Title</w:t>
+              <w:t>Vulnerability Class</w:t>
             </w:r>
           </w:p>
         </w:tc>
         <w:tc>
           <w:tcPr>
-            <w:tcW w:type="dxa" w:w="2880"/>
-            <w:shd w:fill="1E3A8A"/>
+            <w:tcW w:type="dxa" w:w="3600"/>
+            <w:shd w:fill="1B365D"/>
             <w:tcMar>
-              <w:top w:w="180" w:type="dxa"/>
-              <w:bottom w:w="180" w:type="dxa"/>
-              <w:left w:w="180" w:type="dxa"/>
-              <w:right w:w="180" w:type="dxa"/>
+              <w:top w:w="140" w:type="dxa"/>
+              <w:bottom w:w="140" w:type="dxa"/>
+              <w:left w:w="140" w:type="dxa"/>
+              <w:right w:w="140" w:type="dxa"/>
             </w:tcMar>
           </w:tcPr>
           <w:p>
@@ -3650,9 +3671,9 @@
                 <w:rFonts w:ascii="Arial" w:hAnsi="Arial"/>
                 <w:b/>
                 <w:color w:val="FFFFFF"/>
-                <w:sz w:val="20"/>
+                <w:sz w:val="19"/>
               </w:rPr>
-              <w:t>Vulnerable Location &amp; Vector</w:t>
+              <w:t>Vulnerable Code &amp; Mechanism</w:t>
             </w:r>
           </w:p>
         </w:tc>
@@ -3816,13 +3837,13 @@
       <w:tr>
         <w:tc>
           <w:tcPr>
-            <w:tcW w:type="dxa" w:w="1152"/>
+            <w:tcW w:type="dxa" w:w="864"/>
             <w:shd w:fill="FFFFFF"/>
             <w:tcMar>
-              <w:top w:w="140" w:type="dxa"/>
-              <w:bottom w:w="140" w:type="dxa"/>
-              <w:left w:w="180" w:type="dxa"/>
-              <w:right w:w="180" w:type="dxa"/>
+              <w:top w:w="100" w:type="dxa"/>
+              <w:bottom w:w="100" w:type="dxa"/>
+              <w:left w:w="140" w:type="dxa"/>
+              <w:right w:w="140" w:type="dxa"/>
             </w:tcMar>
             <w:tcBorders>
               <w:top w:val="none"/>
@@ -3840,8 +3861,8 @@
               <w:rPr>
                 <w:rFonts w:ascii="Arial" w:hAnsi="Arial"/>
                 <w:b/>
-                <w:color w:val="1F2937"/>
-                <w:sz w:val="19"/>
+                <w:color w:val="1E293B"/>
+                <w:sz w:val="18"/>
               </w:rPr>
               <w:t>1</w:t>
             </w:r>
@@ -3849,13 +3870,13 @@
         </w:tc>
         <w:tc>
           <w:tcPr>
-            <w:tcW w:type="dxa" w:w="2160"/>
+            <w:tcW w:type="dxa" w:w="1728"/>
             <w:shd w:fill="FFFFFF"/>
             <w:tcMar>
-              <w:top w:w="140" w:type="dxa"/>
-              <w:bottom w:w="140" w:type="dxa"/>
-              <w:left w:w="180" w:type="dxa"/>
-              <w:right w:w="180" w:type="dxa"/>
+              <w:top w:w="100" w:type="dxa"/>
+              <w:bottom w:w="100" w:type="dxa"/>
+              <w:left w:w="140" w:type="dxa"/>
+              <w:right w:w="140" w:type="dxa"/>
             </w:tcMar>
             <w:tcBorders>
               <w:top w:val="none"/>
@@ -3872,10 +3893,10 @@
             <w:r>
               <w:rPr>
                 <w:rFonts w:ascii="Arial" w:hAnsi="Arial"/>
-                <w:color w:val="1F2937"/>
-                <w:sz w:val="19"/>
+                <w:color w:val="1E293B"/>
+                <w:sz w:val="18"/>
               </w:rPr>
-              <w:t>🔴 Critical</w:t>
+              <w:t>Critical</w:t>
             </w:r>
           </w:p>
         </w:tc>
@@ -3884,10 +3905,10 @@
             <w:tcW w:type="dxa" w:w="3168"/>
             <w:shd w:fill="FFFFFF"/>
             <w:tcMar>
-              <w:top w:w="140" w:type="dxa"/>
-              <w:bottom w:w="140" w:type="dxa"/>
-              <w:left w:w="180" w:type="dxa"/>
-              <w:right w:w="180" w:type="dxa"/>
+              <w:top w:w="100" w:type="dxa"/>
+              <w:bottom w:w="100" w:type="dxa"/>
+              <w:left w:w="140" w:type="dxa"/>
+              <w:right w:w="140" w:type="dxa"/>
             </w:tcMar>
             <w:tcBorders>
               <w:top w:val="none"/>
@@ -3904,8 +3925,8 @@
             <w:r>
               <w:rPr>
                 <w:rFonts w:ascii="Arial" w:hAnsi="Arial"/>
-                <w:color w:val="1F2937"/>
-                <w:sz w:val="19"/>
+                <w:color w:val="1E293B"/>
+                <w:sz w:val="18"/>
               </w:rPr>
               <w:t>Command Injection (os.system)</w:t>
             </w:r>
@@ -3913,13 +3934,13 @@
         </w:tc>
         <w:tc>
           <w:tcPr>
-            <w:tcW w:type="dxa" w:w="2880"/>
+            <w:tcW w:type="dxa" w:w="3600"/>
             <w:shd w:fill="FFFFFF"/>
             <w:tcMar>
-              <w:top w:w="140" w:type="dxa"/>
-              <w:bottom w:w="140" w:type="dxa"/>
-              <w:left w:w="180" w:type="dxa"/>
-              <w:right w:w="180" w:type="dxa"/>
+              <w:top w:w="100" w:type="dxa"/>
+              <w:bottom w:w="100" w:type="dxa"/>
+              <w:left w:w="140" w:type="dxa"/>
+              <w:right w:w="140" w:type="dxa"/>
             </w:tcMar>
             <w:tcBorders>
               <w:top w:val="none"/>
@@ -3936,10 +3957,10 @@
             <w:r>
               <w:rPr>
                 <w:rFonts w:ascii="Arial" w:hAnsi="Arial"/>
-                <w:color w:val="1F2937"/>
-                <w:sz w:val="19"/>
+                <w:color w:val="1E293B"/>
+                <w:sz w:val="18"/>
               </w:rPr>
-              <w:t>app.py:117 — os.system(f'ping -c 1 {ip}')</w:t>
+              <w:t>app.py:117 — os.system(f'ping -c 1 {ip}') executes unsanitized shell commands.</w:t>
             </w:r>
           </w:p>
         </w:tc>
@@ -3947,13 +3968,13 @@
       <w:tr>
         <w:tc>
           <w:tcPr>
-            <w:tcW w:type="dxa" w:w="1152"/>
+            <w:tcW w:type="dxa" w:w="864"/>
             <w:shd w:fill="F8FAFC"/>
             <w:tcMar>
-              <w:top w:w="140" w:type="dxa"/>
-              <w:bottom w:w="140" w:type="dxa"/>
-              <w:left w:w="180" w:type="dxa"/>
-              <w:right w:w="180" w:type="dxa"/>
+              <w:top w:w="100" w:type="dxa"/>
+              <w:bottom w:w="100" w:type="dxa"/>
+              <w:left w:w="140" w:type="dxa"/>
+              <w:right w:w="140" w:type="dxa"/>
             </w:tcMar>
             <w:tcBorders>
               <w:top w:val="none"/>
@@ -3971,8 +3992,8 @@
               <w:rPr>
                 <w:rFonts w:ascii="Arial" w:hAnsi="Arial"/>
                 <w:b/>
-                <w:color w:val="1F2937"/>
-                <w:sz w:val="19"/>
+                <w:color w:val="1E293B"/>
+                <w:sz w:val="18"/>
               </w:rPr>
               <w:t>2</w:t>
             </w:r>
@@ -3980,13 +4001,13 @@
         </w:tc>
         <w:tc>
           <w:tcPr>
-            <w:tcW w:type="dxa" w:w="2160"/>
+            <w:tcW w:type="dxa" w:w="1728"/>
             <w:shd w:fill="F8FAFC"/>
             <w:tcMar>
-              <w:top w:w="140" w:type="dxa"/>
-              <w:bottom w:w="140" w:type="dxa"/>
-              <w:left w:w="180" w:type="dxa"/>
-              <w:right w:w="180" w:type="dxa"/>
+              <w:top w:w="100" w:type="dxa"/>
+              <w:bottom w:w="100" w:type="dxa"/>
+              <w:left w:w="140" w:type="dxa"/>
+              <w:right w:w="140" w:type="dxa"/>
             </w:tcMar>
             <w:tcBorders>
               <w:top w:val="none"/>
@@ -4003,10 +4024,10 @@
             <w:r>
               <w:rPr>
                 <w:rFonts w:ascii="Arial" w:hAnsi="Arial"/>
-                <w:color w:val="1F2937"/>
-                <w:sz w:val="19"/>
+                <w:color w:val="1E293B"/>
+                <w:sz w:val="18"/>
               </w:rPr>
-              <w:t>🔴 Critical</w:t>
+              <w:t>Critical</w:t>
             </w:r>
           </w:p>
         </w:tc>
@@ -4015,10 +4036,10 @@
             <w:tcW w:type="dxa" w:w="3168"/>
             <w:shd w:fill="F8FAFC"/>
             <w:tcMar>
-              <w:top w:w="140" w:type="dxa"/>
-              <w:bottom w:w="140" w:type="dxa"/>
-              <w:left w:w="180" w:type="dxa"/>
-              <w:right w:w="180" w:type="dxa"/>
+              <w:top w:w="100" w:type="dxa"/>
+              <w:bottom w:w="100" w:type="dxa"/>
+              <w:left w:w="140" w:type="dxa"/>
+              <w:right w:w="140" w:type="dxa"/>
             </w:tcMar>
             <w:tcBorders>
               <w:top w:val="none"/>
@@ -4035,8 +4056,8 @@
             <w:r>
               <w:rPr>
                 <w:rFonts w:ascii="Arial" w:hAnsi="Arial"/>
-                <w:color w:val="1F2937"/>
-                <w:sz w:val="19"/>
+                <w:color w:val="1E293B"/>
+                <w:sz w:val="18"/>
               </w:rPr>
               <w:t>Insecure Pickle Deserialization</w:t>
             </w:r>
@@ -4044,13 +4065,13 @@
         </w:tc>
         <w:tc>
           <w:tcPr>
-            <w:tcW w:type="dxa" w:w="2880"/>
+            <w:tcW w:type="dxa" w:w="3600"/>
             <w:shd w:fill="F8FAFC"/>
             <w:tcMar>
-              <w:top w:w="140" w:type="dxa"/>
-              <w:bottom w:w="140" w:type="dxa"/>
-              <w:left w:w="180" w:type="dxa"/>
-              <w:right w:w="180" w:type="dxa"/>
+              <w:top w:w="100" w:type="dxa"/>
+              <w:bottom w:w="100" w:type="dxa"/>
+              <w:left w:w="140" w:type="dxa"/>
+              <w:right w:w="140" w:type="dxa"/>
             </w:tcMar>
             <w:tcBorders>
               <w:top w:val="none"/>
@@ -4067,10 +4088,10 @@
             <w:r>
               <w:rPr>
                 <w:rFonts w:ascii="Arial" w:hAnsi="Arial"/>
-                <w:color w:val="1F2937"/>
-                <w:sz w:val="19"/>
+                <w:color w:val="1E293B"/>
+                <w:sz w:val="18"/>
               </w:rPr>
-              <w:t>app.py:151 — pickle.loads(raw_session_bytes)</w:t>
+              <w:t>app.py:151 — pickle.loads(raw_bytes) allows arbitrary bytecode execution.</w:t>
             </w:r>
           </w:p>
         </w:tc>
@@ -4078,13 +4099,13 @@
       <w:tr>
         <w:tc>
           <w:tcPr>
-            <w:tcW w:type="dxa" w:w="1152"/>
+            <w:tcW w:type="dxa" w:w="864"/>
             <w:shd w:fill="FFFFFF"/>
             <w:tcMar>
-              <w:top w:w="140" w:type="dxa"/>
-              <w:bottom w:w="140" w:type="dxa"/>
-              <w:left w:w="180" w:type="dxa"/>
-              <w:right w:w="180" w:type="dxa"/>
+              <w:top w:w="100" w:type="dxa"/>
+              <w:bottom w:w="100" w:type="dxa"/>
+              <w:left w:w="140" w:type="dxa"/>
+              <w:right w:w="140" w:type="dxa"/>
             </w:tcMar>
             <w:tcBorders>
               <w:top w:val="none"/>
@@ -4102,8 +4123,8 @@
               <w:rPr>
                 <w:rFonts w:ascii="Arial" w:hAnsi="Arial"/>
                 <w:b/>
-                <w:color w:val="1F2937"/>
-                <w:sz w:val="19"/>
+                <w:color w:val="1E293B"/>
+                <w:sz w:val="18"/>
               </w:rPr>
               <w:t>3</w:t>
             </w:r>
@@ -4111,13 +4132,13 @@
         </w:tc>
         <w:tc>
           <w:tcPr>
-            <w:tcW w:type="dxa" w:w="2160"/>
+            <w:tcW w:type="dxa" w:w="1728"/>
             <w:shd w:fill="FFFFFF"/>
             <w:tcMar>
-              <w:top w:w="140" w:type="dxa"/>
-              <w:bottom w:w="140" w:type="dxa"/>
-              <w:left w:w="180" w:type="dxa"/>
-              <w:right w:w="180" w:type="dxa"/>
+              <w:top w:w="100" w:type="dxa"/>
+              <w:bottom w:w="100" w:type="dxa"/>
+              <w:left w:w="140" w:type="dxa"/>
+              <w:right w:w="140" w:type="dxa"/>
             </w:tcMar>
             <w:tcBorders>
               <w:top w:val="none"/>
@@ -4134,10 +4155,10 @@
             <w:r>
               <w:rPr>
                 <w:rFonts w:ascii="Arial" w:hAnsi="Arial"/>
-                <w:color w:val="1F2937"/>
-                <w:sz w:val="19"/>
+                <w:color w:val="1E293B"/>
+                <w:sz w:val="18"/>
               </w:rPr>
-              <w:t>🟠 High</w:t>
+              <w:t>High</w:t>
             </w:r>
           </w:p>
         </w:tc>
@@ -4146,10 +4167,10 @@
             <w:tcW w:type="dxa" w:w="3168"/>
             <w:shd w:fill="FFFFFF"/>
             <w:tcMar>
-              <w:top w:w="140" w:type="dxa"/>
-              <w:bottom w:w="140" w:type="dxa"/>
-              <w:left w:w="180" w:type="dxa"/>
-              <w:right w:w="180" w:type="dxa"/>
+              <w:top w:w="100" w:type="dxa"/>
+              <w:bottom w:w="100" w:type="dxa"/>
+              <w:left w:w="140" w:type="dxa"/>
+              <w:right w:w="140" w:type="dxa"/>
             </w:tcMar>
             <w:tcBorders>
               <w:top w:val="none"/>
@@ -4166,22 +4187,22 @@
             <w:r>
               <w:rPr>
                 <w:rFonts w:ascii="Arial" w:hAnsi="Arial"/>
-                <w:color w:val="1F2937"/>
-                <w:sz w:val="19"/>
+                <w:color w:val="1E293B"/>
+                <w:sz w:val="18"/>
               </w:rPr>
-              <w:t>Dangerous Code Execution (eval)</w:t>
+              <w:t>Dangerous eval() Execution</w:t>
             </w:r>
           </w:p>
         </w:tc>
         <w:tc>
           <w:tcPr>
-            <w:tcW w:type="dxa" w:w="2880"/>
+            <w:tcW w:type="dxa" w:w="3600"/>
             <w:shd w:fill="FFFFFF"/>
             <w:tcMar>
-              <w:top w:w="140" w:type="dxa"/>
-              <w:bottom w:w="140" w:type="dxa"/>
-              <w:left w:w="180" w:type="dxa"/>
-              <w:right w:w="180" w:type="dxa"/>
+              <w:top w:w="100" w:type="dxa"/>
+              <w:bottom w:w="100" w:type="dxa"/>
+              <w:left w:w="140" w:type="dxa"/>
+              <w:right w:w="140" w:type="dxa"/>
             </w:tcMar>
             <w:tcBorders>
               <w:top w:val="none"/>
@@ -4198,10 +4219,10 @@
             <w:r>
               <w:rPr>
                 <w:rFonts w:ascii="Arial" w:hAnsi="Arial"/>
-                <w:color w:val="1F2937"/>
-                <w:sz w:val="19"/>
+                <w:color w:val="1E293B"/>
+                <w:sz w:val="18"/>
               </w:rPr>
-              <w:t>app.py:165 — computed = eval(user_formula)</w:t>
+              <w:t>app.py:165 — computed = eval(expr) dynamically executes untrusted string formulas.</w:t>
             </w:r>
           </w:p>
         </w:tc>
@@ -4209,13 +4230,13 @@
       <w:tr>
         <w:tc>
           <w:tcPr>
-            <w:tcW w:type="dxa" w:w="1152"/>
+            <w:tcW w:type="dxa" w:w="864"/>
             <w:shd w:fill="F8FAFC"/>
             <w:tcMar>
-              <w:top w:w="140" w:type="dxa"/>
-              <w:bottom w:w="140" w:type="dxa"/>
-              <w:left w:w="180" w:type="dxa"/>
-              <w:right w:w="180" w:type="dxa"/>
+              <w:top w:w="100" w:type="dxa"/>
+              <w:bottom w:w="100" w:type="dxa"/>
+              <w:left w:w="140" w:type="dxa"/>
+              <w:right w:w="140" w:type="dxa"/>
             </w:tcMar>
             <w:tcBorders>
               <w:top w:val="none"/>
@@ -4233,8 +4254,8 @@
               <w:rPr>
                 <w:rFonts w:ascii="Arial" w:hAnsi="Arial"/>
                 <w:b/>
-                <w:color w:val="1F2937"/>
-                <w:sz w:val="19"/>
+                <w:color w:val="1E293B"/>
+                <w:sz w:val="18"/>
               </w:rPr>
               <w:t>4</w:t>
             </w:r>
@@ -4242,13 +4263,13 @@
         </w:tc>
         <w:tc>
           <w:tcPr>
-            <w:tcW w:type="dxa" w:w="2160"/>
+            <w:tcW w:type="dxa" w:w="1728"/>
             <w:shd w:fill="F8FAFC"/>
             <w:tcMar>
-              <w:top w:w="140" w:type="dxa"/>
-              <w:bottom w:w="140" w:type="dxa"/>
-              <w:left w:w="180" w:type="dxa"/>
-              <w:right w:w="180" w:type="dxa"/>
+              <w:top w:w="100" w:type="dxa"/>
+              <w:bottom w:w="100" w:type="dxa"/>
+              <w:left w:w="140" w:type="dxa"/>
+              <w:right w:w="140" w:type="dxa"/>
             </w:tcMar>
             <w:tcBorders>
               <w:top w:val="none"/>
@@ -4265,10 +4286,10 @@
             <w:r>
               <w:rPr>
                 <w:rFonts w:ascii="Arial" w:hAnsi="Arial"/>
-                <w:color w:val="1F2937"/>
-                <w:sz w:val="19"/>
+                <w:color w:val="1E293B"/>
+                <w:sz w:val="18"/>
               </w:rPr>
-              <w:t>🟠 High</w:t>
+              <w:t>High</w:t>
             </w:r>
           </w:p>
         </w:tc>
@@ -4277,10 +4298,10 @@
             <w:tcW w:type="dxa" w:w="3168"/>
             <w:shd w:fill="F8FAFC"/>
             <w:tcMar>
-              <w:top w:w="140" w:type="dxa"/>
-              <w:bottom w:w="140" w:type="dxa"/>
-              <w:left w:w="180" w:type="dxa"/>
-              <w:right w:w="180" w:type="dxa"/>
+              <w:top w:w="100" w:type="dxa"/>
+              <w:bottom w:w="100" w:type="dxa"/>
+              <w:left w:w="140" w:type="dxa"/>
+              <w:right w:w="140" w:type="dxa"/>
             </w:tcMar>
             <w:tcBorders>
               <w:top w:val="none"/>
@@ -4297,8 +4318,8 @@
             <w:r>
               <w:rPr>
                 <w:rFonts w:ascii="Arial" w:hAnsi="Arial"/>
-                <w:color w:val="1F2937"/>
-                <w:sz w:val="19"/>
+                <w:color w:val="1E293B"/>
+                <w:sz w:val="18"/>
               </w:rPr>
               <w:t>Hardcoded API Secret Credential</w:t>
             </w:r>
@@ -4306,13 +4327,13 @@
         </w:tc>
         <w:tc>
           <w:tcPr>
-            <w:tcW w:type="dxa" w:w="2880"/>
+            <w:tcW w:type="dxa" w:w="3600"/>
             <w:shd w:fill="F8FAFC"/>
             <w:tcMar>
-              <w:top w:w="140" w:type="dxa"/>
-              <w:bottom w:w="140" w:type="dxa"/>
-              <w:left w:w="180" w:type="dxa"/>
-              <w:right w:w="180" w:type="dxa"/>
+              <w:top w:w="100" w:type="dxa"/>
+              <w:bottom w:w="100" w:type="dxa"/>
+              <w:left w:w="140" w:type="dxa"/>
+              <w:right w:w="140" w:type="dxa"/>
             </w:tcMar>
             <w:tcBorders>
               <w:top w:val="none"/>
@@ -4329,10 +4350,10 @@
             <w:r>
               <w:rPr>
                 <w:rFonts w:ascii="Arial" w:hAnsi="Arial"/>
-                <w:color w:val="1F2937"/>
-                <w:sz w:val="19"/>
+                <w:color w:val="1E293B"/>
+                <w:sz w:val="18"/>
               </w:rPr>
-              <w:t>app.py:18 — AWS_SECRET_KEY = 'AKIAIOSFODNN...'</w:t>
+              <w:t>app.py:18 — AWS_ACCESS_KEY committed directly in source code.</w:t>
             </w:r>
           </w:p>
         </w:tc>
@@ -4340,13 +4361,13 @@
       <w:tr>
         <w:tc>
           <w:tcPr>
-            <w:tcW w:type="dxa" w:w="1152"/>
+            <w:tcW w:type="dxa" w:w="864"/>
             <w:shd w:fill="FFFFFF"/>
             <w:tcMar>
-              <w:top w:w="140" w:type="dxa"/>
-              <w:bottom w:w="140" w:type="dxa"/>
-              <w:left w:w="180" w:type="dxa"/>
-              <w:right w:w="180" w:type="dxa"/>
+              <w:top w:w="100" w:type="dxa"/>
+              <w:bottom w:w="100" w:type="dxa"/>
+              <w:left w:w="140" w:type="dxa"/>
+              <w:right w:w="140" w:type="dxa"/>
             </w:tcMar>
             <w:tcBorders>
               <w:top w:val="none"/>
@@ -4364,8 +4385,8 @@
               <w:rPr>
                 <w:rFonts w:ascii="Arial" w:hAnsi="Arial"/>
                 <w:b/>
-                <w:color w:val="1F2937"/>
-                <w:sz w:val="19"/>
+                <w:color w:val="1E293B"/>
+                <w:sz w:val="18"/>
               </w:rPr>
               <w:t>5</w:t>
             </w:r>
@@ -4373,13 +4394,13 @@
         </w:tc>
         <w:tc>
           <w:tcPr>
-            <w:tcW w:type="dxa" w:w="2160"/>
+            <w:tcW w:type="dxa" w:w="1728"/>
             <w:shd w:fill="FFFFFF"/>
             <w:tcMar>
-              <w:top w:w="140" w:type="dxa"/>
-              <w:bottom w:w="140" w:type="dxa"/>
-              <w:left w:w="180" w:type="dxa"/>
-              <w:right w:w="180" w:type="dxa"/>
+              <w:top w:w="100" w:type="dxa"/>
+              <w:bottom w:w="100" w:type="dxa"/>
+              <w:left w:w="140" w:type="dxa"/>
+              <w:right w:w="140" w:type="dxa"/>
             </w:tcMar>
             <w:tcBorders>
               <w:top w:val="none"/>
@@ -4396,10 +4417,10 @@
             <w:r>
               <w:rPr>
                 <w:rFonts w:ascii="Arial" w:hAnsi="Arial"/>
-                <w:color w:val="1F2937"/>
-                <w:sz w:val="19"/>
+                <w:color w:val="1E293B"/>
+                <w:sz w:val="18"/>
               </w:rPr>
-              <w:t>🟡 Medium</w:t>
+              <w:t>Medium</w:t>
             </w:r>
           </w:p>
         </w:tc>
@@ -4408,10 +4429,10 @@
             <w:tcW w:type="dxa" w:w="3168"/>
             <w:shd w:fill="FFFFFF"/>
             <w:tcMar>
-              <w:top w:w="140" w:type="dxa"/>
-              <w:bottom w:w="140" w:type="dxa"/>
-              <w:left w:w="180" w:type="dxa"/>
-              <w:right w:w="180" w:type="dxa"/>
+              <w:top w:w="100" w:type="dxa"/>
+              <w:bottom w:w="100" w:type="dxa"/>
+              <w:left w:w="140" w:type="dxa"/>
+              <w:right w:w="140" w:type="dxa"/>
             </w:tcMar>
             <w:tcBorders>
               <w:top w:val="none"/>
@@ -4428,22 +4449,22 @@
             <w:r>
               <w:rPr>
                 <w:rFonts w:ascii="Arial" w:hAnsi="Arial"/>
-                <w:color w:val="1F2937"/>
-                <w:sz w:val="19"/>
+                <w:color w:val="1E293B"/>
+                <w:sz w:val="18"/>
               </w:rPr>
-              <w:t>Arbitrary File Path Traversal</w:t>
+              <w:t>Path Traversal (open)</w:t>
             </w:r>
           </w:p>
         </w:tc>
         <w:tc>
           <w:tcPr>
-            <w:tcW w:type="dxa" w:w="2880"/>
+            <w:tcW w:type="dxa" w:w="3600"/>
             <w:shd w:fill="FFFFFF"/>
             <w:tcMar>
-              <w:top w:w="140" w:type="dxa"/>
-              <w:bottom w:w="140" w:type="dxa"/>
-              <w:left w:w="180" w:type="dxa"/>
-              <w:right w:w="180" w:type="dxa"/>
+              <w:top w:w="100" w:type="dxa"/>
+              <w:bottom w:w="100" w:type="dxa"/>
+              <w:left w:w="140" w:type="dxa"/>
+              <w:right w:w="140" w:type="dxa"/>
             </w:tcMar>
             <w:tcBorders>
               <w:top w:val="none"/>
@@ -4460,10 +4481,10 @@
             <w:r>
               <w:rPr>
                 <w:rFonts w:ascii="Arial" w:hAnsi="Arial"/>
-                <w:color w:val="1F2937"/>
-                <w:sz w:val="19"/>
+                <w:color w:val="1E293B"/>
+                <w:sz w:val="18"/>
               </w:rPr>
-              <w:t>app.py:30 — open(f'uploads/{user_path}')</w:t>
+              <w:t>app.py:30 — open(f'uploads/{user_path}') allows ../ directory traversal.</w:t>
             </w:r>
           </w:p>
         </w:tc>
@@ -4471,13 +4492,13 @@
       <w:tr>
         <w:tc>
           <w:tcPr>
-            <w:tcW w:type="dxa" w:w="1152"/>
+            <w:tcW w:type="dxa" w:w="864"/>
             <w:shd w:fill="F8FAFC"/>
             <w:tcMar>
-              <w:top w:w="140" w:type="dxa"/>
-              <w:bottom w:w="140" w:type="dxa"/>
-              <w:left w:w="180" w:type="dxa"/>
-              <w:right w:w="180" w:type="dxa"/>
+              <w:top w:w="100" w:type="dxa"/>
+              <w:bottom w:w="100" w:type="dxa"/>
+              <w:left w:w="140" w:type="dxa"/>
+              <w:right w:w="140" w:type="dxa"/>
             </w:tcMar>
             <w:tcBorders>
               <w:top w:val="none"/>
@@ -4495,8 +4516,8 @@
               <w:rPr>
                 <w:rFonts w:ascii="Arial" w:hAnsi="Arial"/>
                 <w:b/>
-                <w:color w:val="1F2937"/>
-                <w:sz w:val="19"/>
+                <w:color w:val="1E293B"/>
+                <w:sz w:val="18"/>
               </w:rPr>
               <w:t>6</w:t>
             </w:r>
@@ -4504,13 +4525,13 @@
         </w:tc>
         <w:tc>
           <w:tcPr>
-            <w:tcW w:type="dxa" w:w="2160"/>
+            <w:tcW w:type="dxa" w:w="1728"/>
             <w:shd w:fill="F8FAFC"/>
             <w:tcMar>
-              <w:top w:w="140" w:type="dxa"/>
-              <w:bottom w:w="140" w:type="dxa"/>
-              <w:left w:w="180" w:type="dxa"/>
-              <w:right w:w="180" w:type="dxa"/>
+              <w:top w:w="100" w:type="dxa"/>
+              <w:bottom w:w="100" w:type="dxa"/>
+              <w:left w:w="140" w:type="dxa"/>
+              <w:right w:w="140" w:type="dxa"/>
             </w:tcMar>
             <w:tcBorders>
               <w:top w:val="none"/>
@@ -4527,10 +4548,10 @@
             <w:r>
               <w:rPr>
                 <w:rFonts w:ascii="Arial" w:hAnsi="Arial"/>
-                <w:color w:val="1F2937"/>
-                <w:sz w:val="19"/>
+                <w:color w:val="1E293B"/>
+                <w:sz w:val="18"/>
               </w:rPr>
-              <w:t>🟡 Medium</w:t>
+              <w:t>Medium</w:t>
             </w:r>
           </w:p>
         </w:tc>
@@ -4539,10 +4560,10 @@
             <w:tcW w:type="dxa" w:w="3168"/>
             <w:shd w:fill="F8FAFC"/>
             <w:tcMar>
-              <w:top w:w="140" w:type="dxa"/>
-              <w:bottom w:w="140" w:type="dxa"/>
-              <w:left w:w="180" w:type="dxa"/>
-              <w:right w:w="180" w:type="dxa"/>
+              <w:top w:w="100" w:type="dxa"/>
+              <w:bottom w:w="100" w:type="dxa"/>
+              <w:left w:w="140" w:type="dxa"/>
+              <w:right w:w="140" w:type="dxa"/>
             </w:tcMar>
             <w:tcBorders>
               <w:top w:val="none"/>
@@ -4559,22 +4580,22 @@
             <w:r>
               <w:rPr>
                 <w:rFonts w:ascii="Arial" w:hAnsi="Arial"/>
-                <w:color w:val="1F2937"/>
-                <w:sz w:val="19"/>
+                <w:color w:val="1E293B"/>
+                <w:sz w:val="18"/>
               </w:rPr>
-              <w:t>Arbitrary File Path Traversal</w:t>
+              <w:t>Path Traversal (open)</w:t>
             </w:r>
           </w:p>
         </w:tc>
         <w:tc>
           <w:tcPr>
-            <w:tcW w:type="dxa" w:w="2880"/>
+            <w:tcW w:type="dxa" w:w="3600"/>
             <w:shd w:fill="F8FAFC"/>
             <w:tcMar>
-              <w:top w:w="140" w:type="dxa"/>
-              <w:bottom w:w="140" w:type="dxa"/>
-              <w:left w:w="180" w:type="dxa"/>
-              <w:right w:w="180" w:type="dxa"/>
+              <w:top w:w="100" w:type="dxa"/>
+              <w:bottom w:w="100" w:type="dxa"/>
+              <w:left w:w="140" w:type="dxa"/>
+              <w:right w:w="140" w:type="dxa"/>
             </w:tcMar>
             <w:tcBorders>
               <w:top w:val="none"/>
@@ -4591,10 +4612,10 @@
             <w:r>
               <w:rPr>
                 <w:rFonts w:ascii="Arial" w:hAnsi="Arial"/>
-                <w:color w:val="1F2937"/>
-                <w:sz w:val="19"/>
+                <w:color w:val="1E293B"/>
+                <w:sz w:val="18"/>
               </w:rPr>
-              <w:t>app.py:106 — open(target_doc_path, 'r')</w:t>
+              <w:t>app.py:106 — open(doc_path) accesses files outside authorized base root.</w:t>
             </w:r>
           </w:p>
         </w:tc>
@@ -4602,44 +4623,49 @@
     </w:tbl>
     <w:p>
       <w:pPr>
+        <w:spacing w:before="120"/>
+      </w:pPr>
+    </w:p>
+    <w:p>
+      <w:pPr>
         <w:keepNext/>
-        <w:spacing w:before="280" w:after="80"/>
+        <w:spacing w:before="240" w:after="80"/>
       </w:pPr>
       <w:r>
         <w:rPr>
           <w:rFonts w:ascii="Arial" w:hAnsi="Arial"/>
           <w:b/>
-          <w:color w:val="3B82F6"/>
-          <w:sz w:val="25"/>
+          <w:color w:val="334155"/>
+          <w:sz w:val="23"/>
         </w:rPr>
         <w:t>5.2 Live Scan Output: GitHub Actions Step Summary</w:t>
       </w:r>
     </w:p>
     <w:p>
       <w:pPr>
-        <w:spacing w:before="0" w:after="120" w:line="288" w:lineRule="auto"/>
+        <w:spacing w:before="0" w:after="120" w:line="276" w:lineRule="auto"/>
       </w:pPr>
       <w:r>
         <w:rPr>
           <w:rFonts w:ascii="Arial" w:hAnsi="Arial"/>
-          <w:color w:val="1F2937"/>
-          <w:sz w:val="20"/>
+          <w:color w:val="1E293B"/>
+          <w:sz w:val="19"/>
         </w:rPr>
-        <w:t>Upon pushing to the repository, SecureCode executed in 27 seconds, automatically generating the following executive markdown dashboard directly inside GitHub's Actions Summary:</w:t>
+        <w:t>When triggered on GitHub Actions, the workflow ran in 27 seconds. SecureCode parsed all six findings and formatted the following executive review directly inside the Actions Summary page:</w:t>
       </w:r>
     </w:p>
     <w:p>
       <w:pPr>
-        <w:spacing w:before="160" w:after="40"/>
+        <w:spacing w:before="120" w:after="40"/>
       </w:pPr>
       <w:r>
         <w:rPr>
           <w:rFonts w:ascii="Arial" w:hAnsi="Arial"/>
           <w:i/>
           <w:color w:val="64748B"/>
-          <w:sz w:val="18"/>
+          <w:sz w:val="17"/>
         </w:rPr>
-        <w:t>Code Listing: Sample Output from GitHub Actions Step Summary</w:t>
+        <w:t>Sample Output Generated in GitHub Actions Step Summary</w:t>
       </w:r>
     </w:p>
     <w:tbl>
@@ -4655,63 +4681,65 @@
         <w:tc>
           <w:tcPr>
             <w:tcW w:type="dxa" w:w="9360"/>
-            <w:shd w:fill="F8FAFC"/>
+            <w:shd w:fill="F1F5F9"/>
             <w:tcMar>
-              <w:top w:w="140" w:type="dxa"/>
-              <w:bottom w:w="140" w:type="dxa"/>
-              <w:left w:w="180" w:type="dxa"/>
-              <w:right w:w="180" w:type="dxa"/>
+              <w:top w:w="100" w:type="dxa"/>
+              <w:bottom w:w="100" w:type="dxa"/>
+              <w:left w:w="140" w:type="dxa"/>
+              <w:right w:w="140" w:type="dxa"/>
             </w:tcMar>
             <w:tcBorders>
-              <w:top w:val="single" w:sz="8" w:space="0" w:color="E2E8F0"/>
-              <w:bottom w:val="single" w:sz="8" w:space="0" w:color="E2E8F0"/>
-              <w:left w:val="single" w:sz="8" w:space="0" w:color="E2E8F0"/>
-              <w:right w:val="single" w:sz="8" w:space="0" w:color="E2E8F0"/>
+              <w:top w:val="single" w:sz="4" w:space="0" w:color="CBD5E1"/>
+              <w:bottom w:val="single" w:sz="4" w:space="0" w:color="CBD5E1"/>
+              <w:left w:val="single" w:sz="4" w:space="0" w:color="CBD5E1"/>
+              <w:right w:val="single" w:sz="4" w:space="0" w:color="CBD5E1"/>
             </w:tcBorders>
           </w:tcPr>
           <w:p>
             <w:pPr>
-              <w:spacing w:before="0" w:after="0" w:line="276" w:lineRule="auto"/>
+              <w:spacing w:before="0" w:after="0"/>
             </w:pPr>
             <w:r>
               <w:rPr>
                 <w:rFonts w:ascii="Consolas" w:hAnsi="Consolas"/>
                 <w:color w:val="1E293B"/>
-                <w:sz w:val="17"/>
+                <w:sz w:val="16"/>
               </w:rPr>
-              <w:t># 🛡️ SecureCode Security Audit Report</w:t>
+              <w:t>SecureCode Security Audit Report</w:t>
               <w:br/>
-              <w:t>&gt; Project: TestingSecureCode | Scan ID: CLI-20261021... | Status: ❌ Policy Blocked</w:t>
+              <w:t>Project: TestingSecureCode | Scan ID: CLI-20261021123255 | Status: Policy Blocked (fail-on: high)</w:t>
               <w:br/>
               <w:br/>
-              <w:t>### 📊 Security Posture Matrix</w:t>
+              <w:t>Security Posture Matrix</w:t>
               <w:br/>
-              <w:t>| Severity Level | Count | Risk Rating | Status |</w:t>
+              <w:t>---------------------------------------------------------------------------</w:t>
               <w:br/>
-              <w:t>| :--- | :---: | :--- | :--- |</w:t>
+              <w:t>Critical: 2 findings (Remote Code Execution / Host Compromise) - [Blocker]</w:t>
               <w:br/>
-              <w:t>| 🔴 Critical | 2 | Remote Code Execution / Host Compromise | ❌ Blocker |</w:t>
+              <w:t>High:     2 findings (Direct Exploitation / Exposed Secrets)   - [Blocker]</w:t>
               <w:br/>
-              <w:t>| 🟠 High | 2 | Direct Exploitation / Exposed Secrets | ❌ Blocker |</w:t>
+              <w:t>Medium:   2 findings (Path Traversal / Injection Vectors)      - [Review]</w:t>
               <w:br/>
-              <w:t>| 🟡 Medium | 2 | Path Traversal / Injection Vectors | ⚠️ Review |</w:t>
+              <w:t>Low:      0 findings (Configuration Hardening)                 - [Clean]</w:t>
               <w:br/>
-              <w:t>| 🔵 Low | 0 | Cryptographic Hardening | ✅ Clean |</w:t>
+              <w:t>---------------------------------------------------------------------------</w:t>
               <w:br/>
               <w:br/>
-              <w:t>1. 🔴 [CRITICAL] Command Injection via Shell (os.system) — app.py:117</w:t>
+              <w:t>1. [Critical] Command Injection via Shell (os.system) — app.py:117</w:t>
               <w:br/>
               <w:t xml:space="preserve">   - Location: app.py (Line 117)</w:t>
               <w:br/>
-              <w:t xml:space="preserve">   - Analysis Engine: 🤖 Live AI (Groq gpt-oss-120b)</w:t>
+              <w:t xml:space="preserve">   - Analysis Engine: Live AI (Groq gpt-oss-120b)</w:t>
               <w:br/>
-              <w:t xml:space="preserve">   - Why It Matters: User input is passed directly to the OS shell without escaping.</w:t>
+              <w:t xml:space="preserve">   - Why It Matters: User input is passed directly to the operating system shell.</w:t>
               <w:br/>
-              <w:t xml:space="preserve">   - Attack Scenario: Attacker inputs '127.0.0.1; cat /etc/shadow' to steal credentials.</w:t>
+              <w:t xml:space="preserve">   - Attack Scenario: Attacker passes '127.0.0.1; cat /etc/passwd' to exfiltrate system accounts.</w:t>
               <w:br/>
               <w:t xml:space="preserve">   - Suggested Remediation Diff:</w:t>
               <w:br/>
-              <w:t xml:space="preserve">     - os.system(f'ping -c 1 {target_ip}')</w:t>
+              <w:t xml:space="preserve">     - command = f'ping -c 1 {target_ip}'</w:t>
+              <w:br/>
+              <w:t xml:space="preserve">     - os.system(command)</w:t>
               <w:br/>
               <w:t xml:space="preserve">     + subprocess.run(['ping', '-c', '1', target_ip], capture_output=True, shell=False)</w:t>
             </w:r>
@@ -4721,49 +4749,49 @@
     </w:tbl>
     <w:p>
       <w:pPr>
-        <w:spacing w:before="0" w:after="120"/>
+        <w:spacing w:before="0" w:after="80"/>
       </w:pPr>
     </w:p>
     <w:p>
       <w:pPr>
         <w:keepNext/>
-        <w:spacing w:before="280" w:after="80"/>
+        <w:spacing w:before="240" w:after="80"/>
       </w:pPr>
       <w:r>
         <w:rPr>
           <w:rFonts w:ascii="Arial" w:hAnsi="Arial"/>
           <w:b/>
-          <w:color w:val="3B82F6"/>
-          <w:sz w:val="25"/>
+          <w:color w:val="334155"/>
+          <w:sz w:val="23"/>
         </w:rPr>
-        <w:t>5.3 Instant 1-Click Remediation: remediation.patch</w:t>
+        <w:t>5.3 Applying the Generated Git Patch</w:t>
       </w:r>
     </w:p>
     <w:p>
       <w:pPr>
-        <w:spacing w:before="0" w:after="120" w:line="288" w:lineRule="auto"/>
+        <w:spacing w:before="0" w:after="120" w:line="276" w:lineRule="auto"/>
       </w:pPr>
       <w:r>
         <w:rPr>
           <w:rFonts w:ascii="Arial" w:hAnsi="Arial"/>
-          <w:color w:val="1F2937"/>
-          <w:sz w:val="20"/>
+          <w:color w:val="1E293B"/>
+          <w:sz w:val="19"/>
         </w:rPr>
-        <w:t>SecureCode compiled all 6 remediations into a downloadable artifact named 'remediation-patch'. A developer downloads the patch and executes a single Git command to resolve all findings simultaneously:</w:t>
+        <w:t>All six AI-generated diffs were compiled into a single downloadable artifact named 'remediation-patch'. A developer applies all fixes locally using standard Git commands:</w:t>
       </w:r>
     </w:p>
     <w:p>
       <w:pPr>
-        <w:spacing w:before="160" w:after="40"/>
+        <w:spacing w:before="120" w:after="40"/>
       </w:pPr>
       <w:r>
         <w:rPr>
           <w:rFonts w:ascii="Arial" w:hAnsi="Arial"/>
           <w:i/>
           <w:color w:val="64748B"/>
-          <w:sz w:val="18"/>
+          <w:sz w:val="17"/>
         </w:rPr>
-        <w:t>Code Listing: 1-Click Git Remediation Command</w:t>
+        <w:t>Terminal Workflow to Apply Remediation Patch</w:t>
       </w:r>
     </w:p>
     <w:tbl>
@@ -4779,31 +4807,31 @@
         <w:tc>
           <w:tcPr>
             <w:tcW w:type="dxa" w:w="9360"/>
-            <w:shd w:fill="F8FAFC"/>
+            <w:shd w:fill="F1F5F9"/>
             <w:tcMar>
-              <w:top w:w="140" w:type="dxa"/>
-              <w:bottom w:w="140" w:type="dxa"/>
-              <w:left w:w="180" w:type="dxa"/>
-              <w:right w:w="180" w:type="dxa"/>
+              <w:top w:w="100" w:type="dxa"/>
+              <w:bottom w:w="100" w:type="dxa"/>
+              <w:left w:w="140" w:type="dxa"/>
+              <w:right w:w="140" w:type="dxa"/>
             </w:tcMar>
             <w:tcBorders>
-              <w:top w:val="single" w:sz="8" w:space="0" w:color="E2E8F0"/>
-              <w:bottom w:val="single" w:sz="8" w:space="0" w:color="E2E8F0"/>
-              <w:left w:val="single" w:sz="8" w:space="0" w:color="E2E8F0"/>
-              <w:right w:val="single" w:sz="8" w:space="0" w:color="E2E8F0"/>
+              <w:top w:val="single" w:sz="4" w:space="0" w:color="CBD5E1"/>
+              <w:bottom w:val="single" w:sz="4" w:space="0" w:color="CBD5E1"/>
+              <w:left w:val="single" w:sz="4" w:space="0" w:color="CBD5E1"/>
+              <w:right w:val="single" w:sz="4" w:space="0" w:color="CBD5E1"/>
             </w:tcBorders>
           </w:tcPr>
           <w:p>
             <w:pPr>
-              <w:spacing w:before="0" w:after="0" w:line="276" w:lineRule="auto"/>
+              <w:spacing w:before="0" w:after="0"/>
             </w:pPr>
             <w:r>
               <w:rPr>
                 <w:rFonts w:ascii="Consolas" w:hAnsi="Consolas"/>
                 <w:color w:val="1E293B"/>
-                <w:sz w:val="17"/>
+                <w:sz w:val="16"/>
               </w:rPr>
-              <w:t># In the root of the project:</w:t>
+              <w:t># In the repository root directory:</w:t>
               <w:br/>
               <w:t>$ git apply remediation.patch</w:t>
               <w:br/>
@@ -4821,7 +4849,7 @@
     </w:tbl>
     <w:p>
       <w:pPr>
-        <w:spacing w:before="0" w:after="120"/>
+        <w:spacing w:before="0" w:after="80"/>
       </w:pPr>
     </w:p>
     <w:p>
@@ -4833,23 +4861,23 @@
         <w:rPr>
           <w:rFonts w:ascii="Arial" w:hAnsi="Arial"/>
           <w:b/>
-          <w:color w:val="1E3A8A"/>
-          <w:sz w:val="32"/>
+          <w:color w:val="1B365D"/>
+          <w:sz w:val="28"/>
         </w:rPr>
-        <w:t>6. Comparative Analysis &amp; Performance Metrics</w:t>
+        <w:t>6. Comparative Evaluation and Benchmarking</w:t>
       </w:r>
     </w:p>
     <w:p>
       <w:pPr>
-        <w:spacing w:before="0" w:after="120" w:line="288" w:lineRule="auto"/>
+        <w:spacing w:before="0" w:after="120" w:line="276" w:lineRule="auto"/>
       </w:pPr>
       <w:r>
         <w:rPr>
           <w:rFonts w:ascii="Arial" w:hAnsi="Arial"/>
-          <w:color w:val="1F2937"/>
-          <w:sz w:val="20"/>
+          <w:color w:val="1E293B"/>
+          <w:sz w:val="19"/>
         </w:rPr>
-        <w:t>To objectively benchmark SecureCode against established industry standards, we compared key features against SonarQube, Snyk, and GitHub CodeQL.</w:t>
+        <w:t>To evaluate SecureCode objectively, we compared its features, operational cost, and developer experience against three leading industry tools: SonarQube, Snyk, and GitHub CodeQL.</w:t>
       </w:r>
     </w:p>
     <w:tbl>
@@ -4868,13 +4896,13 @@
       <w:tr>
         <w:tc>
           <w:tcPr>
-            <w:tcW w:type="dxa" w:w="2592"/>
-            <w:shd w:fill="1E3A8A"/>
+            <w:tcW w:type="dxa" w:w="2448"/>
+            <w:shd w:fill="1B365D"/>
             <w:tcMar>
-              <w:top w:w="180" w:type="dxa"/>
-              <w:bottom w:w="180" w:type="dxa"/>
-              <w:left w:w="180" w:type="dxa"/>
-              <w:right w:w="180" w:type="dxa"/>
+              <w:top w:w="140" w:type="dxa"/>
+              <w:bottom w:w="140" w:type="dxa"/>
+              <w:left w:w="140" w:type="dxa"/>
+              <w:right w:w="140" w:type="dxa"/>
             </w:tcMar>
           </w:tcPr>
           <w:p>
@@ -4887,21 +4915,21 @@
                 <w:rFonts w:ascii="Arial" w:hAnsi="Arial"/>
                 <w:b/>
                 <w:color w:val="FFFFFF"/>
-                <w:sz w:val="20"/>
+                <w:sz w:val="19"/>
               </w:rPr>
-              <w:t>Feature / Metric</w:t>
+              <w:t>Evaluation Metric</w:t>
             </w:r>
           </w:p>
         </w:tc>
         <w:tc>
           <w:tcPr>
             <w:tcW w:type="dxa" w:w="1728"/>
-            <w:shd w:fill="1E3A8A"/>
+            <w:shd w:fill="1B365D"/>
             <w:tcMar>
-              <w:top w:w="180" w:type="dxa"/>
-              <w:bottom w:w="180" w:type="dxa"/>
-              <w:left w:w="180" w:type="dxa"/>
-              <w:right w:w="180" w:type="dxa"/>
+              <w:top w:w="140" w:type="dxa"/>
+              <w:bottom w:w="140" w:type="dxa"/>
+              <w:left w:w="140" w:type="dxa"/>
+              <w:right w:w="140" w:type="dxa"/>
             </w:tcMar>
           </w:tcPr>
           <w:p>
@@ -4914,7 +4942,7 @@
                 <w:rFonts w:ascii="Arial" w:hAnsi="Arial"/>
                 <w:b/>
                 <w:color w:val="FFFFFF"/>
-                <w:sz w:val="20"/>
+                <w:sz w:val="19"/>
               </w:rPr>
               <w:t>SecureCode</w:t>
             </w:r>
@@ -4922,13 +4950,13 @@
         </w:tc>
         <w:tc>
           <w:tcPr>
-            <w:tcW w:type="dxa" w:w="1584"/>
-            <w:shd w:fill="1E3A8A"/>
+            <w:tcW w:type="dxa" w:w="1728"/>
+            <w:shd w:fill="1B365D"/>
             <w:tcMar>
-              <w:top w:w="180" w:type="dxa"/>
-              <w:bottom w:w="180" w:type="dxa"/>
-              <w:left w:w="180" w:type="dxa"/>
-              <w:right w:w="180" w:type="dxa"/>
+              <w:top w:w="140" w:type="dxa"/>
+              <w:bottom w:w="140" w:type="dxa"/>
+              <w:left w:w="140" w:type="dxa"/>
+              <w:right w:w="140" w:type="dxa"/>
             </w:tcMar>
           </w:tcPr>
           <w:p>
@@ -4941,7 +4969,7 @@
                 <w:rFonts w:ascii="Arial" w:hAnsi="Arial"/>
                 <w:b/>
                 <w:color w:val="FFFFFF"/>
-                <w:sz w:val="20"/>
+                <w:sz w:val="19"/>
               </w:rPr>
               <w:t>SonarQube</w:t>
             </w:r>
@@ -4950,12 +4978,12 @@
         <w:tc>
           <w:tcPr>
             <w:tcW w:type="dxa" w:w="1728"/>
-            <w:shd w:fill="1E3A8A"/>
+            <w:shd w:fill="1B365D"/>
             <w:tcMar>
-              <w:top w:w="180" w:type="dxa"/>
-              <w:bottom w:w="180" w:type="dxa"/>
-              <w:left w:w="180" w:type="dxa"/>
-              <w:right w:w="180" w:type="dxa"/>
+              <w:top w:w="140" w:type="dxa"/>
+              <w:bottom w:w="140" w:type="dxa"/>
+              <w:left w:w="140" w:type="dxa"/>
+              <w:right w:w="140" w:type="dxa"/>
             </w:tcMar>
           </w:tcPr>
           <w:p>
@@ -4968,7 +4996,7 @@
                 <w:rFonts w:ascii="Arial" w:hAnsi="Arial"/>
                 <w:b/>
                 <w:color w:val="FFFFFF"/>
-                <w:sz w:val="20"/>
+                <w:sz w:val="19"/>
               </w:rPr>
               <w:t>Snyk</w:t>
             </w:r>
@@ -4977,12 +5005,12 @@
         <w:tc>
           <w:tcPr>
             <w:tcW w:type="dxa" w:w="1728"/>
-            <w:shd w:fill="1E3A8A"/>
+            <w:shd w:fill="1B365D"/>
             <w:tcMar>
-              <w:top w:w="180" w:type="dxa"/>
-              <w:bottom w:w="180" w:type="dxa"/>
-              <w:left w:w="180" w:type="dxa"/>
-              <w:right w:w="180" w:type="dxa"/>
+              <w:top w:w="140" w:type="dxa"/>
+              <w:bottom w:w="140" w:type="dxa"/>
+              <w:left w:w="140" w:type="dxa"/>
+              <w:right w:w="140" w:type="dxa"/>
             </w:tcMar>
           </w:tcPr>
           <w:p>
@@ -4995,7 +5023,7 @@
                 <w:rFonts w:ascii="Arial" w:hAnsi="Arial"/>
                 <w:b/>
                 <w:color w:val="FFFFFF"/>
-                <w:sz w:val="20"/>
+                <w:sz w:val="19"/>
               </w:rPr>
               <w:t>CodeQL</w:t>
             </w:r>
@@ -5165,13 +5193,13 @@
       <w:tr>
         <w:tc>
           <w:tcPr>
-            <w:tcW w:type="dxa" w:w="2592"/>
+            <w:tcW w:type="dxa" w:w="2448"/>
             <w:shd w:fill="FFFFFF"/>
             <w:tcMar>
-              <w:top w:w="140" w:type="dxa"/>
-              <w:bottom w:w="140" w:type="dxa"/>
-              <w:left w:w="180" w:type="dxa"/>
-              <w:right w:w="180" w:type="dxa"/>
+              <w:top w:w="100" w:type="dxa"/>
+              <w:bottom w:w="100" w:type="dxa"/>
+              <w:left w:w="140" w:type="dxa"/>
+              <w:right w:w="140" w:type="dxa"/>
             </w:tcMar>
             <w:tcBorders>
               <w:top w:val="none"/>
@@ -5189,8 +5217,8 @@
               <w:rPr>
                 <w:rFonts w:ascii="Arial" w:hAnsi="Arial"/>
                 <w:b/>
-                <w:color w:val="1F2937"/>
-                <w:sz w:val="19"/>
+                <w:color w:val="1E293B"/>
+                <w:sz w:val="18"/>
               </w:rPr>
               <w:t>Hosting Cost</w:t>
             </w:r>
@@ -5201,10 +5229,10 @@
             <w:tcW w:type="dxa" w:w="1728"/>
             <w:shd w:fill="FFFFFF"/>
             <w:tcMar>
-              <w:top w:w="140" w:type="dxa"/>
-              <w:bottom w:w="140" w:type="dxa"/>
-              <w:left w:w="180" w:type="dxa"/>
-              <w:right w:w="180" w:type="dxa"/>
+              <w:top w:w="100" w:type="dxa"/>
+              <w:bottom w:w="100" w:type="dxa"/>
+              <w:left w:w="140" w:type="dxa"/>
+              <w:right w:w="140" w:type="dxa"/>
             </w:tcMar>
             <w:tcBorders>
               <w:top w:val="none"/>
@@ -5221,8 +5249,8 @@
             <w:r>
               <w:rPr>
                 <w:rFonts w:ascii="Arial" w:hAnsi="Arial"/>
-                <w:color w:val="1F2937"/>
-                <w:sz w:val="19"/>
+                <w:color w:val="1E293B"/>
+                <w:sz w:val="18"/>
               </w:rPr>
               <w:t>$0 (Zero-Hosting)</w:t>
             </w:r>
@@ -5230,13 +5258,13 @@
         </w:tc>
         <w:tc>
           <w:tcPr>
-            <w:tcW w:type="dxa" w:w="1584"/>
+            <w:tcW w:type="dxa" w:w="1728"/>
             <w:shd w:fill="FFFFFF"/>
             <w:tcMar>
-              <w:top w:w="140" w:type="dxa"/>
-              <w:bottom w:w="140" w:type="dxa"/>
-              <w:left w:w="180" w:type="dxa"/>
-              <w:right w:w="180" w:type="dxa"/>
+              <w:top w:w="100" w:type="dxa"/>
+              <w:bottom w:w="100" w:type="dxa"/>
+              <w:left w:w="140" w:type="dxa"/>
+              <w:right w:w="140" w:type="dxa"/>
             </w:tcMar>
             <w:tcBorders>
               <w:top w:val="none"/>
@@ -5253,10 +5281,10 @@
             <w:r>
               <w:rPr>
                 <w:rFonts w:ascii="Arial" w:hAnsi="Arial"/>
-                <w:color w:val="1F2937"/>
-                <w:sz w:val="19"/>
+                <w:color w:val="1E293B"/>
+                <w:sz w:val="18"/>
               </w:rPr>
-              <w:t>$50 - $200/mo</w:t>
+              <w:t>$50 - $200/month</w:t>
             </w:r>
           </w:p>
         </w:tc>
@@ -5265,10 +5293,10 @@
             <w:tcW w:type="dxa" w:w="1728"/>
             <w:shd w:fill="FFFFFF"/>
             <w:tcMar>
-              <w:top w:w="140" w:type="dxa"/>
-              <w:bottom w:w="140" w:type="dxa"/>
-              <w:left w:w="180" w:type="dxa"/>
-              <w:right w:w="180" w:type="dxa"/>
+              <w:top w:w="100" w:type="dxa"/>
+              <w:bottom w:w="100" w:type="dxa"/>
+              <w:left w:w="140" w:type="dxa"/>
+              <w:right w:w="140" w:type="dxa"/>
             </w:tcMar>
             <w:tcBorders>
               <w:top w:val="none"/>
@@ -5285,8 +5313,8 @@
             <w:r>
               <w:rPr>
                 <w:rFonts w:ascii="Arial" w:hAnsi="Arial"/>
-                <w:color w:val="1F2937"/>
-                <w:sz w:val="19"/>
+                <w:color w:val="1E293B"/>
+                <w:sz w:val="18"/>
               </w:rPr>
               <w:t>SaaS Subscription</w:t>
             </w:r>
@@ -5297,10 +5325,10 @@
             <w:tcW w:type="dxa" w:w="1728"/>
             <w:shd w:fill="FFFFFF"/>
             <w:tcMar>
-              <w:top w:w="140" w:type="dxa"/>
-              <w:bottom w:w="140" w:type="dxa"/>
-              <w:left w:w="180" w:type="dxa"/>
-              <w:right w:w="180" w:type="dxa"/>
+              <w:top w:w="100" w:type="dxa"/>
+              <w:bottom w:w="100" w:type="dxa"/>
+              <w:left w:w="140" w:type="dxa"/>
+              <w:right w:w="140" w:type="dxa"/>
             </w:tcMar>
             <w:tcBorders>
               <w:top w:val="none"/>
@@ -5317,8 +5345,8 @@
             <w:r>
               <w:rPr>
                 <w:rFonts w:ascii="Arial" w:hAnsi="Arial"/>
-                <w:color w:val="1F2937"/>
-                <w:sz w:val="19"/>
+                <w:color w:val="1E293B"/>
+                <w:sz w:val="18"/>
               </w:rPr>
               <w:t>$0 (Public Repos)</w:t>
             </w:r>
@@ -5328,13 +5356,13 @@
       <w:tr>
         <w:tc>
           <w:tcPr>
-            <w:tcW w:type="dxa" w:w="2592"/>
+            <w:tcW w:type="dxa" w:w="2448"/>
             <w:shd w:fill="F8FAFC"/>
             <w:tcMar>
-              <w:top w:w="140" w:type="dxa"/>
-              <w:bottom w:w="140" w:type="dxa"/>
-              <w:left w:w="180" w:type="dxa"/>
-              <w:right w:w="180" w:type="dxa"/>
+              <w:top w:w="100" w:type="dxa"/>
+              <w:bottom w:w="100" w:type="dxa"/>
+              <w:left w:w="140" w:type="dxa"/>
+              <w:right w:w="140" w:type="dxa"/>
             </w:tcMar>
             <w:tcBorders>
               <w:top w:val="none"/>
@@ -5352,10 +5380,10 @@
               <w:rPr>
                 <w:rFonts w:ascii="Arial" w:hAnsi="Arial"/>
                 <w:b/>
-                <w:color w:val="1F2937"/>
-                <w:sz w:val="19"/>
+                <w:color w:val="1E293B"/>
+                <w:sz w:val="18"/>
               </w:rPr>
-              <w:t>Setup Complexity</w:t>
+              <w:t>Setup Effort</w:t>
             </w:r>
           </w:p>
         </w:tc>
@@ -5364,10 +5392,10 @@
             <w:tcW w:type="dxa" w:w="1728"/>
             <w:shd w:fill="F8FAFC"/>
             <w:tcMar>
-              <w:top w:w="140" w:type="dxa"/>
-              <w:bottom w:w="140" w:type="dxa"/>
-              <w:left w:w="180" w:type="dxa"/>
-              <w:right w:w="180" w:type="dxa"/>
+              <w:top w:w="100" w:type="dxa"/>
+              <w:bottom w:w="100" w:type="dxa"/>
+              <w:left w:w="140" w:type="dxa"/>
+              <w:right w:w="140" w:type="dxa"/>
             </w:tcMar>
             <w:tcBorders>
               <w:top w:val="none"/>
@@ -5384,8 +5412,8 @@
             <w:r>
               <w:rPr>
                 <w:rFonts w:ascii="Arial" w:hAnsi="Arial"/>
-                <w:color w:val="1F2937"/>
-                <w:sz w:val="19"/>
+                <w:color w:val="1E293B"/>
+                <w:sz w:val="18"/>
               </w:rPr>
               <w:t>1 YAML file (10 lines)</w:t>
             </w:r>
@@ -5393,13 +5421,13 @@
         </w:tc>
         <w:tc>
           <w:tcPr>
-            <w:tcW w:type="dxa" w:w="1584"/>
+            <w:tcW w:type="dxa" w:w="1728"/>
             <w:shd w:fill="F8FAFC"/>
             <w:tcMar>
-              <w:top w:w="140" w:type="dxa"/>
-              <w:bottom w:w="140" w:type="dxa"/>
-              <w:left w:w="180" w:type="dxa"/>
-              <w:right w:w="180" w:type="dxa"/>
+              <w:top w:w="100" w:type="dxa"/>
+              <w:bottom w:w="100" w:type="dxa"/>
+              <w:left w:w="140" w:type="dxa"/>
+              <w:right w:w="140" w:type="dxa"/>
             </w:tcMar>
             <w:tcBorders>
               <w:top w:val="none"/>
@@ -5416,8 +5444,8 @@
             <w:r>
               <w:rPr>
                 <w:rFonts w:ascii="Arial" w:hAnsi="Arial"/>
-                <w:color w:val="1F2937"/>
-                <w:sz w:val="19"/>
+                <w:color w:val="1E293B"/>
+                <w:sz w:val="18"/>
               </w:rPr>
               <w:t>Complex (DB + Server)</w:t>
             </w:r>
@@ -5428,10 +5456,10 @@
             <w:tcW w:type="dxa" w:w="1728"/>
             <w:shd w:fill="F8FAFC"/>
             <w:tcMar>
-              <w:top w:w="140" w:type="dxa"/>
-              <w:bottom w:w="140" w:type="dxa"/>
-              <w:left w:w="180" w:type="dxa"/>
-              <w:right w:w="180" w:type="dxa"/>
+              <w:top w:w="100" w:type="dxa"/>
+              <w:bottom w:w="100" w:type="dxa"/>
+              <w:left w:w="140" w:type="dxa"/>
+              <w:right w:w="140" w:type="dxa"/>
             </w:tcMar>
             <w:tcBorders>
               <w:top w:val="none"/>
@@ -5448,8 +5476,8 @@
             <w:r>
               <w:rPr>
                 <w:rFonts w:ascii="Arial" w:hAnsi="Arial"/>
-                <w:color w:val="1F2937"/>
-                <w:sz w:val="19"/>
+                <w:color w:val="1E293B"/>
+                <w:sz w:val="18"/>
               </w:rPr>
               <w:t>CLI / SaaS Token</w:t>
             </w:r>
@@ -5460,10 +5488,10 @@
             <w:tcW w:type="dxa" w:w="1728"/>
             <w:shd w:fill="F8FAFC"/>
             <w:tcMar>
-              <w:top w:w="140" w:type="dxa"/>
-              <w:bottom w:w="140" w:type="dxa"/>
-              <w:left w:w="180" w:type="dxa"/>
-              <w:right w:w="180" w:type="dxa"/>
+              <w:top w:w="100" w:type="dxa"/>
+              <w:bottom w:w="100" w:type="dxa"/>
+              <w:left w:w="140" w:type="dxa"/>
+              <w:right w:w="140" w:type="dxa"/>
             </w:tcMar>
             <w:tcBorders>
               <w:top w:val="none"/>
@@ -5480,10 +5508,10 @@
             <w:r>
               <w:rPr>
                 <w:rFonts w:ascii="Arial" w:hAnsi="Arial"/>
-                <w:color w:val="1F2937"/>
-                <w:sz w:val="19"/>
+                <w:color w:val="1E293B"/>
+                <w:sz w:val="18"/>
               </w:rPr>
-              <w:t>Complex Database Build</w:t>
+              <w:t>Complex Build Config</w:t>
             </w:r>
           </w:p>
         </w:tc>
@@ -5491,13 +5519,13 @@
       <w:tr>
         <w:tc>
           <w:tcPr>
-            <w:tcW w:type="dxa" w:w="2592"/>
+            <w:tcW w:type="dxa" w:w="2448"/>
             <w:shd w:fill="FFFFFF"/>
             <w:tcMar>
-              <w:top w:w="140" w:type="dxa"/>
-              <w:bottom w:w="140" w:type="dxa"/>
-              <w:left w:w="180" w:type="dxa"/>
-              <w:right w:w="180" w:type="dxa"/>
+              <w:top w:w="100" w:type="dxa"/>
+              <w:bottom w:w="100" w:type="dxa"/>
+              <w:left w:w="140" w:type="dxa"/>
+              <w:right w:w="140" w:type="dxa"/>
             </w:tcMar>
             <w:tcBorders>
               <w:top w:val="none"/>
@@ -5515,8 +5543,8 @@
               <w:rPr>
                 <w:rFonts w:ascii="Arial" w:hAnsi="Arial"/>
                 <w:b/>
-                <w:color w:val="1F2937"/>
-                <w:sz w:val="19"/>
+                <w:color w:val="1E293B"/>
+                <w:sz w:val="18"/>
               </w:rPr>
               <w:t>AI Attack Scenarios</w:t>
             </w:r>
@@ -5527,10 +5555,10 @@
             <w:tcW w:type="dxa" w:w="1728"/>
             <w:shd w:fill="FFFFFF"/>
             <w:tcMar>
-              <w:top w:w="140" w:type="dxa"/>
-              <w:bottom w:w="140" w:type="dxa"/>
-              <w:left w:w="180" w:type="dxa"/>
-              <w:right w:w="180" w:type="dxa"/>
+              <w:top w:w="100" w:type="dxa"/>
+              <w:bottom w:w="100" w:type="dxa"/>
+              <w:left w:w="140" w:type="dxa"/>
+              <w:right w:w="140" w:type="dxa"/>
             </w:tcMar>
             <w:tcBorders>
               <w:top w:val="none"/>
@@ -5547,22 +5575,22 @@
             <w:r>
               <w:rPr>
                 <w:rFonts w:ascii="Arial" w:hAnsi="Arial"/>
-                <w:color w:val="1F2937"/>
-                <w:sz w:val="19"/>
+                <w:color w:val="1E293B"/>
+                <w:sz w:val="18"/>
               </w:rPr>
-              <w:t>Yes (Live Groq LPU)</w:t>
+              <w:t>Yes (Groq LPU)</w:t>
             </w:r>
           </w:p>
         </w:tc>
         <w:tc>
           <w:tcPr>
-            <w:tcW w:type="dxa" w:w="1584"/>
+            <w:tcW w:type="dxa" w:w="1728"/>
             <w:shd w:fill="FFFFFF"/>
             <w:tcMar>
-              <w:top w:w="140" w:type="dxa"/>
-              <w:bottom w:w="140" w:type="dxa"/>
-              <w:left w:w="180" w:type="dxa"/>
-              <w:right w:w="180" w:type="dxa"/>
+              <w:top w:w="100" w:type="dxa"/>
+              <w:bottom w:w="100" w:type="dxa"/>
+              <w:left w:w="140" w:type="dxa"/>
+              <w:right w:w="140" w:type="dxa"/>
             </w:tcMar>
             <w:tcBorders>
               <w:top w:val="none"/>
@@ -5579,8 +5607,8 @@
             <w:r>
               <w:rPr>
                 <w:rFonts w:ascii="Arial" w:hAnsi="Arial"/>
-                <w:color w:val="1F2937"/>
-                <w:sz w:val="19"/>
+                <w:color w:val="1E293B"/>
+                <w:sz w:val="18"/>
               </w:rPr>
               <w:t>No</w:t>
             </w:r>
@@ -5591,10 +5619,10 @@
             <w:tcW w:type="dxa" w:w="1728"/>
             <w:shd w:fill="FFFFFF"/>
             <w:tcMar>
-              <w:top w:w="140" w:type="dxa"/>
-              <w:bottom w:w="140" w:type="dxa"/>
-              <w:left w:w="180" w:type="dxa"/>
-              <w:right w:w="180" w:type="dxa"/>
+              <w:top w:w="100" w:type="dxa"/>
+              <w:bottom w:w="100" w:type="dxa"/>
+              <w:left w:w="140" w:type="dxa"/>
+              <w:right w:w="140" w:type="dxa"/>
             </w:tcMar>
             <w:tcBorders>
               <w:top w:val="none"/>
@@ -5611,8 +5639,8 @@
             <w:r>
               <w:rPr>
                 <w:rFonts w:ascii="Arial" w:hAnsi="Arial"/>
-                <w:color w:val="1F2937"/>
-                <w:sz w:val="19"/>
+                <w:color w:val="1E293B"/>
+                <w:sz w:val="18"/>
               </w:rPr>
               <w:t>Basic Advice</w:t>
             </w:r>
@@ -5623,10 +5651,10 @@
             <w:tcW w:type="dxa" w:w="1728"/>
             <w:shd w:fill="FFFFFF"/>
             <w:tcMar>
-              <w:top w:w="140" w:type="dxa"/>
-              <w:bottom w:w="140" w:type="dxa"/>
-              <w:left w:w="180" w:type="dxa"/>
-              <w:right w:w="180" w:type="dxa"/>
+              <w:top w:w="100" w:type="dxa"/>
+              <w:bottom w:w="100" w:type="dxa"/>
+              <w:left w:w="140" w:type="dxa"/>
+              <w:right w:w="140" w:type="dxa"/>
             </w:tcMar>
             <w:tcBorders>
               <w:top w:val="none"/>
@@ -5643,8 +5671,8 @@
             <w:r>
               <w:rPr>
                 <w:rFonts w:ascii="Arial" w:hAnsi="Arial"/>
-                <w:color w:val="1F2937"/>
-                <w:sz w:val="19"/>
+                <w:color w:val="1E293B"/>
+                <w:sz w:val="18"/>
               </w:rPr>
               <w:t>No</w:t>
             </w:r>
@@ -5654,13 +5682,13 @@
       <w:tr>
         <w:tc>
           <w:tcPr>
-            <w:tcW w:type="dxa" w:w="2592"/>
+            <w:tcW w:type="dxa" w:w="2448"/>
             <w:shd w:fill="F8FAFC"/>
             <w:tcMar>
-              <w:top w:w="140" w:type="dxa"/>
-              <w:bottom w:w="140" w:type="dxa"/>
-              <w:left w:w="180" w:type="dxa"/>
-              <w:right w:w="180" w:type="dxa"/>
+              <w:top w:w="100" w:type="dxa"/>
+              <w:bottom w:w="100" w:type="dxa"/>
+              <w:left w:w="140" w:type="dxa"/>
+              <w:right w:w="140" w:type="dxa"/>
             </w:tcMar>
             <w:tcBorders>
               <w:top w:val="none"/>
@@ -5678,10 +5706,10 @@
               <w:rPr>
                 <w:rFonts w:ascii="Arial" w:hAnsi="Arial"/>
                 <w:b/>
-                <w:color w:val="1F2937"/>
-                <w:sz w:val="19"/>
+                <w:color w:val="1E293B"/>
+                <w:sz w:val="18"/>
               </w:rPr>
-              <w:t>Downloadable Git Patch</w:t>
+              <w:t>Downloadable Patch</w:t>
             </w:r>
           </w:p>
         </w:tc>
@@ -5690,10 +5718,10 @@
             <w:tcW w:type="dxa" w:w="1728"/>
             <w:shd w:fill="F8FAFC"/>
             <w:tcMar>
-              <w:top w:w="140" w:type="dxa"/>
-              <w:bottom w:w="140" w:type="dxa"/>
-              <w:left w:w="180" w:type="dxa"/>
-              <w:right w:w="180" w:type="dxa"/>
+              <w:top w:w="100" w:type="dxa"/>
+              <w:bottom w:w="100" w:type="dxa"/>
+              <w:left w:w="140" w:type="dxa"/>
+              <w:right w:w="140" w:type="dxa"/>
             </w:tcMar>
             <w:tcBorders>
               <w:top w:val="none"/>
@@ -5710,8 +5738,8 @@
             <w:r>
               <w:rPr>
                 <w:rFonts w:ascii="Arial" w:hAnsi="Arial"/>
-                <w:color w:val="1F2937"/>
-                <w:sz w:val="19"/>
+                <w:color w:val="1E293B"/>
+                <w:sz w:val="18"/>
               </w:rPr>
               <w:t>Yes (remediation.patch)</w:t>
             </w:r>
@@ -5719,13 +5747,13 @@
         </w:tc>
         <w:tc>
           <w:tcPr>
-            <w:tcW w:type="dxa" w:w="1584"/>
+            <w:tcW w:type="dxa" w:w="1728"/>
             <w:shd w:fill="F8FAFC"/>
             <w:tcMar>
-              <w:top w:w="140" w:type="dxa"/>
-              <w:bottom w:w="140" w:type="dxa"/>
-              <w:left w:w="180" w:type="dxa"/>
-              <w:right w:w="180" w:type="dxa"/>
+              <w:top w:w="100" w:type="dxa"/>
+              <w:bottom w:w="100" w:type="dxa"/>
+              <w:left w:w="140" w:type="dxa"/>
+              <w:right w:w="140" w:type="dxa"/>
             </w:tcMar>
             <w:tcBorders>
               <w:top w:val="none"/>
@@ -5742,8 +5770,8 @@
             <w:r>
               <w:rPr>
                 <w:rFonts w:ascii="Arial" w:hAnsi="Arial"/>
-                <w:color w:val="1F2937"/>
-                <w:sz w:val="19"/>
+                <w:color w:val="1E293B"/>
+                <w:sz w:val="18"/>
               </w:rPr>
               <w:t>No</w:t>
             </w:r>
@@ -5754,10 +5782,10 @@
             <w:tcW w:type="dxa" w:w="1728"/>
             <w:shd w:fill="F8FAFC"/>
             <w:tcMar>
-              <w:top w:w="140" w:type="dxa"/>
-              <w:bottom w:w="140" w:type="dxa"/>
-              <w:left w:w="180" w:type="dxa"/>
-              <w:right w:w="180" w:type="dxa"/>
+              <w:top w:w="100" w:type="dxa"/>
+              <w:bottom w:w="100" w:type="dxa"/>
+              <w:left w:w="140" w:type="dxa"/>
+              <w:right w:w="140" w:type="dxa"/>
             </w:tcMar>
             <w:tcBorders>
               <w:top w:val="none"/>
@@ -5774,8 +5802,8 @@
             <w:r>
               <w:rPr>
                 <w:rFonts w:ascii="Arial" w:hAnsi="Arial"/>
-                <w:color w:val="1F2937"/>
-                <w:sz w:val="19"/>
+                <w:color w:val="1E293B"/>
+                <w:sz w:val="18"/>
               </w:rPr>
               <w:t>PR Bot Only</w:t>
             </w:r>
@@ -5786,10 +5814,10 @@
             <w:tcW w:type="dxa" w:w="1728"/>
             <w:shd w:fill="F8FAFC"/>
             <w:tcMar>
-              <w:top w:w="140" w:type="dxa"/>
-              <w:bottom w:w="140" w:type="dxa"/>
-              <w:left w:w="180" w:type="dxa"/>
-              <w:right w:w="180" w:type="dxa"/>
+              <w:top w:w="100" w:type="dxa"/>
+              <w:bottom w:w="100" w:type="dxa"/>
+              <w:left w:w="140" w:type="dxa"/>
+              <w:right w:w="140" w:type="dxa"/>
             </w:tcMar>
             <w:tcBorders>
               <w:top w:val="none"/>
@@ -5806,8 +5834,8 @@
             <w:r>
               <w:rPr>
                 <w:rFonts w:ascii="Arial" w:hAnsi="Arial"/>
-                <w:color w:val="1F2937"/>
-                <w:sz w:val="19"/>
+                <w:color w:val="1E293B"/>
+                <w:sz w:val="18"/>
               </w:rPr>
               <w:t>No</w:t>
             </w:r>
@@ -5817,13 +5845,13 @@
       <w:tr>
         <w:tc>
           <w:tcPr>
-            <w:tcW w:type="dxa" w:w="2592"/>
+            <w:tcW w:type="dxa" w:w="2448"/>
             <w:shd w:fill="FFFFFF"/>
             <w:tcMar>
-              <w:top w:w="140" w:type="dxa"/>
-              <w:bottom w:w="140" w:type="dxa"/>
-              <w:left w:w="180" w:type="dxa"/>
-              <w:right w:w="180" w:type="dxa"/>
+              <w:top w:w="100" w:type="dxa"/>
+              <w:bottom w:w="100" w:type="dxa"/>
+              <w:left w:w="140" w:type="dxa"/>
+              <w:right w:w="140" w:type="dxa"/>
             </w:tcMar>
             <w:tcBorders>
               <w:top w:val="none"/>
@@ -5841,10 +5869,10 @@
               <w:rPr>
                 <w:rFonts w:ascii="Arial" w:hAnsi="Arial"/>
                 <w:b/>
-                <w:color w:val="1F2937"/>
-                <w:sz w:val="19"/>
+                <w:color w:val="1E293B"/>
+                <w:sz w:val="18"/>
               </w:rPr>
-              <w:t>Average Scan Duration</w:t>
+              <w:t>Average Runtime</w:t>
             </w:r>
           </w:p>
         </w:tc>
@@ -5853,10 +5881,10 @@
             <w:tcW w:type="dxa" w:w="1728"/>
             <w:shd w:fill="FFFFFF"/>
             <w:tcMar>
-              <w:top w:w="140" w:type="dxa"/>
-              <w:bottom w:w="140" w:type="dxa"/>
-              <w:left w:w="180" w:type="dxa"/>
-              <w:right w:w="180" w:type="dxa"/>
+              <w:top w:w="100" w:type="dxa"/>
+              <w:bottom w:w="100" w:type="dxa"/>
+              <w:left w:w="140" w:type="dxa"/>
+              <w:right w:w="140" w:type="dxa"/>
             </w:tcMar>
             <w:tcBorders>
               <w:top w:val="none"/>
@@ -5873,8 +5901,8 @@
             <w:r>
               <w:rPr>
                 <w:rFonts w:ascii="Arial" w:hAnsi="Arial"/>
-                <w:color w:val="1F2937"/>
-                <w:sz w:val="19"/>
+                <w:color w:val="1E293B"/>
+                <w:sz w:val="18"/>
               </w:rPr>
               <w:t>~25 - 30 seconds</w:t>
             </w:r>
@@ -5882,13 +5910,13 @@
         </w:tc>
         <w:tc>
           <w:tcPr>
-            <w:tcW w:type="dxa" w:w="1584"/>
+            <w:tcW w:type="dxa" w:w="1728"/>
             <w:shd w:fill="FFFFFF"/>
             <w:tcMar>
-              <w:top w:w="140" w:type="dxa"/>
-              <w:bottom w:w="140" w:type="dxa"/>
-              <w:left w:w="180" w:type="dxa"/>
-              <w:right w:w="180" w:type="dxa"/>
+              <w:top w:w="100" w:type="dxa"/>
+              <w:bottom w:w="100" w:type="dxa"/>
+              <w:left w:w="140" w:type="dxa"/>
+              <w:right w:w="140" w:type="dxa"/>
             </w:tcMar>
             <w:tcBorders>
               <w:top w:val="none"/>
@@ -5905,8 +5933,8 @@
             <w:r>
               <w:rPr>
                 <w:rFonts w:ascii="Arial" w:hAnsi="Arial"/>
-                <w:color w:val="1F2937"/>
-                <w:sz w:val="19"/>
+                <w:color w:val="1E293B"/>
+                <w:sz w:val="18"/>
               </w:rPr>
               <w:t>~2 - 5 minutes</w:t>
             </w:r>
@@ -5917,10 +5945,10 @@
             <w:tcW w:type="dxa" w:w="1728"/>
             <w:shd w:fill="FFFFFF"/>
             <w:tcMar>
-              <w:top w:w="140" w:type="dxa"/>
-              <w:bottom w:w="140" w:type="dxa"/>
-              <w:left w:w="180" w:type="dxa"/>
-              <w:right w:w="180" w:type="dxa"/>
+              <w:top w:w="100" w:type="dxa"/>
+              <w:bottom w:w="100" w:type="dxa"/>
+              <w:left w:w="140" w:type="dxa"/>
+              <w:right w:w="140" w:type="dxa"/>
             </w:tcMar>
             <w:tcBorders>
               <w:top w:val="none"/>
@@ -5937,8 +5965,8 @@
             <w:r>
               <w:rPr>
                 <w:rFonts w:ascii="Arial" w:hAnsi="Arial"/>
-                <w:color w:val="1F2937"/>
-                <w:sz w:val="19"/>
+                <w:color w:val="1E293B"/>
+                <w:sz w:val="18"/>
               </w:rPr>
               <w:t>~1 - 2 minutes</w:t>
             </w:r>
@@ -5949,10 +5977,10 @@
             <w:tcW w:type="dxa" w:w="1728"/>
             <w:shd w:fill="FFFFFF"/>
             <w:tcMar>
-              <w:top w:w="140" w:type="dxa"/>
-              <w:bottom w:w="140" w:type="dxa"/>
-              <w:left w:w="180" w:type="dxa"/>
-              <w:right w:w="180" w:type="dxa"/>
+              <w:top w:w="100" w:type="dxa"/>
+              <w:bottom w:w="100" w:type="dxa"/>
+              <w:left w:w="140" w:type="dxa"/>
+              <w:right w:w="140" w:type="dxa"/>
             </w:tcMar>
             <w:tcBorders>
               <w:top w:val="none"/>
@@ -5969,8 +5997,8 @@
             <w:r>
               <w:rPr>
                 <w:rFonts w:ascii="Arial" w:hAnsi="Arial"/>
-                <w:color w:val="1F2937"/>
-                <w:sz w:val="19"/>
+                <w:color w:val="1E293B"/>
+                <w:sz w:val="18"/>
               </w:rPr>
               <w:t>~3 - 8 minutes</w:t>
             </w:r>
@@ -5980,17 +6008,22 @@
     </w:tbl>
     <w:p>
       <w:pPr>
+        <w:spacing w:before="120"/>
+      </w:pPr>
+    </w:p>
+    <w:p>
+      <w:pPr>
         <w:keepNext/>
-        <w:spacing w:before="280" w:after="80"/>
+        <w:spacing w:before="240" w:after="80"/>
       </w:pPr>
       <w:r>
         <w:rPr>
           <w:rFonts w:ascii="Arial" w:hAnsi="Arial"/>
           <w:b/>
-          <w:color w:val="3B82F6"/>
-          <w:sz w:val="25"/>
+          <w:color w:val="334155"/>
+          <w:sz w:val="23"/>
         </w:rPr>
-        <w:t>6.1 Execution Latency Breakdown</w:t>
+        <w:t>6.1 Performance and Latency Breakdown</w:t>
       </w:r>
     </w:p>
     <w:p>
@@ -6002,18 +6035,18 @@
         <w:rPr>
           <w:rFonts w:ascii="Arial" w:hAnsi="Arial"/>
           <w:b/>
-          <w:color w:val="1F2937"/>
-          <w:sz w:val="20"/>
+          <w:color w:val="1E293B"/>
+          <w:sz w:val="19"/>
         </w:rPr>
-        <w:t xml:space="preserve">Gitleaks Secret Detection: </w:t>
+        <w:t xml:space="preserve">Gitleaks Binary Execution: </w:t>
       </w:r>
       <w:r>
         <w:rPr>
           <w:rFonts w:ascii="Arial" w:hAnsi="Arial"/>
-          <w:color w:val="1F2937"/>
-          <w:sz w:val="20"/>
+          <w:color w:val="1E293B"/>
+          <w:sz w:val="19"/>
         </w:rPr>
-        <w:t>1.1 seconds — Extremely fast compiled Go binary.</w:t>
+        <w:t>1.1 seconds — Fast compiled Go binary scanning local git buffers.</w:t>
       </w:r>
     </w:p>
     <w:p>
@@ -6025,18 +6058,18 @@
         <w:rPr>
           <w:rFonts w:ascii="Arial" w:hAnsi="Arial"/>
           <w:b/>
-          <w:color w:val="1F2937"/>
-          <w:sz w:val="20"/>
+          <w:color w:val="1E293B"/>
+          <w:sz w:val="19"/>
         </w:rPr>
         <w:t xml:space="preserve">Semgrep AST Static Analysis: </w:t>
       </w:r>
       <w:r>
         <w:rPr>
           <w:rFonts w:ascii="Arial" w:hAnsi="Arial"/>
-          <w:color w:val="1F2937"/>
-          <w:sz w:val="20"/>
+          <w:color w:val="1E293B"/>
+          <w:sz w:val="19"/>
         </w:rPr>
-        <w:t>4.2 seconds — Highly efficient rule matching excluding vendor directories.</w:t>
+        <w:t>4.2 seconds — Efficient rule evaluation across code syntax trees.</w:t>
       </w:r>
     </w:p>
     <w:p>
@@ -6048,18 +6081,18 @@
         <w:rPr>
           <w:rFonts w:ascii="Arial" w:hAnsi="Arial"/>
           <w:b/>
-          <w:color w:val="1F2937"/>
-          <w:sz w:val="20"/>
+          <w:color w:val="1E293B"/>
+          <w:sz w:val="19"/>
         </w:rPr>
         <w:t xml:space="preserve">Groq LPU AI Inference: </w:t>
       </w:r>
       <w:r>
         <w:rPr>
           <w:rFonts w:ascii="Arial" w:hAnsi="Arial"/>
-          <w:color w:val="1F2937"/>
-          <w:sz w:val="20"/>
+          <w:color w:val="1E293B"/>
+          <w:sz w:val="19"/>
         </w:rPr>
-        <w:t>1.2 seconds per finding — Ultra-fast inference powered by LPUs.</w:t>
+        <w:t>1.2 seconds per finding — Ultra-fast inference powered by Groq LPUs.</w:t>
       </w:r>
     </w:p>
     <w:p>
@@ -6071,18 +6104,18 @@
         <w:rPr>
           <w:rFonts w:ascii="Arial" w:hAnsi="Arial"/>
           <w:b/>
-          <w:color w:val="1F2937"/>
-          <w:sz w:val="20"/>
+          <w:color w:val="1E293B"/>
+          <w:sz w:val="19"/>
         </w:rPr>
-        <w:t xml:space="preserve">Artifact &amp; Report Export: </w:t>
+        <w:t xml:space="preserve">Artifact Compilation: </w:t>
       </w:r>
       <w:r>
         <w:rPr>
           <w:rFonts w:ascii="Arial" w:hAnsi="Arial"/>
-          <w:color w:val="1F2937"/>
-          <w:sz w:val="20"/>
+          <w:color w:val="1E293B"/>
+          <w:sz w:val="19"/>
         </w:rPr>
-        <w:t>0.4 seconds — File writing and SARIF compilation.</w:t>
+        <w:t>0.4 seconds — Assembling SARIF report and remediation.patch.</w:t>
       </w:r>
     </w:p>
     <w:p>
@@ -6094,18 +6127,18 @@
         <w:rPr>
           <w:rFonts w:ascii="Arial" w:hAnsi="Arial"/>
           <w:b/>
-          <w:color w:val="1F2937"/>
-          <w:sz w:val="20"/>
+          <w:color w:val="1E293B"/>
+          <w:sz w:val="19"/>
         </w:rPr>
-        <w:t xml:space="preserve">Total Workflow Execution: </w:t>
+        <w:t xml:space="preserve">Total Runner Execution: </w:t>
       </w:r>
       <w:r>
         <w:rPr>
           <w:rFonts w:ascii="Arial" w:hAnsi="Arial"/>
-          <w:color w:val="1F2937"/>
-          <w:sz w:val="20"/>
+          <w:color w:val="1E293B"/>
+          <w:sz w:val="19"/>
         </w:rPr>
-        <w:t>27.0 seconds total runner time from trigger to conclusion.</w:t>
+        <w:t>27.0 seconds total time from workflow trigger to completion.</w:t>
       </w:r>
     </w:p>
     <w:p>
@@ -6117,122 +6150,122 @@
         <w:rPr>
           <w:rFonts w:ascii="Arial" w:hAnsi="Arial"/>
           <w:b/>
-          <w:color w:val="1E3A8A"/>
-          <w:sz w:val="32"/>
+          <w:color w:val="1B365D"/>
+          <w:sz w:val="28"/>
         </w:rPr>
-        <w:t>7. Engineering Challenges &amp; Overcoming Them</w:t>
+        <w:t>7. Engineering Challenges and Practical Solutions</w:t>
       </w:r>
     </w:p>
     <w:p>
       <w:pPr>
         <w:keepNext/>
-        <w:spacing w:before="280" w:after="80"/>
+        <w:spacing w:before="240" w:after="80"/>
       </w:pPr>
       <w:r>
         <w:rPr>
           <w:rFonts w:ascii="Arial" w:hAnsi="Arial"/>
           <w:b/>
-          <w:color w:val="3B82F6"/>
-          <w:sz w:val="25"/>
+          <w:color w:val="334155"/>
+          <w:sz w:val="23"/>
         </w:rPr>
-        <w:t>7.1 Challenge 1: Composite Action Python Module Resolution</w:t>
+        <w:t>7.1 Challenge 1: Python Module Resolution in Composite Actions</w:t>
       </w:r>
     </w:p>
     <w:p>
       <w:pPr>
-        <w:spacing w:before="0" w:after="120" w:line="288" w:lineRule="auto"/>
+        <w:spacing w:before="0" w:after="120" w:line="276" w:lineRule="auto"/>
       </w:pPr>
       <w:r>
         <w:rPr>
           <w:rFonts w:ascii="Arial" w:hAnsi="Arial"/>
-          <w:color w:val="1F2937"/>
-          <w:sz w:val="20"/>
+          <w:color w:val="1E293B"/>
+          <w:sz w:val="19"/>
         </w:rPr>
-        <w:t>When running a composite GitHub Action, the working directory is the caller repository, not the action repository. Initial runs threw 'ModuleNotFoundError: No module named app'. We solved this by dynamically prepending the action's backend directory to sys.path in scan.py: backend_dir = Path(__file__).resolve().parent.parent; sys.path.insert(0, str(backend_dir)), ensuring flawless cross-repository invocation.</w:t>
+        <w:t>When executing a composite GitHub Action, the working directory is the caller's repository, not the action's source repository. Initial runs failed with 'ModuleNotFoundError: No module named app'. We resolved this by dynamically prepending the action's backend directory to sys.path at the very top of scan.py: backend_dir = Path(__file__).resolve().parent.parent; sys.path.insert(0, str(backend_dir)). This ensured that internal imports resolve reliably across any repository.</w:t>
       </w:r>
     </w:p>
     <w:p>
       <w:pPr>
         <w:keepNext/>
-        <w:spacing w:before="280" w:after="80"/>
+        <w:spacing w:before="240" w:after="80"/>
       </w:pPr>
       <w:r>
         <w:rPr>
           <w:rFonts w:ascii="Arial" w:hAnsi="Arial"/>
           <w:b/>
-          <w:color w:val="3B82F6"/>
-          <w:sz w:val="25"/>
+          <w:color w:val="334155"/>
+          <w:sz w:val="23"/>
         </w:rPr>
         <w:t>7.2 Challenge 2: OASIS SARIF Schema Incompatibility</w:t>
       </w:r>
     </w:p>
     <w:p>
       <w:pPr>
-        <w:spacing w:before="0" w:after="120" w:line="288" w:lineRule="auto"/>
+        <w:spacing w:before="0" w:after="120" w:line="276" w:lineRule="auto"/>
       </w:pPr>
       <w:r>
         <w:rPr>
           <w:rFonts w:ascii="Arial" w:hAnsi="Arial"/>
-          <w:color w:val="1F2937"/>
-          <w:sz w:val="20"/>
+          <w:color w:val="1E293B"/>
+          <w:sz w:val="19"/>
         </w:rPr>
-        <w:t>GitHub's CodeQL Action performs strict JSON schema validation. Initial attempts to include code fixes failed with: 'fixes[0] is not allowed to have additional property fileChanges; requires artifactChanges'. We restructured sarif_exporter.py to conform strictly to the OASIS SARIF v2.1.0 specification, wrapping replacements in 'artifactChanges', which enabled native GitHub security alerts.</w:t>
+        <w:t>GitHub's CodeQL action performs strict schema validation on uploaded SARIF files. Initial runs failed with: 'fixes[0] is not allowed to have additional property fileChanges; requires artifactChanges'. Research revealed that the OASIS SARIF v2.1.0 standard strictly designates 'artifactChanges' as the container for file replacements. We refactored sarif_exporter.py accordingly, achieving full compliance and enabling native alerts in GitHub's Security tab.</w:t>
       </w:r>
     </w:p>
     <w:p>
       <w:pPr>
         <w:keepNext/>
-        <w:spacing w:before="280" w:after="80"/>
+        <w:spacing w:before="240" w:after="80"/>
       </w:pPr>
       <w:r>
         <w:rPr>
           <w:rFonts w:ascii="Arial" w:hAnsi="Arial"/>
           <w:b/>
-          <w:color w:val="3B82F6"/>
-          <w:sz w:val="25"/>
+          <w:color w:val="334155"/>
+          <w:sz w:val="23"/>
         </w:rPr>
         <w:t>7.3 Challenge 3: Preserving Multi-Line Git Diffs in Markdown</w:t>
       </w:r>
     </w:p>
     <w:p>
       <w:pPr>
-        <w:spacing w:before="0" w:after="120" w:line="288" w:lineRule="auto"/>
+        <w:spacing w:before="0" w:after="120" w:line="276" w:lineRule="auto"/>
       </w:pPr>
       <w:r>
         <w:rPr>
           <w:rFonts w:ascii="Arial" w:hAnsi="Arial"/>
-          <w:color w:val="1F2937"/>
-          <w:sz w:val="20"/>
+          <w:color w:val="1E293B"/>
+          <w:sz w:val="19"/>
         </w:rPr>
-        <w:t>In GitHub Actions Step Summary, omitting blank lines immediately after HTML &lt;details&gt; tags caused the CommonMark parser to squash entire diff blocks onto a single illegible line. We re-engineered format_github_step_summary with explicit line break enforcement, clean tabular metadata, and auto-expanded High/Critical cards.</w:t>
+        <w:t>In GitHub Actions Step Summary, omitting blank lines immediately after HTML &lt;details&gt; and &lt;summary&gt; tags caused GitHub's CommonMark parser to collapse entire multi-line diff blocks into a single illegible line. We revised format_github_step_summary() to enforce proper whitespace separation and convert escaped newlines, ensuring clean multi-line code diff rendering.</w:t>
       </w:r>
     </w:p>
     <w:p>
       <w:pPr>
         <w:keepNext/>
-        <w:spacing w:before="280" w:after="80"/>
+        <w:spacing w:before="240" w:after="80"/>
       </w:pPr>
       <w:r>
         <w:rPr>
           <w:rFonts w:ascii="Arial" w:hAnsi="Arial"/>
           <w:b/>
-          <w:color w:val="3B82F6"/>
-          <w:sz w:val="25"/>
+          <w:color w:val="334155"/>
+          <w:sz w:val="23"/>
         </w:rPr>
-        <w:t>7.4 Challenge 4: Groq API Key Tiers and Model Discovery</w:t>
+        <w:t>7.4 Challenge 4: Groq Model Availability and Account Tiers</w:t>
       </w:r>
     </w:p>
     <w:p>
       <w:pPr>
-        <w:spacing w:before="0" w:after="120" w:line="288" w:lineRule="auto"/>
+        <w:spacing w:before="0" w:after="120" w:line="276" w:lineRule="auto"/>
       </w:pPr>
       <w:r>
         <w:rPr>
           <w:rFonts w:ascii="Arial" w:hAnsi="Arial"/>
-          <w:color w:val="1F2937"/>
-          <w:sz w:val="20"/>
+          <w:color w:val="1E293B"/>
+          <w:sz w:val="19"/>
         </w:rPr>
-        <w:t>Different Groq accounts have varying access to open models. Defaulting to Meta LLaMA caused rate-limit and access errors. We built check_groq_models.py to programmatically discover account models and integrated an autonomous model cascade defaulting to 'openai/gpt-oss-120b', which operates flawlessly with a 131k token context window.</w:t>
+        <w:t>Initial configurations attempted to call Meta LLaMA 3.3 models on Groq. However, different Groq accounts and geographical regions have varying model permissions, causing access and token-per-minute (TPM) errors. We built check_groq_models.py to programmatically query client.models.list(), benchmarking and discovering that 'openai/gpt-oss-120b' and 'openai/gpt-oss-20b' were active and provided 131,072 token context windows. We reconfigured the explainer to prioritize these models, backed by an autonomous multi-model fallback cascade.</w:t>
       </w:r>
     </w:p>
     <w:p>
@@ -6244,36 +6277,36 @@
         <w:rPr>
           <w:rFonts w:ascii="Arial" w:hAnsi="Arial"/>
           <w:b/>
-          <w:color w:val="1E3A8A"/>
-          <w:sz w:val="32"/>
+          <w:color w:val="1B365D"/>
+          <w:sz w:val="28"/>
         </w:rPr>
-        <w:t>8. Conclusion &amp; Future Roadmap</w:t>
+        <w:t>8. Conclusion and Future Roadmap</w:t>
       </w:r>
     </w:p>
     <w:p>
       <w:pPr>
-        <w:spacing w:before="0" w:after="120" w:line="288" w:lineRule="auto"/>
+        <w:spacing w:before="0" w:after="120" w:line="276" w:lineRule="auto"/>
       </w:pPr>
       <w:r>
         <w:rPr>
           <w:rFonts w:ascii="Arial" w:hAnsi="Arial"/>
-          <w:color w:val="1F2937"/>
-          <w:sz w:val="20"/>
+          <w:color w:val="1E293B"/>
+          <w:sz w:val="19"/>
         </w:rPr>
-        <w:t>SecureCode proves that enterprise-grade DevSecOps security does not require costly server infrastructure or frustrating developer workflows. By uniting AST static analysis, high-entropy secret detection, privacy-preserving redaction, and ultra-fast Groq LPU inference, SecureCode delivers instant security visibility and automated Git patch remediation directly where developers already work—inside GitHub Actions.</w:t>
+        <w:t>SecureCode demonstrates that robust DevSecOps security does not require costly cloud servers, complex database setups, or frustrating developer workflows. By uniting AST static analysis, high-entropy secret detection, privacy-preserving redaction, and fast Groq LPU inference, SecureCode delivers automated security reviews and actionable Git patches directly inside GitHub Actions with zero hosting costs.</w:t>
       </w:r>
     </w:p>
     <w:p>
       <w:pPr>
         <w:keepNext/>
-        <w:spacing w:before="280" w:after="80"/>
+        <w:spacing w:before="240" w:after="80"/>
       </w:pPr>
       <w:r>
         <w:rPr>
           <w:rFonts w:ascii="Arial" w:hAnsi="Arial"/>
           <w:b/>
-          <w:color w:val="3B82F6"/>
-          <w:sz w:val="25"/>
+          <w:color w:val="334155"/>
+          <w:sz w:val="23"/>
         </w:rPr>
         <w:t>8.1 Future Roadmap</w:t>
       </w:r>
@@ -6287,16 +6320,16 @@
         <w:rPr>
           <w:rFonts w:ascii="Arial" w:hAnsi="Arial"/>
           <w:b/>
-          <w:color w:val="1F2937"/>
-          <w:sz w:val="20"/>
+          <w:color w:val="1E293B"/>
+          <w:sz w:val="19"/>
         </w:rPr>
         <w:t xml:space="preserve">Multi-Language Expansion: </w:t>
       </w:r>
       <w:r>
         <w:rPr>
           <w:rFonts w:ascii="Arial" w:hAnsi="Arial"/>
-          <w:color w:val="1F2937"/>
-          <w:sz w:val="20"/>
+          <w:color w:val="1E293B"/>
+          <w:sz w:val="19"/>
         </w:rPr>
         <w:t>Extend bundled AST rules to JavaScript, TypeScript, Go, Java, and Rust.</w:t>
       </w:r>
@@ -6310,18 +6343,18 @@
         <w:rPr>
           <w:rFonts w:ascii="Arial" w:hAnsi="Arial"/>
           <w:b/>
-          <w:color w:val="1F2937"/>
-          <w:sz w:val="20"/>
+          <w:color w:val="1E293B"/>
+          <w:sz w:val="19"/>
         </w:rPr>
-        <w:t xml:space="preserve">Autonomous GitHub Pull Request Bot: </w:t>
+        <w:t xml:space="preserve">Automated Pull Request Bot: </w:t>
       </w:r>
       <w:r>
         <w:rPr>
           <w:rFonts w:ascii="Arial" w:hAnsi="Arial"/>
-          <w:color w:val="1F2937"/>
-          <w:sz w:val="20"/>
+          <w:color w:val="1E293B"/>
+          <w:sz w:val="19"/>
         </w:rPr>
-        <w:t>Automatically open PR branches containing the applied remediation patch, allowing developers to review and merge fixes with a single button click.</w:t>
+        <w:t>Build a bot to automatically create branch pull requests containing the applied remediation patch, allowing developers to merge fixes with one click.</w:t>
       </w:r>
     </w:p>
     <w:p>
@@ -6333,18 +6366,18 @@
         <w:rPr>
           <w:rFonts w:ascii="Arial" w:hAnsi="Arial"/>
           <w:b/>
-          <w:color w:val="1F2937"/>
-          <w:sz w:val="20"/>
+          <w:color w:val="1E293B"/>
+          <w:sz w:val="19"/>
         </w:rPr>
-        <w:t xml:space="preserve">VS Code IDE Extension: </w:t>
+        <w:t xml:space="preserve">IDE Extension: </w:t>
       </w:r>
       <w:r>
         <w:rPr>
           <w:rFonts w:ascii="Arial" w:hAnsi="Arial"/>
-          <w:color w:val="1F2937"/>
-          <w:sz w:val="20"/>
+          <w:color w:val="1E293B"/>
+          <w:sz w:val="19"/>
         </w:rPr>
-        <w:t>Bring SecureCode's deterministic and AI remediation engine directly into developer IDEs for pre-commit inline warnings.</w:t>
+        <w:t>Package the deterministic and AI remediation engines into a VS Code extension for inline security warnings before code is committed.</w:t>
       </w:r>
     </w:p>
     <w:sectPr>
@@ -6369,9 +6402,9 @@
       <w:rPr>
         <w:rFonts w:ascii="Arial" w:hAnsi="Arial"/>
         <w:color w:val="64748B"/>
-        <w:sz w:val="17"/>
-      </w:rPr>
-      <w:t>SecureCode Project Report | Confidential &amp; Academic Evaluation</w:t>
+        <w:sz w:val="16"/>
+      </w:rPr>
+      <w:t>SecureCode Project Report | Academic &amp; Technical Documentation</w:t>
     </w:r>
   </w:p>
 </w:ftr>
